--- a/work_with_docs/template.docx
+++ b/work_with_docs/template.docx
@@ -7,17 +7,64 @@
         <w:pStyle w:val="aa"/>
         <w:jc w:val="center"/>
       </w:pPr>
+      <w:proofErr w:type="spellStart"/>
       <w:r>
-        <w:t>Отчет о безопасности производственного объекта</w:t>
+        <w:t>Отчет</w:t>
       </w:r>
+      <w:proofErr w:type="spellEnd"/>
+      <w:r>
+        <w:t xml:space="preserve"> о </w:t>
+      </w:r>
+      <w:proofErr w:type="spellStart"/>
+      <w:r>
+        <w:t>безопасности</w:t>
+      </w:r>
+      <w:proofErr w:type="spellEnd"/>
+      <w:r>
+        <w:t xml:space="preserve"> </w:t>
+      </w:r>
+      <w:proofErr w:type="spellStart"/>
+      <w:r>
+        <w:t>производственного</w:t>
+      </w:r>
+      <w:proofErr w:type="spellEnd"/>
+      <w:r>
+        <w:t xml:space="preserve"> </w:t>
+      </w:r>
+      <w:proofErr w:type="spellStart"/>
+      <w:r>
+        <w:t>объекта</w:t>
+      </w:r>
+      <w:proofErr w:type="spellEnd"/>
     </w:p>
     <w:p>
       <w:pPr>
         <w:pStyle w:val="1"/>
       </w:pPr>
       <w:r>
-        <w:t>1. Информация об организации</w:t>
+        <w:t xml:space="preserve">1. </w:t>
       </w:r>
+      <w:proofErr w:type="spellStart"/>
+      <w:r>
+        <w:t>Информация</w:t>
+      </w:r>
+      <w:proofErr w:type="spellEnd"/>
+      <w:r>
+        <w:t xml:space="preserve"> </w:t>
+      </w:r>
+      <w:proofErr w:type="spellStart"/>
+      <w:r>
+        <w:t>об</w:t>
+      </w:r>
+      <w:proofErr w:type="spellEnd"/>
+      <w:r>
+        <w:t xml:space="preserve"> </w:t>
+      </w:r>
+      <w:proofErr w:type="spellStart"/>
+      <w:r>
+        <w:t>организации</w:t>
+      </w:r>
+      <w:proofErr w:type="spellEnd"/>
     </w:p>
     <w:tbl>
       <w:tblPr>
@@ -38,9 +85,19 @@
             <w:pPr>
               <w:spacing w:line="360" w:lineRule="auto"/>
             </w:pPr>
-            <w:r>
-              <w:t>Наименование организации</w:t>
-            </w:r>
+            <w:proofErr w:type="spellStart"/>
+            <w:r>
+              <w:t>Наименование</w:t>
+            </w:r>
+            <w:proofErr w:type="spellEnd"/>
+            <w:r>
+              <w:t xml:space="preserve"> </w:t>
+            </w:r>
+            <w:proofErr w:type="spellStart"/>
+            <w:r>
+              <w:t>организации</w:t>
+            </w:r>
+            <w:proofErr w:type="spellEnd"/>
           </w:p>
         </w:tc>
         <w:tc>
@@ -52,7 +109,15 @@
               <w:spacing w:line="360" w:lineRule="auto"/>
             </w:pPr>
             <w:r>
-              <w:t>{{ org_name }}</w:t>
+              <w:t xml:space="preserve">{{ </w:t>
+            </w:r>
+            <w:proofErr w:type="spellStart"/>
+            <w:r>
+              <w:t>org_name</w:t>
+            </w:r>
+            <w:proofErr w:type="spellEnd"/>
+            <w:r>
+              <w:t xml:space="preserve"> }}</w:t>
             </w:r>
           </w:p>
         </w:tc>
@@ -66,9 +131,19 @@
             <w:pPr>
               <w:spacing w:line="360" w:lineRule="auto"/>
             </w:pPr>
-            <w:r>
-              <w:t>Полное наименование</w:t>
-            </w:r>
+            <w:proofErr w:type="spellStart"/>
+            <w:r>
+              <w:t>Полное</w:t>
+            </w:r>
+            <w:proofErr w:type="spellEnd"/>
+            <w:r>
+              <w:t xml:space="preserve"> </w:t>
+            </w:r>
+            <w:proofErr w:type="spellStart"/>
+            <w:r>
+              <w:t>наименование</w:t>
+            </w:r>
+            <w:proofErr w:type="spellEnd"/>
           </w:p>
         </w:tc>
         <w:tc>
@@ -80,7 +155,15 @@
               <w:spacing w:line="360" w:lineRule="auto"/>
             </w:pPr>
             <w:r>
-              <w:t>{{ org_full_name }}</w:t>
+              <w:t xml:space="preserve">{{ </w:t>
+            </w:r>
+            <w:proofErr w:type="spellStart"/>
+            <w:r>
+              <w:t>org_full_name</w:t>
+            </w:r>
+            <w:proofErr w:type="spellEnd"/>
+            <w:r>
+              <w:t xml:space="preserve"> }}</w:t>
             </w:r>
           </w:p>
         </w:tc>
@@ -94,9 +177,19 @@
             <w:pPr>
               <w:spacing w:line="360" w:lineRule="auto"/>
             </w:pPr>
-            <w:r>
-              <w:t>Форма собственности</w:t>
-            </w:r>
+            <w:proofErr w:type="spellStart"/>
+            <w:r>
+              <w:t>Форма</w:t>
+            </w:r>
+            <w:proofErr w:type="spellEnd"/>
+            <w:r>
+              <w:t xml:space="preserve"> </w:t>
+            </w:r>
+            <w:proofErr w:type="spellStart"/>
+            <w:r>
+              <w:t>собственности</w:t>
+            </w:r>
+            <w:proofErr w:type="spellEnd"/>
           </w:p>
         </w:tc>
         <w:tc>
@@ -121,6 +214,7 @@
               </w:rPr>
               <w:t xml:space="preserve">{{ </w:t>
             </w:r>
+            <w:proofErr w:type="spellStart"/>
             <w:r>
               <w:rPr>
                 <w:rFonts w:ascii="Times New Roman" w:eastAsiaTheme="minorEastAsia" w:hAnsi="Times New Roman" w:cstheme="minorBidi"/>
@@ -139,6 +233,7 @@
               </w:rPr>
               <w:t>m</w:t>
             </w:r>
+            <w:proofErr w:type="spellEnd"/>
             <w:r>
               <w:rPr>
                 <w:b/>
@@ -162,9 +257,19 @@
             <w:pPr>
               <w:spacing w:line="360" w:lineRule="auto"/>
             </w:pPr>
-            <w:r>
-              <w:t>Должность руководителя</w:t>
-            </w:r>
+            <w:proofErr w:type="spellStart"/>
+            <w:r>
+              <w:t>Должность</w:t>
+            </w:r>
+            <w:proofErr w:type="spellEnd"/>
+            <w:r>
+              <w:t xml:space="preserve"> </w:t>
+            </w:r>
+            <w:proofErr w:type="spellStart"/>
+            <w:r>
+              <w:t>руководителя</w:t>
+            </w:r>
+            <w:proofErr w:type="spellEnd"/>
           </w:p>
         </w:tc>
         <w:tc>
@@ -178,9 +283,11 @@
             <w:r>
               <w:t xml:space="preserve">{{ </w:t>
             </w:r>
+            <w:proofErr w:type="spellStart"/>
             <w:r>
               <w:t>head_position</w:t>
             </w:r>
+            <w:proofErr w:type="spellEnd"/>
             <w:r>
               <w:t xml:space="preserve"> }}</w:t>
             </w:r>
@@ -197,8 +304,13 @@
               <w:spacing w:line="360" w:lineRule="auto"/>
             </w:pPr>
             <w:r>
-              <w:t>ФИО руководителя</w:t>
-            </w:r>
+              <w:t xml:space="preserve">ФИО </w:t>
+            </w:r>
+            <w:proofErr w:type="spellStart"/>
+            <w:r>
+              <w:t>руководителя</w:t>
+            </w:r>
+            <w:proofErr w:type="spellEnd"/>
           </w:p>
         </w:tc>
         <w:tc>
@@ -212,9 +324,11 @@
             <w:r>
               <w:t xml:space="preserve">{{ </w:t>
             </w:r>
+            <w:proofErr w:type="spellStart"/>
             <w:r>
               <w:t>head_name</w:t>
             </w:r>
+            <w:proofErr w:type="spellEnd"/>
             <w:r>
               <w:t xml:space="preserve"> </w:t>
             </w:r>
@@ -233,9 +347,19 @@
             <w:pPr>
               <w:spacing w:line="360" w:lineRule="auto"/>
             </w:pPr>
-            <w:r>
-              <w:t>Юридический адрес</w:t>
-            </w:r>
+            <w:proofErr w:type="spellStart"/>
+            <w:r>
+              <w:t>Юридический</w:t>
+            </w:r>
+            <w:proofErr w:type="spellEnd"/>
+            <w:r>
+              <w:t xml:space="preserve"> </w:t>
+            </w:r>
+            <w:proofErr w:type="spellStart"/>
+            <w:r>
+              <w:t>адрес</w:t>
+            </w:r>
+            <w:proofErr w:type="spellEnd"/>
           </w:p>
         </w:tc>
         <w:tc>
@@ -249,9 +373,11 @@
             <w:r>
               <w:t xml:space="preserve">{{ </w:t>
             </w:r>
+            <w:proofErr w:type="spellStart"/>
             <w:r>
               <w:t>legal_address</w:t>
             </w:r>
+            <w:proofErr w:type="spellEnd"/>
             <w:r>
               <w:t xml:space="preserve"> }}</w:t>
             </w:r>
@@ -267,9 +393,11 @@
             <w:pPr>
               <w:spacing w:line="360" w:lineRule="auto"/>
             </w:pPr>
+            <w:proofErr w:type="spellStart"/>
             <w:r>
               <w:t>Телефон</w:t>
             </w:r>
+            <w:proofErr w:type="spellEnd"/>
           </w:p>
         </w:tc>
         <w:tc>
@@ -329,9 +457,19 @@
             <w:pPr>
               <w:spacing w:line="360" w:lineRule="auto"/>
             </w:pPr>
-            <w:r>
-              <w:t>Номер лицензии</w:t>
-            </w:r>
+            <w:proofErr w:type="spellStart"/>
+            <w:r>
+              <w:t>Номер</w:t>
+            </w:r>
+            <w:proofErr w:type="spellEnd"/>
+            <w:r>
+              <w:t xml:space="preserve"> </w:t>
+            </w:r>
+            <w:proofErr w:type="spellStart"/>
+            <w:r>
+              <w:t>лицензии</w:t>
+            </w:r>
+            <w:proofErr w:type="spellEnd"/>
           </w:p>
         </w:tc>
         <w:tc>
@@ -343,7 +481,15 @@
               <w:spacing w:line="360" w:lineRule="auto"/>
             </w:pPr>
             <w:r>
-              <w:t>{{ license_number }}</w:t>
+              <w:t xml:space="preserve">{{ </w:t>
+            </w:r>
+            <w:proofErr w:type="spellStart"/>
+            <w:r>
+              <w:t>license_number</w:t>
+            </w:r>
+            <w:proofErr w:type="spellEnd"/>
+            <w:r>
+              <w:t xml:space="preserve"> }}</w:t>
             </w:r>
           </w:p>
         </w:tc>
@@ -357,9 +503,19 @@
             <w:pPr>
               <w:spacing w:line="360" w:lineRule="auto"/>
             </w:pPr>
-            <w:r>
-              <w:t>Дата лицензии</w:t>
-            </w:r>
+            <w:proofErr w:type="spellStart"/>
+            <w:r>
+              <w:t>Дата</w:t>
+            </w:r>
+            <w:proofErr w:type="spellEnd"/>
+            <w:r>
+              <w:t xml:space="preserve"> </w:t>
+            </w:r>
+            <w:proofErr w:type="spellStart"/>
+            <w:r>
+              <w:t>лицензии</w:t>
+            </w:r>
+            <w:proofErr w:type="spellEnd"/>
           </w:p>
         </w:tc>
         <w:tc>
@@ -371,7 +527,15 @@
               <w:spacing w:line="360" w:lineRule="auto"/>
             </w:pPr>
             <w:r>
-              <w:t>{{ license_date }}</w:t>
+              <w:t xml:space="preserve">{{ </w:t>
+            </w:r>
+            <w:proofErr w:type="spellStart"/>
+            <w:r>
+              <w:t>license_date</w:t>
+            </w:r>
+            <w:proofErr w:type="spellEnd"/>
+            <w:r>
+              <w:t xml:space="preserve"> }}</w:t>
             </w:r>
           </w:p>
         </w:tc>
@@ -385,9 +549,27 @@
             <w:pPr>
               <w:spacing w:line="360" w:lineRule="auto"/>
             </w:pPr>
-            <w:r>
-              <w:t>Система промышленной безопасности</w:t>
-            </w:r>
+            <w:proofErr w:type="spellStart"/>
+            <w:r>
+              <w:t>Система</w:t>
+            </w:r>
+            <w:proofErr w:type="spellEnd"/>
+            <w:r>
+              <w:t xml:space="preserve"> </w:t>
+            </w:r>
+            <w:proofErr w:type="spellStart"/>
+            <w:r>
+              <w:t>промышленной</w:t>
+            </w:r>
+            <w:proofErr w:type="spellEnd"/>
+            <w:r>
+              <w:t xml:space="preserve"> </w:t>
+            </w:r>
+            <w:proofErr w:type="spellStart"/>
+            <w:r>
+              <w:t>безопасности</w:t>
+            </w:r>
+            <w:proofErr w:type="spellEnd"/>
           </w:p>
         </w:tc>
         <w:tc>
@@ -401,9 +583,11 @@
             <w:r>
               <w:t xml:space="preserve">{{ </w:t>
             </w:r>
+            <w:proofErr w:type="spellStart"/>
             <w:r>
               <w:t>ind_safety_system</w:t>
             </w:r>
+            <w:proofErr w:type="spellEnd"/>
             <w:r>
               <w:t xml:space="preserve"> }}</w:t>
             </w:r>
@@ -419,9 +603,19 @@
             <w:pPr>
               <w:spacing w:line="360" w:lineRule="auto"/>
             </w:pPr>
-            <w:r>
-              <w:t>Производственный контроль</w:t>
-            </w:r>
+            <w:proofErr w:type="spellStart"/>
+            <w:r>
+              <w:t>Производственный</w:t>
+            </w:r>
+            <w:proofErr w:type="spellEnd"/>
+            <w:r>
+              <w:t xml:space="preserve"> </w:t>
+            </w:r>
+            <w:proofErr w:type="spellStart"/>
+            <w:r>
+              <w:t>контроль</w:t>
+            </w:r>
+            <w:proofErr w:type="spellEnd"/>
           </w:p>
         </w:tc>
         <w:tc>
@@ -433,7 +627,15 @@
               <w:spacing w:line="360" w:lineRule="auto"/>
             </w:pPr>
             <w:r>
-              <w:t>{{ prod_control }}</w:t>
+              <w:t xml:space="preserve">{{ </w:t>
+            </w:r>
+            <w:proofErr w:type="spellStart"/>
+            <w:r>
+              <w:t>prod_control</w:t>
+            </w:r>
+            <w:proofErr w:type="spellEnd"/>
+            <w:r>
+              <w:t xml:space="preserve"> }}</w:t>
             </w:r>
           </w:p>
         </w:tc>
@@ -447,9 +649,27 @@
             <w:pPr>
               <w:spacing w:line="360" w:lineRule="auto"/>
             </w:pPr>
-            <w:r>
-              <w:t>Порядок расследования аварий</w:t>
-            </w:r>
+            <w:proofErr w:type="spellStart"/>
+            <w:r>
+              <w:t>Порядок</w:t>
+            </w:r>
+            <w:proofErr w:type="spellEnd"/>
+            <w:r>
+              <w:t xml:space="preserve"> </w:t>
+            </w:r>
+            <w:proofErr w:type="spellStart"/>
+            <w:r>
+              <w:t>расследования</w:t>
+            </w:r>
+            <w:proofErr w:type="spellEnd"/>
+            <w:r>
+              <w:t xml:space="preserve"> </w:t>
+            </w:r>
+            <w:proofErr w:type="spellStart"/>
+            <w:r>
+              <w:t>аварий</w:t>
+            </w:r>
+            <w:proofErr w:type="spellEnd"/>
           </w:p>
         </w:tc>
         <w:tc>
@@ -463,9 +683,11 @@
             <w:r>
               <w:t xml:space="preserve">{{ </w:t>
             </w:r>
+            <w:proofErr w:type="spellStart"/>
             <w:r>
               <w:t>accident_investigation</w:t>
             </w:r>
+            <w:proofErr w:type="spellEnd"/>
             <w:r>
               <w:t xml:space="preserve"> }}</w:t>
             </w:r>
@@ -481,8 +703,13 @@
             <w:pPr>
               <w:spacing w:line="360" w:lineRule="auto"/>
             </w:pPr>
-            <w:r>
-              <w:t>Договор с АСФ</w:t>
+            <w:proofErr w:type="spellStart"/>
+            <w:r>
+              <w:t>Договор</w:t>
+            </w:r>
+            <w:proofErr w:type="spellEnd"/>
+            <w:r>
+              <w:t xml:space="preserve"> с АСФ</w:t>
             </w:r>
           </w:p>
         </w:tc>
@@ -497,9 +724,11 @@
             <w:r>
               <w:t xml:space="preserve">{{ </w:t>
             </w:r>
+            <w:proofErr w:type="spellStart"/>
             <w:r>
               <w:t>rescue_contract</w:t>
             </w:r>
+            <w:proofErr w:type="spellEnd"/>
             <w:r>
               <w:t xml:space="preserve"> </w:t>
             </w:r>
@@ -518,8 +747,13 @@
             <w:pPr>
               <w:spacing w:line="360" w:lineRule="auto"/>
             </w:pPr>
-            <w:r>
-              <w:t>Свидетельство АСФ</w:t>
+            <w:proofErr w:type="spellStart"/>
+            <w:r>
+              <w:t>Свидетельство</w:t>
+            </w:r>
+            <w:proofErr w:type="spellEnd"/>
+            <w:r>
+              <w:t xml:space="preserve"> АСФ</w:t>
             </w:r>
           </w:p>
         </w:tc>
@@ -534,11 +768,16 @@
             <w:r>
               <w:t xml:space="preserve">{{ </w:t>
             </w:r>
+            <w:proofErr w:type="spellStart"/>
             <w:r>
               <w:t>rescue</w:t>
             </w:r>
             <w:r>
-              <w:t>_certificate }}</w:t>
+              <w:t>_certificate</w:t>
+            </w:r>
+            <w:proofErr w:type="spellEnd"/>
+            <w:r>
+              <w:t xml:space="preserve"> }}</w:t>
             </w:r>
           </w:p>
         </w:tc>
@@ -574,9 +813,11 @@
             <w:r>
               <w:t xml:space="preserve">{{ </w:t>
             </w:r>
+            <w:proofErr w:type="spellStart"/>
             <w:r>
               <w:t>fire_contract</w:t>
             </w:r>
+            <w:proofErr w:type="spellEnd"/>
             <w:r>
               <w:rPr>
                 <w:lang w:val="ru-RU"/>
@@ -620,9 +861,11 @@
             <w:r>
               <w:t xml:space="preserve">{{ </w:t>
             </w:r>
+            <w:proofErr w:type="spellStart"/>
             <w:r>
               <w:t>emergency_certificate</w:t>
             </w:r>
+            <w:proofErr w:type="spellEnd"/>
             <w:r>
               <w:rPr>
                 <w:lang w:val="ru-RU"/>
@@ -644,9 +887,19 @@
             <w:pPr>
               <w:spacing w:line="360" w:lineRule="auto"/>
             </w:pPr>
-            <w:r>
-              <w:t>Материальные резервы</w:t>
-            </w:r>
+            <w:proofErr w:type="spellStart"/>
+            <w:r>
+              <w:t>Материальные</w:t>
+            </w:r>
+            <w:proofErr w:type="spellEnd"/>
+            <w:r>
+              <w:t xml:space="preserve"> </w:t>
+            </w:r>
+            <w:proofErr w:type="spellStart"/>
+            <w:r>
+              <w:t>резервы</w:t>
+            </w:r>
+            <w:proofErr w:type="spellEnd"/>
           </w:p>
         </w:tc>
         <w:tc>
@@ -658,7 +911,15 @@
               <w:spacing w:line="360" w:lineRule="auto"/>
             </w:pPr>
             <w:r>
-              <w:t>{{ material_reserves }}</w:t>
+              <w:t xml:space="preserve">{{ </w:t>
+            </w:r>
+            <w:proofErr w:type="spellStart"/>
+            <w:r>
+              <w:t>material_reserves</w:t>
+            </w:r>
+            <w:proofErr w:type="spellEnd"/>
+            <w:r>
+              <w:t xml:space="preserve"> }}</w:t>
             </w:r>
           </w:p>
         </w:tc>
@@ -672,9 +933,19 @@
             <w:pPr>
               <w:spacing w:line="360" w:lineRule="auto"/>
             </w:pPr>
-            <w:r>
-              <w:t>Финансовые резервы</w:t>
-            </w:r>
+            <w:proofErr w:type="spellStart"/>
+            <w:r>
+              <w:t>Финансовые</w:t>
+            </w:r>
+            <w:proofErr w:type="spellEnd"/>
+            <w:r>
+              <w:t xml:space="preserve"> </w:t>
+            </w:r>
+            <w:proofErr w:type="spellStart"/>
+            <w:r>
+              <w:t>резервы</w:t>
+            </w:r>
+            <w:proofErr w:type="spellEnd"/>
           </w:p>
         </w:tc>
         <w:tc>
@@ -686,7 +957,15 @@
               <w:spacing w:line="360" w:lineRule="auto"/>
             </w:pPr>
             <w:r>
-              <w:t>{{ financial_reserves }}</w:t>
+              <w:t xml:space="preserve">{{ </w:t>
+            </w:r>
+            <w:proofErr w:type="spellStart"/>
+            <w:r>
+              <w:t>financial_reserves</w:t>
+            </w:r>
+            <w:proofErr w:type="spellEnd"/>
+            <w:r>
+              <w:t xml:space="preserve"> }}</w:t>
             </w:r>
           </w:p>
         </w:tc>
@@ -707,7 +986,23 @@
         <w:t>2</w:t>
       </w:r>
       <w:r>
-        <w:t xml:space="preserve">. Информация об </w:t>
+        <w:t xml:space="preserve">. </w:t>
+      </w:r>
+      <w:proofErr w:type="spellStart"/>
+      <w:r>
+        <w:t>Информация</w:t>
+      </w:r>
+      <w:proofErr w:type="spellEnd"/>
+      <w:r>
+        <w:t xml:space="preserve"> </w:t>
+      </w:r>
+      <w:proofErr w:type="spellStart"/>
+      <w:r>
+        <w:t>об</w:t>
+      </w:r>
+      <w:proofErr w:type="spellEnd"/>
+      <w:r>
+        <w:t xml:space="preserve"> </w:t>
       </w:r>
       <w:r>
         <w:rPr>
@@ -738,8 +1033,13 @@
                 <w:lang w:val="ru-RU"/>
               </w:rPr>
             </w:pPr>
-            <w:r>
-              <w:t xml:space="preserve">Наименование </w:t>
+            <w:proofErr w:type="spellStart"/>
+            <w:r>
+              <w:t>Наименование</w:t>
+            </w:r>
+            <w:proofErr w:type="spellEnd"/>
+            <w:r>
+              <w:t xml:space="preserve"> </w:t>
             </w:r>
             <w:r>
               <w:rPr>
@@ -760,9 +1060,11 @@
             <w:r>
               <w:t xml:space="preserve">{{ </w:t>
             </w:r>
+            <w:proofErr w:type="spellStart"/>
             <w:r>
               <w:t>opo_name</w:t>
             </w:r>
+            <w:proofErr w:type="spellEnd"/>
             <w:r>
               <w:t xml:space="preserve"> }}</w:t>
             </w:r>
@@ -800,9 +1102,11 @@
             <w:r>
               <w:t xml:space="preserve">{{ </w:t>
             </w:r>
+            <w:proofErr w:type="spellStart"/>
             <w:r>
               <w:t>reg_number</w:t>
             </w:r>
+            <w:proofErr w:type="spellEnd"/>
             <w:r>
               <w:rPr>
                 <w:lang w:val="ru-RU"/>
@@ -857,6 +1161,7 @@
               </w:rPr>
               <w:t xml:space="preserve">{{ </w:t>
             </w:r>
+            <w:proofErr w:type="spellStart"/>
             <w:r>
               <w:rPr>
                 <w:rFonts w:ascii="Times New Roman" w:eastAsiaTheme="minorEastAsia" w:hAnsi="Times New Roman" w:cstheme="minorBidi"/>
@@ -866,6 +1171,7 @@
               </w:rPr>
               <w:t>hazard_class</w:t>
             </w:r>
+            <w:proofErr w:type="spellEnd"/>
             <w:r>
               <w:rPr>
                 <w:b/>
@@ -952,9 +1258,11 @@
             <w:r>
               <w:t xml:space="preserve">{{ </w:t>
             </w:r>
+            <w:proofErr w:type="spellStart"/>
             <w:r>
               <w:t>employee_count</w:t>
             </w:r>
+            <w:proofErr w:type="spellEnd"/>
             <w:r>
               <w:t xml:space="preserve"> }}</w:t>
             </w:r>
@@ -992,9 +1300,11 @@
             <w:r>
               <w:t xml:space="preserve">{{ </w:t>
             </w:r>
+            <w:proofErr w:type="spellStart"/>
             <w:r>
               <w:t>view_space</w:t>
             </w:r>
+            <w:proofErr w:type="spellEnd"/>
             <w:r>
               <w:t xml:space="preserve"> }}</w:t>
             </w:r>
@@ -1018,7 +1328,15 @@
         <w:t>3</w:t>
       </w:r>
       <w:r>
-        <w:t xml:space="preserve">. Информация </w:t>
+        <w:t xml:space="preserve">. </w:t>
+      </w:r>
+      <w:proofErr w:type="spellStart"/>
+      <w:r>
+        <w:t>Информация</w:t>
+      </w:r>
+      <w:proofErr w:type="spellEnd"/>
+      <w:r>
+        <w:t xml:space="preserve"> </w:t>
       </w:r>
       <w:r>
         <w:rPr>
@@ -1055,8 +1373,13 @@
                 <w:lang w:val="ru-RU"/>
               </w:rPr>
             </w:pPr>
-            <w:r>
-              <w:t xml:space="preserve">Наименование </w:t>
+            <w:proofErr w:type="spellStart"/>
+            <w:r>
+              <w:t>Наименование</w:t>
+            </w:r>
+            <w:proofErr w:type="spellEnd"/>
+            <w:r>
+              <w:t xml:space="preserve"> </w:t>
             </w:r>
             <w:r>
               <w:rPr>
@@ -1077,9 +1400,11 @@
             <w:r>
               <w:t xml:space="preserve">{{ </w:t>
             </w:r>
+            <w:proofErr w:type="spellStart"/>
             <w:r>
               <w:t>project_name</w:t>
             </w:r>
+            <w:proofErr w:type="spellEnd"/>
             <w:r>
               <w:rPr>
                 <w:lang w:val="ru-RU"/>
@@ -1123,9 +1448,11 @@
             <w:r>
               <w:t xml:space="preserve">{{ </w:t>
             </w:r>
+            <w:proofErr w:type="spellStart"/>
             <w:r>
               <w:t>project_code</w:t>
             </w:r>
+            <w:proofErr w:type="spellEnd"/>
             <w:r>
               <w:rPr>
                 <w:lang w:val="ru-RU"/>
@@ -1180,6 +1507,7 @@
               </w:rPr>
               <w:t xml:space="preserve">{{ </w:t>
             </w:r>
+            <w:proofErr w:type="spellStart"/>
             <w:r>
               <w:rPr>
                 <w:rFonts w:ascii="Times New Roman" w:eastAsiaTheme="minorEastAsia" w:hAnsi="Times New Roman" w:cstheme="minorBidi"/>
@@ -1187,7 +1515,17 @@
                 <w:szCs w:val="22"/>
                 <w:lang w:val="en-US" w:eastAsia="en-US"/>
               </w:rPr>
-              <w:t>project_description }}</w:t>
+              <w:t>project_description</w:t>
+            </w:r>
+            <w:proofErr w:type="spellEnd"/>
+            <w:r>
+              <w:rPr>
+                <w:rFonts w:ascii="Times New Roman" w:eastAsiaTheme="minorEastAsia" w:hAnsi="Times New Roman" w:cstheme="minorBidi"/>
+                <w:sz w:val="24"/>
+                <w:szCs w:val="22"/>
+                <w:lang w:val="en-US" w:eastAsia="en-US"/>
+              </w:rPr>
+              <w:t xml:space="preserve"> }}</w:t>
             </w:r>
           </w:p>
         </w:tc>
@@ -1223,9 +1561,11 @@
             <w:r>
               <w:t xml:space="preserve">{{ </w:t>
             </w:r>
+            <w:proofErr w:type="spellStart"/>
             <w:r>
               <w:t>automation_description</w:t>
             </w:r>
+            <w:proofErr w:type="spellEnd"/>
             <w:r>
               <w:rPr>
                 <w:lang w:val="ru-RU"/>
@@ -1269,9 +1609,11 @@
             <w:r>
               <w:t xml:space="preserve">{{ </w:t>
             </w:r>
+            <w:proofErr w:type="spellStart"/>
             <w:r>
               <w:t>dpb_code</w:t>
             </w:r>
+            <w:proofErr w:type="spellEnd"/>
             <w:r>
               <w:rPr>
                 <w:lang w:val="ru-RU"/>
@@ -1315,9 +1657,11 @@
             <w:r>
               <w:t xml:space="preserve">{{ </w:t>
             </w:r>
+            <w:proofErr w:type="spellStart"/>
             <w:r>
               <w:t>rpz_code</w:t>
             </w:r>
+            <w:proofErr w:type="spellEnd"/>
             <w:r>
               <w:rPr>
                 <w:lang w:val="ru-RU"/>
@@ -1361,8 +1705,13 @@
             <w:r>
               <w:t xml:space="preserve">{{ </w:t>
             </w:r>
-            <w:r>
-              <w:t xml:space="preserve">ifl_code </w:t>
+            <w:proofErr w:type="spellStart"/>
+            <w:r>
+              <w:t>ifl_code</w:t>
+            </w:r>
+            <w:proofErr w:type="spellEnd"/>
+            <w:r>
+              <w:t xml:space="preserve"> </w:t>
             </w:r>
             <w:r>
               <w:t>}}</w:t>
@@ -1399,8 +1748,13 @@
               <w:spacing w:line="360" w:lineRule="auto"/>
             </w:pPr>
             <w:r>
-              <w:t>{{ gochs_code</w:t>
-            </w:r>
+              <w:t xml:space="preserve">{{ </w:t>
+            </w:r>
+            <w:proofErr w:type="spellStart"/>
+            <w:r>
+              <w:t>gochs_code</w:t>
+            </w:r>
+            <w:proofErr w:type="spellEnd"/>
             <w:r>
               <w:t xml:space="preserve"> </w:t>
             </w:r>
@@ -1444,11 +1798,19 @@
               </w:rPr>
               <w:t xml:space="preserve">{{ </w:t>
             </w:r>
+            <w:proofErr w:type="spellStart"/>
             <w:r>
               <w:rPr>
                 <w:lang w:val="ru-RU"/>
               </w:rPr>
-              <w:t xml:space="preserve">mpb_code </w:t>
+              <w:t>mpb_code</w:t>
+            </w:r>
+            <w:proofErr w:type="spellEnd"/>
+            <w:r>
+              <w:rPr>
+                <w:lang w:val="ru-RU"/>
+              </w:rPr>
+              <w:t xml:space="preserve"> </w:t>
             </w:r>
             <w:r>
               <w:rPr>
@@ -1782,8 +2144,17 @@
                 <w:sz w:val="18"/>
                 <w:szCs w:val="18"/>
               </w:rPr>
-              <w:t>for equipment in equipment_list</w:t>
-            </w:r>
+              <w:t xml:space="preserve">for equipment in </w:t>
+            </w:r>
+            <w:proofErr w:type="spellStart"/>
+            <w:r>
+              <w:rPr>
+                <w:sz w:val="18"/>
+                <w:szCs w:val="18"/>
+              </w:rPr>
+              <w:t>equipment_list</w:t>
+            </w:r>
+            <w:proofErr w:type="spellEnd"/>
             <w:r>
               <w:rPr>
                 <w:color w:val="000000"/>
@@ -1824,7 +2195,23 @@
                 <w:sz w:val="18"/>
                 <w:szCs w:val="18"/>
               </w:rPr>
-              <w:t>{{ equipment.component }}</w:t>
+              <w:t xml:space="preserve">{{ </w:t>
+            </w:r>
+            <w:proofErr w:type="spellStart"/>
+            <w:r>
+              <w:rPr>
+                <w:sz w:val="18"/>
+                <w:szCs w:val="18"/>
+              </w:rPr>
+              <w:t>equipment.component</w:t>
+            </w:r>
+            <w:proofErr w:type="spellEnd"/>
+            <w:r>
+              <w:rPr>
+                <w:sz w:val="18"/>
+                <w:szCs w:val="18"/>
+              </w:rPr>
+              <w:t xml:space="preserve"> }}</w:t>
             </w:r>
           </w:p>
         </w:tc>
@@ -1891,7 +2278,23 @@
                 <w:sz w:val="18"/>
                 <w:szCs w:val="18"/>
               </w:rPr>
-              <w:t>{{ equipment.location }}</w:t>
+              <w:t xml:space="preserve">{{ </w:t>
+            </w:r>
+            <w:proofErr w:type="spellStart"/>
+            <w:r>
+              <w:rPr>
+                <w:sz w:val="18"/>
+                <w:szCs w:val="18"/>
+              </w:rPr>
+              <w:t>equipment.location</w:t>
+            </w:r>
+            <w:proofErr w:type="spellEnd"/>
+            <w:r>
+              <w:rPr>
+                <w:sz w:val="18"/>
+                <w:szCs w:val="18"/>
+              </w:rPr>
+              <w:t xml:space="preserve"> }}</w:t>
             </w:r>
           </w:p>
         </w:tc>
@@ -1923,7 +2326,23 @@
                 <w:sz w:val="18"/>
                 <w:szCs w:val="18"/>
               </w:rPr>
-              <w:t>{{ equipment.quantity }}</w:t>
+              <w:t xml:space="preserve">{{ </w:t>
+            </w:r>
+            <w:proofErr w:type="spellStart"/>
+            <w:r>
+              <w:rPr>
+                <w:sz w:val="18"/>
+                <w:szCs w:val="18"/>
+              </w:rPr>
+              <w:t>equipment.quantity</w:t>
+            </w:r>
+            <w:proofErr w:type="spellEnd"/>
+            <w:r>
+              <w:rPr>
+                <w:sz w:val="18"/>
+                <w:szCs w:val="18"/>
+              </w:rPr>
+              <w:t xml:space="preserve"> }}</w:t>
             </w:r>
           </w:p>
         </w:tc>
@@ -1955,7 +2374,23 @@
                 <w:sz w:val="18"/>
                 <w:szCs w:val="18"/>
               </w:rPr>
-              <w:t>{{ equipment.purpose }}</w:t>
+              <w:t xml:space="preserve">{{ </w:t>
+            </w:r>
+            <w:proofErr w:type="spellStart"/>
+            <w:r>
+              <w:rPr>
+                <w:sz w:val="18"/>
+                <w:szCs w:val="18"/>
+              </w:rPr>
+              <w:t>equipment.purpose</w:t>
+            </w:r>
+            <w:proofErr w:type="spellEnd"/>
+            <w:r>
+              <w:rPr>
+                <w:sz w:val="18"/>
+                <w:szCs w:val="18"/>
+              </w:rPr>
+              <w:t xml:space="preserve"> }}</w:t>
             </w:r>
           </w:p>
         </w:tc>
@@ -1988,7 +2423,23 @@
                 <w:sz w:val="18"/>
                 <w:szCs w:val="18"/>
               </w:rPr>
-              <w:t>{{ equipment.specifications }}</w:t>
+              <w:t xml:space="preserve">{{ </w:t>
+            </w:r>
+            <w:proofErr w:type="spellStart"/>
+            <w:r>
+              <w:rPr>
+                <w:sz w:val="18"/>
+                <w:szCs w:val="18"/>
+              </w:rPr>
+              <w:t>equipment.specifications</w:t>
+            </w:r>
+            <w:proofErr w:type="spellEnd"/>
+            <w:r>
+              <w:rPr>
+                <w:sz w:val="18"/>
+                <w:szCs w:val="18"/>
+              </w:rPr>
+              <w:t xml:space="preserve"> }}</w:t>
             </w:r>
           </w:p>
         </w:tc>
@@ -2024,13 +2475,1520 @@
                 <w:sz w:val="18"/>
                 <w:szCs w:val="18"/>
               </w:rPr>
-              <w:t>{%tr endfor %}</w:t>
+              <w:t xml:space="preserve">{%tr </w:t>
+            </w:r>
+            <w:proofErr w:type="spellStart"/>
+            <w:r>
+              <w:rPr>
+                <w:color w:val="000000"/>
+                <w:sz w:val="18"/>
+                <w:szCs w:val="18"/>
+              </w:rPr>
+              <w:t>endfor</w:t>
+            </w:r>
+            <w:proofErr w:type="spellEnd"/>
+            <w:r>
+              <w:rPr>
+                <w:color w:val="000000"/>
+                <w:sz w:val="18"/>
+                <w:szCs w:val="18"/>
+              </w:rPr>
+              <w:t xml:space="preserve"> %}</w:t>
             </w:r>
           </w:p>
         </w:tc>
       </w:tr>
     </w:tbl>
     <w:p/>
+    <w:tbl>
+      <w:tblPr>
+        <w:tblW w:w="5000" w:type="pct"/>
+        <w:tblLook w:val="04A0" w:firstRow="1" w:lastRow="0" w:firstColumn="1" w:lastColumn="0" w:noHBand="0" w:noVBand="1"/>
+      </w:tblPr>
+      <w:tblGrid>
+        <w:gridCol w:w="1323"/>
+        <w:gridCol w:w="1691"/>
+        <w:gridCol w:w="1102"/>
+        <w:gridCol w:w="1434"/>
+        <w:gridCol w:w="1544"/>
+        <w:gridCol w:w="820"/>
+        <w:gridCol w:w="850"/>
+        <w:gridCol w:w="1141"/>
+      </w:tblGrid>
+      <w:tr>
+        <w:trPr>
+          <w:trHeight w:val="20"/>
+          <w:tblHeader/>
+        </w:trPr>
+        <w:tc>
+          <w:tcPr>
+            <w:tcW w:w="1815" w:type="pct"/>
+            <w:gridSpan w:val="3"/>
+            <w:tcBorders>
+              <w:top w:val="single" w:sz="8" w:space="0" w:color="auto"/>
+              <w:left w:val="single" w:sz="8" w:space="0" w:color="auto"/>
+              <w:bottom w:val="single" w:sz="4" w:space="0" w:color="auto"/>
+              <w:right w:val="single" w:sz="4" w:space="0" w:color="auto"/>
+            </w:tcBorders>
+            <w:vAlign w:val="center"/>
+            <w:hideMark/>
+          </w:tcPr>
+          <w:p>
+            <w:pPr>
+              <w:spacing w:after="0" w:line="240" w:lineRule="auto"/>
+              <w:jc w:val="center"/>
+              <w:rPr>
+                <w:rFonts w:eastAsia="Times New Roman" w:cs="Times New Roman"/>
+                <w:b/>
+                <w:bCs/>
+                <w:color w:val="000000"/>
+                <w:sz w:val="18"/>
+                <w:szCs w:val="18"/>
+                <w:lang w:eastAsia="ru-RU"/>
+              </w:rPr>
+            </w:pPr>
+            <w:r>
+              <w:rPr>
+                <w:rFonts w:eastAsia="Times New Roman" w:cs="Times New Roman"/>
+                <w:b/>
+                <w:bCs/>
+                <w:color w:val="000000"/>
+                <w:sz w:val="18"/>
+                <w:szCs w:val="18"/>
+                <w:lang w:eastAsia="ru-RU"/>
+              </w:rPr>
+              <w:t xml:space="preserve">Технологический </w:t>
+            </w:r>
+            <w:proofErr w:type="spellStart"/>
+            <w:r>
+              <w:rPr>
+                <w:rFonts w:eastAsia="Times New Roman" w:cs="Times New Roman"/>
+                <w:b/>
+                <w:bCs/>
+                <w:color w:val="000000"/>
+                <w:sz w:val="18"/>
+                <w:szCs w:val="18"/>
+                <w:lang w:eastAsia="ru-RU"/>
+              </w:rPr>
+              <w:t>блок</w:t>
+            </w:r>
+            <w:proofErr w:type="spellEnd"/>
+            <w:r>
+              <w:rPr>
+                <w:rFonts w:eastAsia="Times New Roman" w:cs="Times New Roman"/>
+                <w:b/>
+                <w:bCs/>
+                <w:color w:val="000000"/>
+                <w:sz w:val="18"/>
+                <w:szCs w:val="18"/>
+                <w:lang w:eastAsia="ru-RU"/>
+              </w:rPr>
+              <w:t xml:space="preserve">, </w:t>
+            </w:r>
+            <w:proofErr w:type="spellStart"/>
+            <w:r>
+              <w:rPr>
+                <w:rFonts w:eastAsia="Times New Roman" w:cs="Times New Roman"/>
+                <w:b/>
+                <w:bCs/>
+                <w:color w:val="000000"/>
+                <w:sz w:val="18"/>
+                <w:szCs w:val="18"/>
+                <w:lang w:eastAsia="ru-RU"/>
+              </w:rPr>
+              <w:t>оборудование</w:t>
+            </w:r>
+            <w:proofErr w:type="spellEnd"/>
+          </w:p>
+        </w:tc>
+        <w:tc>
+          <w:tcPr>
+            <w:tcW w:w="1292" w:type="pct"/>
+            <w:gridSpan w:val="2"/>
+            <w:tcBorders>
+              <w:top w:val="single" w:sz="8" w:space="0" w:color="auto"/>
+              <w:left w:val="nil"/>
+              <w:bottom w:val="single" w:sz="4" w:space="0" w:color="auto"/>
+              <w:right w:val="single" w:sz="4" w:space="0" w:color="auto"/>
+            </w:tcBorders>
+            <w:vAlign w:val="center"/>
+            <w:hideMark/>
+          </w:tcPr>
+          <w:p>
+            <w:pPr>
+              <w:spacing w:after="0" w:line="240" w:lineRule="auto"/>
+              <w:jc w:val="center"/>
+              <w:rPr>
+                <w:rFonts w:eastAsia="Times New Roman" w:cs="Times New Roman"/>
+                <w:b/>
+                <w:bCs/>
+                <w:color w:val="000000"/>
+                <w:sz w:val="18"/>
+                <w:szCs w:val="18"/>
+                <w:lang w:eastAsia="ru-RU"/>
+              </w:rPr>
+            </w:pPr>
+            <w:proofErr w:type="spellStart"/>
+            <w:r>
+              <w:rPr>
+                <w:rFonts w:eastAsia="Times New Roman" w:cs="Times New Roman"/>
+                <w:b/>
+                <w:bCs/>
+                <w:color w:val="000000"/>
+                <w:sz w:val="18"/>
+                <w:szCs w:val="18"/>
+                <w:lang w:eastAsia="ru-RU"/>
+              </w:rPr>
+              <w:t>Количество</w:t>
+            </w:r>
+            <w:proofErr w:type="spellEnd"/>
+            <w:r>
+              <w:rPr>
+                <w:rFonts w:eastAsia="Times New Roman" w:cs="Times New Roman"/>
+                <w:b/>
+                <w:bCs/>
+                <w:color w:val="000000"/>
+                <w:sz w:val="18"/>
+                <w:szCs w:val="18"/>
+                <w:lang w:eastAsia="ru-RU"/>
+              </w:rPr>
+              <w:t xml:space="preserve"> </w:t>
+            </w:r>
+            <w:proofErr w:type="spellStart"/>
+            <w:r>
+              <w:rPr>
+                <w:rFonts w:eastAsia="Times New Roman" w:cs="Times New Roman"/>
+                <w:b/>
+                <w:bCs/>
+                <w:color w:val="000000"/>
+                <w:sz w:val="18"/>
+                <w:szCs w:val="18"/>
+                <w:lang w:eastAsia="ru-RU"/>
+              </w:rPr>
+              <w:t>опасного</w:t>
+            </w:r>
+            <w:proofErr w:type="spellEnd"/>
+            <w:r>
+              <w:rPr>
+                <w:rFonts w:eastAsia="Times New Roman" w:cs="Times New Roman"/>
+                <w:b/>
+                <w:bCs/>
+                <w:color w:val="000000"/>
+                <w:sz w:val="18"/>
+                <w:szCs w:val="18"/>
+                <w:lang w:eastAsia="ru-RU"/>
+              </w:rPr>
+              <w:t xml:space="preserve"> </w:t>
+            </w:r>
+            <w:proofErr w:type="spellStart"/>
+            <w:r>
+              <w:rPr>
+                <w:rFonts w:eastAsia="Times New Roman" w:cs="Times New Roman"/>
+                <w:b/>
+                <w:bCs/>
+                <w:color w:val="000000"/>
+                <w:sz w:val="18"/>
+                <w:szCs w:val="18"/>
+                <w:lang w:eastAsia="ru-RU"/>
+              </w:rPr>
+              <w:t>вещества</w:t>
+            </w:r>
+            <w:proofErr w:type="spellEnd"/>
+            <w:r>
+              <w:rPr>
+                <w:rFonts w:eastAsia="Times New Roman" w:cs="Times New Roman"/>
+                <w:b/>
+                <w:bCs/>
+                <w:color w:val="000000"/>
+                <w:sz w:val="18"/>
+                <w:szCs w:val="18"/>
+                <w:lang w:eastAsia="ru-RU"/>
+              </w:rPr>
+              <w:t>, т</w:t>
+            </w:r>
+          </w:p>
+        </w:tc>
+        <w:tc>
+          <w:tcPr>
+            <w:tcW w:w="1893" w:type="pct"/>
+            <w:gridSpan w:val="3"/>
+            <w:tcBorders>
+              <w:top w:val="single" w:sz="8" w:space="0" w:color="auto"/>
+              <w:left w:val="nil"/>
+              <w:bottom w:val="nil"/>
+              <w:right w:val="single" w:sz="8" w:space="0" w:color="000000"/>
+            </w:tcBorders>
+            <w:vAlign w:val="center"/>
+            <w:hideMark/>
+          </w:tcPr>
+          <w:p>
+            <w:pPr>
+              <w:spacing w:after="0" w:line="240" w:lineRule="auto"/>
+              <w:jc w:val="center"/>
+              <w:rPr>
+                <w:rFonts w:eastAsia="Times New Roman" w:cs="Times New Roman"/>
+                <w:b/>
+                <w:bCs/>
+                <w:color w:val="000000"/>
+                <w:sz w:val="18"/>
+                <w:szCs w:val="18"/>
+                <w:lang w:val="ru-RU" w:eastAsia="ru-RU"/>
+              </w:rPr>
+            </w:pPr>
+            <w:r>
+              <w:rPr>
+                <w:rFonts w:eastAsia="Times New Roman" w:cs="Times New Roman"/>
+                <w:b/>
+                <w:bCs/>
+                <w:color w:val="000000"/>
+                <w:sz w:val="18"/>
+                <w:szCs w:val="18"/>
+                <w:lang w:val="ru-RU" w:eastAsia="ru-RU"/>
+              </w:rPr>
+              <w:t>Физические условия содержания опасного вещества</w:t>
+            </w:r>
+          </w:p>
+        </w:tc>
+      </w:tr>
+      <w:tr>
+        <w:trPr>
+          <w:trHeight w:val="20"/>
+          <w:tblHeader/>
+        </w:trPr>
+        <w:tc>
+          <w:tcPr>
+            <w:tcW w:w="734" w:type="pct"/>
+            <w:tcBorders>
+              <w:top w:val="nil"/>
+              <w:left w:val="single" w:sz="8" w:space="0" w:color="auto"/>
+              <w:bottom w:val="single" w:sz="4" w:space="0" w:color="auto"/>
+              <w:right w:val="single" w:sz="4" w:space="0" w:color="auto"/>
+            </w:tcBorders>
+            <w:vAlign w:val="center"/>
+            <w:hideMark/>
+          </w:tcPr>
+          <w:p>
+            <w:pPr>
+              <w:spacing w:after="0" w:line="240" w:lineRule="auto"/>
+              <w:jc w:val="center"/>
+              <w:rPr>
+                <w:rFonts w:eastAsia="Times New Roman" w:cs="Times New Roman"/>
+                <w:b/>
+                <w:bCs/>
+                <w:color w:val="000000"/>
+                <w:sz w:val="18"/>
+                <w:szCs w:val="18"/>
+                <w:lang w:eastAsia="ru-RU"/>
+              </w:rPr>
+            </w:pPr>
+            <w:proofErr w:type="spellStart"/>
+            <w:r>
+              <w:rPr>
+                <w:rFonts w:eastAsia="Times New Roman" w:cs="Times New Roman"/>
+                <w:b/>
+                <w:bCs/>
+                <w:color w:val="000000"/>
+                <w:sz w:val="18"/>
+                <w:szCs w:val="18"/>
+                <w:lang w:eastAsia="ru-RU"/>
+              </w:rPr>
+              <w:t>Наименование</w:t>
+            </w:r>
+            <w:proofErr w:type="spellEnd"/>
+            <w:r>
+              <w:rPr>
+                <w:rFonts w:eastAsia="Times New Roman" w:cs="Times New Roman"/>
+                <w:b/>
+                <w:bCs/>
+                <w:color w:val="000000"/>
+                <w:sz w:val="18"/>
+                <w:szCs w:val="18"/>
+                <w:lang w:eastAsia="ru-RU"/>
+              </w:rPr>
+              <w:t xml:space="preserve"> составляющей</w:t>
+            </w:r>
+          </w:p>
+        </w:tc>
+        <w:tc>
+          <w:tcPr>
+            <w:tcW w:w="734" w:type="pct"/>
+            <w:tcBorders>
+              <w:top w:val="single" w:sz="4" w:space="0" w:color="auto"/>
+              <w:left w:val="nil"/>
+              <w:bottom w:val="single" w:sz="4" w:space="0" w:color="auto"/>
+              <w:right w:val="single" w:sz="4" w:space="0" w:color="000000"/>
+            </w:tcBorders>
+            <w:vAlign w:val="center"/>
+            <w:hideMark/>
+          </w:tcPr>
+          <w:p>
+            <w:pPr>
+              <w:spacing w:after="0" w:line="240" w:lineRule="auto"/>
+              <w:jc w:val="center"/>
+              <w:rPr>
+                <w:rFonts w:eastAsia="Times New Roman" w:cs="Times New Roman"/>
+                <w:b/>
+                <w:bCs/>
+                <w:color w:val="000000"/>
+                <w:sz w:val="18"/>
+                <w:szCs w:val="18"/>
+                <w:lang w:val="ru-RU" w:eastAsia="ru-RU"/>
+              </w:rPr>
+            </w:pPr>
+            <w:r>
+              <w:rPr>
+                <w:rFonts w:eastAsia="Times New Roman" w:cs="Times New Roman"/>
+                <w:b/>
+                <w:bCs/>
+                <w:color w:val="000000"/>
+                <w:sz w:val="18"/>
+                <w:szCs w:val="18"/>
+                <w:lang w:val="ru-RU" w:eastAsia="ru-RU"/>
+              </w:rPr>
+              <w:t>Наименование оборудования, № по схеме, (опасное вещество)</w:t>
+            </w:r>
+          </w:p>
+        </w:tc>
+        <w:tc>
+          <w:tcPr>
+            <w:tcW w:w="347" w:type="pct"/>
+            <w:tcBorders>
+              <w:top w:val="nil"/>
+              <w:left w:val="nil"/>
+              <w:bottom w:val="single" w:sz="4" w:space="0" w:color="auto"/>
+              <w:right w:val="single" w:sz="4" w:space="0" w:color="auto"/>
+            </w:tcBorders>
+            <w:vAlign w:val="center"/>
+            <w:hideMark/>
+          </w:tcPr>
+          <w:p>
+            <w:pPr>
+              <w:spacing w:after="0" w:line="240" w:lineRule="auto"/>
+              <w:ind w:left="-142" w:right="-99"/>
+              <w:jc w:val="center"/>
+              <w:rPr>
+                <w:rFonts w:eastAsia="Times New Roman" w:cs="Times New Roman"/>
+                <w:b/>
+                <w:bCs/>
+                <w:color w:val="000000"/>
+                <w:sz w:val="18"/>
+                <w:szCs w:val="18"/>
+                <w:lang w:eastAsia="ru-RU"/>
+              </w:rPr>
+            </w:pPr>
+            <w:proofErr w:type="spellStart"/>
+            <w:r>
+              <w:rPr>
+                <w:rFonts w:eastAsia="Times New Roman" w:cs="Times New Roman"/>
+                <w:b/>
+                <w:bCs/>
+                <w:color w:val="000000"/>
+                <w:sz w:val="18"/>
+                <w:szCs w:val="18"/>
+                <w:lang w:eastAsia="ru-RU"/>
+              </w:rPr>
+              <w:t>Кол-во</w:t>
+            </w:r>
+            <w:proofErr w:type="spellEnd"/>
+            <w:r>
+              <w:rPr>
+                <w:rFonts w:eastAsia="Times New Roman" w:cs="Times New Roman"/>
+                <w:b/>
+                <w:bCs/>
+                <w:color w:val="000000"/>
+                <w:sz w:val="18"/>
+                <w:szCs w:val="18"/>
+                <w:lang w:eastAsia="ru-RU"/>
+              </w:rPr>
+              <w:t xml:space="preserve"> </w:t>
+            </w:r>
+            <w:proofErr w:type="spellStart"/>
+            <w:r>
+              <w:rPr>
+                <w:rFonts w:eastAsia="Times New Roman" w:cs="Times New Roman"/>
+                <w:b/>
+                <w:bCs/>
+                <w:color w:val="000000"/>
+                <w:sz w:val="18"/>
+                <w:szCs w:val="18"/>
+                <w:lang w:eastAsia="ru-RU"/>
+              </w:rPr>
+              <w:t>единиц</w:t>
+            </w:r>
+            <w:proofErr w:type="spellEnd"/>
+          </w:p>
+        </w:tc>
+        <w:tc>
+          <w:tcPr>
+            <w:tcW w:w="651" w:type="pct"/>
+            <w:tcBorders>
+              <w:top w:val="nil"/>
+              <w:left w:val="nil"/>
+              <w:bottom w:val="single" w:sz="4" w:space="0" w:color="auto"/>
+              <w:right w:val="nil"/>
+            </w:tcBorders>
+            <w:vAlign w:val="center"/>
+            <w:hideMark/>
+          </w:tcPr>
+          <w:p>
+            <w:pPr>
+              <w:spacing w:after="0" w:line="240" w:lineRule="auto"/>
+              <w:ind w:left="-110" w:right="-76"/>
+              <w:jc w:val="center"/>
+              <w:rPr>
+                <w:rFonts w:eastAsia="Times New Roman" w:cs="Times New Roman"/>
+                <w:b/>
+                <w:bCs/>
+                <w:color w:val="000000"/>
+                <w:sz w:val="18"/>
+                <w:szCs w:val="18"/>
+                <w:lang w:eastAsia="ru-RU"/>
+              </w:rPr>
+            </w:pPr>
+            <w:r>
+              <w:rPr>
+                <w:rFonts w:eastAsia="Times New Roman" w:cs="Times New Roman"/>
+                <w:b/>
+                <w:bCs/>
+                <w:color w:val="000000"/>
+                <w:sz w:val="18"/>
+                <w:szCs w:val="18"/>
+                <w:lang w:eastAsia="ru-RU"/>
+              </w:rPr>
+              <w:t xml:space="preserve">В </w:t>
+            </w:r>
+            <w:proofErr w:type="spellStart"/>
+            <w:r>
+              <w:rPr>
+                <w:rFonts w:eastAsia="Times New Roman" w:cs="Times New Roman"/>
+                <w:b/>
+                <w:bCs/>
+                <w:color w:val="000000"/>
+                <w:sz w:val="18"/>
+                <w:szCs w:val="18"/>
+                <w:lang w:eastAsia="ru-RU"/>
+              </w:rPr>
+              <w:t>единице</w:t>
+            </w:r>
+            <w:proofErr w:type="spellEnd"/>
+            <w:r>
+              <w:rPr>
+                <w:rFonts w:eastAsia="Times New Roman" w:cs="Times New Roman"/>
+                <w:b/>
+                <w:bCs/>
+                <w:color w:val="000000"/>
+                <w:sz w:val="18"/>
+                <w:szCs w:val="18"/>
+                <w:lang w:eastAsia="ru-RU"/>
+              </w:rPr>
+              <w:t xml:space="preserve"> </w:t>
+            </w:r>
+            <w:proofErr w:type="spellStart"/>
+            <w:r>
+              <w:rPr>
+                <w:rFonts w:eastAsia="Times New Roman" w:cs="Times New Roman"/>
+                <w:b/>
+                <w:bCs/>
+                <w:color w:val="000000"/>
+                <w:sz w:val="18"/>
+                <w:szCs w:val="18"/>
+                <w:lang w:eastAsia="ru-RU"/>
+              </w:rPr>
+              <w:t>оборудования</w:t>
+            </w:r>
+            <w:proofErr w:type="spellEnd"/>
+            <w:r>
+              <w:rPr>
+                <w:rFonts w:eastAsia="Times New Roman" w:cs="Times New Roman"/>
+                <w:b/>
+                <w:bCs/>
+                <w:color w:val="000000"/>
+                <w:sz w:val="18"/>
+                <w:szCs w:val="18"/>
+                <w:lang w:eastAsia="ru-RU"/>
+              </w:rPr>
+              <w:t xml:space="preserve"> </w:t>
+            </w:r>
+          </w:p>
+        </w:tc>
+        <w:tc>
+          <w:tcPr>
+            <w:tcW w:w="641" w:type="pct"/>
+            <w:tcBorders>
+              <w:top w:val="nil"/>
+              <w:left w:val="single" w:sz="4" w:space="0" w:color="auto"/>
+              <w:bottom w:val="single" w:sz="4" w:space="0" w:color="auto"/>
+              <w:right w:val="nil"/>
+            </w:tcBorders>
+            <w:vAlign w:val="center"/>
+            <w:hideMark/>
+          </w:tcPr>
+          <w:p>
+            <w:pPr>
+              <w:spacing w:after="0" w:line="240" w:lineRule="auto"/>
+              <w:jc w:val="center"/>
+              <w:rPr>
+                <w:rFonts w:eastAsia="Times New Roman" w:cs="Times New Roman"/>
+                <w:b/>
+                <w:bCs/>
+                <w:color w:val="000000"/>
+                <w:sz w:val="18"/>
+                <w:szCs w:val="18"/>
+                <w:lang w:eastAsia="ru-RU"/>
+              </w:rPr>
+            </w:pPr>
+            <w:r>
+              <w:rPr>
+                <w:rFonts w:eastAsia="Times New Roman" w:cs="Times New Roman"/>
+                <w:b/>
+                <w:bCs/>
+                <w:color w:val="000000"/>
+                <w:sz w:val="18"/>
+                <w:szCs w:val="18"/>
+                <w:lang w:eastAsia="ru-RU"/>
+              </w:rPr>
+              <w:t xml:space="preserve">В </w:t>
+            </w:r>
+            <w:proofErr w:type="spellStart"/>
+            <w:r>
+              <w:rPr>
+                <w:rFonts w:eastAsia="Times New Roman" w:cs="Times New Roman"/>
+                <w:b/>
+                <w:bCs/>
+                <w:color w:val="000000"/>
+                <w:sz w:val="18"/>
+                <w:szCs w:val="18"/>
+                <w:lang w:eastAsia="ru-RU"/>
+              </w:rPr>
+              <w:t>блоке</w:t>
+            </w:r>
+            <w:proofErr w:type="spellEnd"/>
+          </w:p>
+        </w:tc>
+        <w:tc>
+          <w:tcPr>
+            <w:tcW w:w="508" w:type="pct"/>
+            <w:tcBorders>
+              <w:top w:val="single" w:sz="4" w:space="0" w:color="auto"/>
+              <w:left w:val="single" w:sz="4" w:space="0" w:color="auto"/>
+              <w:bottom w:val="single" w:sz="4" w:space="0" w:color="auto"/>
+              <w:right w:val="single" w:sz="4" w:space="0" w:color="auto"/>
+            </w:tcBorders>
+            <w:vAlign w:val="center"/>
+            <w:hideMark/>
+          </w:tcPr>
+          <w:p>
+            <w:pPr>
+              <w:spacing w:after="0" w:line="240" w:lineRule="auto"/>
+              <w:ind w:left="-69" w:right="-87"/>
+              <w:jc w:val="center"/>
+              <w:rPr>
+                <w:rFonts w:eastAsia="Times New Roman" w:cs="Times New Roman"/>
+                <w:b/>
+                <w:bCs/>
+                <w:color w:val="000000"/>
+                <w:sz w:val="18"/>
+                <w:szCs w:val="18"/>
+                <w:lang w:eastAsia="ru-RU"/>
+              </w:rPr>
+            </w:pPr>
+            <w:proofErr w:type="spellStart"/>
+            <w:r>
+              <w:rPr>
+                <w:rFonts w:eastAsia="Times New Roman" w:cs="Times New Roman"/>
+                <w:b/>
+                <w:bCs/>
+                <w:color w:val="000000"/>
+                <w:sz w:val="18"/>
+                <w:szCs w:val="18"/>
+                <w:lang w:eastAsia="ru-RU"/>
+              </w:rPr>
+              <w:t>Агр</w:t>
+            </w:r>
+            <w:proofErr w:type="spellEnd"/>
+            <w:r>
+              <w:rPr>
+                <w:rFonts w:eastAsia="Times New Roman" w:cs="Times New Roman"/>
+                <w:b/>
+                <w:bCs/>
+                <w:color w:val="000000"/>
+                <w:sz w:val="18"/>
+                <w:szCs w:val="18"/>
+                <w:lang w:eastAsia="ru-RU"/>
+              </w:rPr>
+              <w:t xml:space="preserve">. </w:t>
+            </w:r>
+            <w:proofErr w:type="spellStart"/>
+            <w:r>
+              <w:rPr>
+                <w:rFonts w:eastAsia="Times New Roman" w:cs="Times New Roman"/>
+                <w:b/>
+                <w:bCs/>
+                <w:color w:val="000000"/>
+                <w:sz w:val="18"/>
+                <w:szCs w:val="18"/>
+                <w:lang w:eastAsia="ru-RU"/>
+              </w:rPr>
+              <w:t>состояние</w:t>
+            </w:r>
+            <w:proofErr w:type="spellEnd"/>
+          </w:p>
+        </w:tc>
+        <w:tc>
+          <w:tcPr>
+            <w:tcW w:w="601" w:type="pct"/>
+            <w:tcBorders>
+              <w:top w:val="single" w:sz="4" w:space="0" w:color="auto"/>
+              <w:left w:val="nil"/>
+              <w:bottom w:val="single" w:sz="4" w:space="0" w:color="auto"/>
+              <w:right w:val="single" w:sz="4" w:space="0" w:color="000000"/>
+            </w:tcBorders>
+            <w:vAlign w:val="center"/>
+            <w:hideMark/>
+          </w:tcPr>
+          <w:p>
+            <w:pPr>
+              <w:spacing w:after="0" w:line="240" w:lineRule="auto"/>
+              <w:ind w:left="-129" w:right="-146"/>
+              <w:jc w:val="center"/>
+              <w:rPr>
+                <w:rFonts w:eastAsia="Times New Roman" w:cs="Times New Roman"/>
+                <w:b/>
+                <w:bCs/>
+                <w:color w:val="000000"/>
+                <w:sz w:val="18"/>
+                <w:szCs w:val="18"/>
+                <w:lang w:eastAsia="ru-RU"/>
+              </w:rPr>
+            </w:pPr>
+            <w:proofErr w:type="spellStart"/>
+            <w:r>
+              <w:rPr>
+                <w:rFonts w:eastAsia="Times New Roman" w:cs="Times New Roman"/>
+                <w:b/>
+                <w:bCs/>
+                <w:color w:val="000000"/>
+                <w:sz w:val="18"/>
+                <w:szCs w:val="18"/>
+                <w:lang w:eastAsia="ru-RU"/>
+              </w:rPr>
+              <w:t>Давление</w:t>
+            </w:r>
+            <w:proofErr w:type="spellEnd"/>
+            <w:r>
+              <w:rPr>
+                <w:rFonts w:eastAsia="Times New Roman" w:cs="Times New Roman"/>
+                <w:b/>
+                <w:bCs/>
+                <w:color w:val="000000"/>
+                <w:sz w:val="18"/>
+                <w:szCs w:val="18"/>
+                <w:lang w:eastAsia="ru-RU"/>
+              </w:rPr>
+              <w:t xml:space="preserve">, </w:t>
+            </w:r>
+            <w:proofErr w:type="spellStart"/>
+            <w:r>
+              <w:rPr>
+                <w:rFonts w:eastAsia="Times New Roman" w:cs="Times New Roman"/>
+                <w:b/>
+                <w:bCs/>
+                <w:color w:val="000000"/>
+                <w:sz w:val="18"/>
+                <w:szCs w:val="18"/>
+                <w:lang w:eastAsia="ru-RU"/>
+              </w:rPr>
+              <w:t>МПа</w:t>
+            </w:r>
+            <w:proofErr w:type="spellEnd"/>
+          </w:p>
+        </w:tc>
+        <w:tc>
+          <w:tcPr>
+            <w:tcW w:w="784" w:type="pct"/>
+            <w:tcBorders>
+              <w:top w:val="single" w:sz="4" w:space="0" w:color="auto"/>
+              <w:left w:val="nil"/>
+              <w:bottom w:val="single" w:sz="4" w:space="0" w:color="auto"/>
+              <w:right w:val="single" w:sz="8" w:space="0" w:color="000000"/>
+            </w:tcBorders>
+            <w:vAlign w:val="center"/>
+            <w:hideMark/>
+          </w:tcPr>
+          <w:p>
+            <w:pPr>
+              <w:spacing w:after="0" w:line="240" w:lineRule="auto"/>
+              <w:ind w:left="-70" w:right="-149"/>
+              <w:jc w:val="center"/>
+              <w:rPr>
+                <w:rFonts w:eastAsia="Times New Roman" w:cs="Times New Roman"/>
+                <w:b/>
+                <w:bCs/>
+                <w:color w:val="000000"/>
+                <w:sz w:val="18"/>
+                <w:szCs w:val="18"/>
+                <w:lang w:eastAsia="ru-RU"/>
+              </w:rPr>
+            </w:pPr>
+            <w:proofErr w:type="spellStart"/>
+            <w:r>
+              <w:rPr>
+                <w:rFonts w:eastAsia="Times New Roman" w:cs="Times New Roman"/>
+                <w:b/>
+                <w:bCs/>
+                <w:color w:val="000000"/>
+                <w:sz w:val="18"/>
+                <w:szCs w:val="18"/>
+                <w:lang w:eastAsia="ru-RU"/>
+              </w:rPr>
+              <w:t>Температура</w:t>
+            </w:r>
+            <w:proofErr w:type="spellEnd"/>
+            <w:r>
+              <w:rPr>
+                <w:rFonts w:eastAsia="Times New Roman" w:cs="Times New Roman"/>
+                <w:b/>
+                <w:bCs/>
+                <w:color w:val="000000"/>
+                <w:sz w:val="18"/>
+                <w:szCs w:val="18"/>
+                <w:lang w:eastAsia="ru-RU"/>
+              </w:rPr>
+              <w:t>, °С</w:t>
+            </w:r>
+          </w:p>
+        </w:tc>
+      </w:tr>
+      <w:tr>
+        <w:trPr>
+          <w:trHeight w:val="20"/>
+          <w:tblHeader/>
+        </w:trPr>
+        <w:tc>
+          <w:tcPr>
+            <w:tcW w:w="5000" w:type="pct"/>
+            <w:gridSpan w:val="8"/>
+            <w:tcBorders>
+              <w:top w:val="single" w:sz="4" w:space="0" w:color="auto"/>
+              <w:left w:val="single" w:sz="8" w:space="0" w:color="auto"/>
+              <w:bottom w:val="single" w:sz="4" w:space="0" w:color="auto"/>
+              <w:right w:val="single" w:sz="8" w:space="0" w:color="000000"/>
+            </w:tcBorders>
+            <w:vAlign w:val="center"/>
+          </w:tcPr>
+          <w:p>
+            <w:pPr>
+              <w:spacing w:after="0" w:line="240" w:lineRule="auto"/>
+              <w:rPr>
+                <w:rFonts w:eastAsia="Times New Roman" w:cs="Times New Roman"/>
+                <w:color w:val="000000"/>
+                <w:sz w:val="18"/>
+                <w:szCs w:val="18"/>
+                <w:lang w:eastAsia="ru-RU"/>
+              </w:rPr>
+            </w:pPr>
+            <w:r>
+              <w:rPr>
+                <w:rFonts w:eastAsia="Times New Roman" w:cs="Times New Roman"/>
+                <w:color w:val="000000"/>
+                <w:sz w:val="18"/>
+                <w:szCs w:val="18"/>
+                <w:lang w:eastAsia="ru-RU"/>
+              </w:rPr>
+              <w:t xml:space="preserve">{%tr for item in </w:t>
+            </w:r>
+            <w:proofErr w:type="spellStart"/>
+            <w:r>
+              <w:rPr>
+                <w:rFonts w:eastAsia="Times New Roman" w:cs="Times New Roman"/>
+                <w:color w:val="000000"/>
+                <w:sz w:val="18"/>
+                <w:szCs w:val="18"/>
+                <w:lang w:eastAsia="ru-RU"/>
+              </w:rPr>
+              <w:t>substance_distribution</w:t>
+            </w:r>
+            <w:proofErr w:type="spellEnd"/>
+            <w:r>
+              <w:rPr>
+                <w:rFonts w:eastAsia="Times New Roman" w:cs="Times New Roman"/>
+                <w:color w:val="000000"/>
+                <w:sz w:val="18"/>
+                <w:szCs w:val="18"/>
+                <w:lang w:eastAsia="ru-RU"/>
+              </w:rPr>
+              <w:t xml:space="preserve"> %}</w:t>
+            </w:r>
+          </w:p>
+        </w:tc>
+      </w:tr>
+      <w:tr>
+        <w:trPr>
+          <w:trHeight w:val="20"/>
+          <w:tblHeader/>
+        </w:trPr>
+        <w:tc>
+          <w:tcPr>
+            <w:tcW w:w="734" w:type="pct"/>
+            <w:tcBorders>
+              <w:top w:val="single" w:sz="4" w:space="0" w:color="auto"/>
+              <w:left w:val="single" w:sz="8" w:space="0" w:color="auto"/>
+              <w:bottom w:val="single" w:sz="4" w:space="0" w:color="auto"/>
+              <w:right w:val="single" w:sz="4" w:space="0" w:color="auto"/>
+            </w:tcBorders>
+            <w:vAlign w:val="center"/>
+          </w:tcPr>
+          <w:p>
+            <w:pPr>
+              <w:spacing w:after="0" w:line="240" w:lineRule="auto"/>
+              <w:jc w:val="center"/>
+              <w:rPr>
+                <w:rFonts w:eastAsia="Times New Roman" w:cs="Times New Roman"/>
+                <w:color w:val="000000"/>
+                <w:sz w:val="18"/>
+                <w:szCs w:val="18"/>
+                <w:lang w:eastAsia="ru-RU"/>
+              </w:rPr>
+            </w:pPr>
+            <w:r>
+              <w:rPr>
+                <w:rFonts w:eastAsia="Times New Roman" w:cs="Times New Roman"/>
+                <w:color w:val="000000"/>
+                <w:sz w:val="18"/>
+                <w:szCs w:val="18"/>
+                <w:lang w:eastAsia="ru-RU"/>
+              </w:rPr>
+              <w:t xml:space="preserve">{{ </w:t>
+            </w:r>
+            <w:proofErr w:type="spellStart"/>
+            <w:r>
+              <w:rPr>
+                <w:rFonts w:eastAsia="Times New Roman" w:cs="Times New Roman"/>
+                <w:color w:val="000000"/>
+                <w:sz w:val="18"/>
+                <w:szCs w:val="18"/>
+                <w:lang w:eastAsia="ru-RU"/>
+              </w:rPr>
+              <w:t>item.component</w:t>
+            </w:r>
+            <w:proofErr w:type="spellEnd"/>
+            <w:r>
+              <w:rPr>
+                <w:rFonts w:eastAsia="Times New Roman" w:cs="Times New Roman"/>
+                <w:color w:val="000000"/>
+                <w:sz w:val="18"/>
+                <w:szCs w:val="18"/>
+                <w:lang w:eastAsia="ru-RU"/>
+              </w:rPr>
+              <w:t xml:space="preserve"> }}</w:t>
+            </w:r>
+          </w:p>
+        </w:tc>
+        <w:tc>
+          <w:tcPr>
+            <w:tcW w:w="734" w:type="pct"/>
+            <w:tcBorders>
+              <w:top w:val="single" w:sz="4" w:space="0" w:color="auto"/>
+              <w:left w:val="nil"/>
+              <w:bottom w:val="single" w:sz="4" w:space="0" w:color="auto"/>
+              <w:right w:val="single" w:sz="4" w:space="0" w:color="000000"/>
+            </w:tcBorders>
+            <w:vAlign w:val="center"/>
+          </w:tcPr>
+          <w:p>
+            <w:pPr>
+              <w:spacing w:after="0" w:line="240" w:lineRule="auto"/>
+              <w:jc w:val="center"/>
+              <w:rPr>
+                <w:rFonts w:eastAsia="Times New Roman" w:cs="Times New Roman"/>
+                <w:color w:val="000000"/>
+                <w:sz w:val="18"/>
+                <w:szCs w:val="18"/>
+                <w:lang w:eastAsia="ru-RU"/>
+              </w:rPr>
+            </w:pPr>
+            <w:r>
+              <w:rPr>
+                <w:rFonts w:eastAsia="Times New Roman" w:cs="Times New Roman"/>
+                <w:color w:val="000000"/>
+                <w:sz w:val="18"/>
+                <w:szCs w:val="18"/>
+                <w:lang w:eastAsia="ru-RU"/>
+              </w:rPr>
+              <w:t xml:space="preserve">{{ </w:t>
+            </w:r>
+            <w:proofErr w:type="spellStart"/>
+            <w:r>
+              <w:rPr>
+                <w:rFonts w:eastAsia="Times New Roman" w:cs="Times New Roman"/>
+                <w:color w:val="000000"/>
+                <w:sz w:val="18"/>
+                <w:szCs w:val="18"/>
+                <w:lang w:eastAsia="ru-RU"/>
+              </w:rPr>
+              <w:t>item.equipment_name</w:t>
+            </w:r>
+            <w:proofErr w:type="spellEnd"/>
+            <w:r>
+              <w:rPr>
+                <w:rFonts w:eastAsia="Times New Roman" w:cs="Times New Roman"/>
+                <w:color w:val="000000"/>
+                <w:sz w:val="18"/>
+                <w:szCs w:val="18"/>
+                <w:lang w:eastAsia="ru-RU"/>
+              </w:rPr>
+              <w:t xml:space="preserve"> }}</w:t>
+            </w:r>
+          </w:p>
+        </w:tc>
+        <w:tc>
+          <w:tcPr>
+            <w:tcW w:w="347" w:type="pct"/>
+            <w:tcBorders>
+              <w:top w:val="single" w:sz="4" w:space="0" w:color="auto"/>
+              <w:left w:val="nil"/>
+              <w:bottom w:val="single" w:sz="4" w:space="0" w:color="auto"/>
+              <w:right w:val="single" w:sz="4" w:space="0" w:color="auto"/>
+            </w:tcBorders>
+            <w:vAlign w:val="center"/>
+          </w:tcPr>
+          <w:p>
+            <w:pPr>
+              <w:spacing w:after="0" w:line="240" w:lineRule="auto"/>
+              <w:ind w:left="-142" w:right="-99"/>
+              <w:jc w:val="center"/>
+              <w:rPr>
+                <w:rFonts w:eastAsia="Times New Roman" w:cs="Times New Roman"/>
+                <w:color w:val="000000"/>
+                <w:sz w:val="18"/>
+                <w:szCs w:val="18"/>
+                <w:lang w:eastAsia="ru-RU"/>
+              </w:rPr>
+            </w:pPr>
+            <w:r>
+              <w:rPr>
+                <w:rFonts w:eastAsia="Times New Roman" w:cs="Times New Roman"/>
+                <w:color w:val="000000"/>
+                <w:sz w:val="18"/>
+                <w:szCs w:val="18"/>
+                <w:lang w:eastAsia="ru-RU"/>
+              </w:rPr>
+              <w:t xml:space="preserve">{{ </w:t>
+            </w:r>
+            <w:proofErr w:type="spellStart"/>
+            <w:r>
+              <w:rPr>
+                <w:rFonts w:eastAsia="Times New Roman" w:cs="Times New Roman"/>
+                <w:color w:val="000000"/>
+                <w:sz w:val="18"/>
+                <w:szCs w:val="18"/>
+                <w:lang w:eastAsia="ru-RU"/>
+              </w:rPr>
+              <w:t>item.units_count</w:t>
+            </w:r>
+            <w:proofErr w:type="spellEnd"/>
+            <w:r>
+              <w:rPr>
+                <w:rFonts w:eastAsia="Times New Roman" w:cs="Times New Roman"/>
+                <w:color w:val="000000"/>
+                <w:sz w:val="18"/>
+                <w:szCs w:val="18"/>
+                <w:lang w:eastAsia="ru-RU"/>
+              </w:rPr>
+              <w:t xml:space="preserve"> }}</w:t>
+            </w:r>
+          </w:p>
+        </w:tc>
+        <w:tc>
+          <w:tcPr>
+            <w:tcW w:w="651" w:type="pct"/>
+            <w:tcBorders>
+              <w:top w:val="single" w:sz="4" w:space="0" w:color="auto"/>
+              <w:left w:val="nil"/>
+              <w:bottom w:val="single" w:sz="4" w:space="0" w:color="auto"/>
+              <w:right w:val="nil"/>
+            </w:tcBorders>
+            <w:vAlign w:val="center"/>
+          </w:tcPr>
+          <w:p>
+            <w:pPr>
+              <w:spacing w:after="0" w:line="240" w:lineRule="auto"/>
+              <w:jc w:val="center"/>
+              <w:rPr>
+                <w:rFonts w:eastAsia="Times New Roman" w:cs="Times New Roman"/>
+                <w:color w:val="000000"/>
+                <w:sz w:val="18"/>
+                <w:szCs w:val="18"/>
+                <w:lang w:val="ru-RU" w:eastAsia="ru-RU"/>
+              </w:rPr>
+            </w:pPr>
+            <w:r>
+              <w:rPr>
+                <w:rFonts w:eastAsia="Times New Roman" w:cs="Times New Roman"/>
+                <w:color w:val="000000"/>
+                <w:sz w:val="18"/>
+                <w:szCs w:val="18"/>
+                <w:lang w:eastAsia="ru-RU"/>
+              </w:rPr>
+              <w:t xml:space="preserve">{{ </w:t>
+            </w:r>
+            <w:proofErr w:type="spellStart"/>
+            <w:r>
+              <w:rPr>
+                <w:rFonts w:eastAsia="Times New Roman" w:cs="Times New Roman"/>
+                <w:color w:val="000000"/>
+                <w:sz w:val="18"/>
+                <w:szCs w:val="18"/>
+                <w:lang w:eastAsia="ru-RU"/>
+              </w:rPr>
+              <w:t>item.mass_in_unit</w:t>
+            </w:r>
+            <w:proofErr w:type="spellEnd"/>
+            <w:r>
+              <w:rPr>
+                <w:rFonts w:eastAsia="Times New Roman" w:cs="Times New Roman"/>
+                <w:color w:val="000000"/>
+                <w:sz w:val="18"/>
+                <w:szCs w:val="18"/>
+                <w:lang w:eastAsia="ru-RU"/>
+              </w:rPr>
+              <w:t xml:space="preserve"> }}</w:t>
+            </w:r>
+          </w:p>
+        </w:tc>
+        <w:tc>
+          <w:tcPr>
+            <w:tcW w:w="641" w:type="pct"/>
+            <w:tcBorders>
+              <w:top w:val="single" w:sz="4" w:space="0" w:color="auto"/>
+              <w:left w:val="single" w:sz="4" w:space="0" w:color="auto"/>
+              <w:bottom w:val="single" w:sz="4" w:space="0" w:color="auto"/>
+              <w:right w:val="nil"/>
+            </w:tcBorders>
+            <w:vAlign w:val="center"/>
+          </w:tcPr>
+          <w:p>
+            <w:pPr>
+              <w:spacing w:after="0" w:line="240" w:lineRule="auto"/>
+              <w:jc w:val="center"/>
+              <w:rPr>
+                <w:rFonts w:eastAsia="Times New Roman" w:cs="Times New Roman"/>
+                <w:color w:val="000000"/>
+                <w:sz w:val="18"/>
+                <w:szCs w:val="18"/>
+                <w:lang w:eastAsia="ru-RU"/>
+              </w:rPr>
+            </w:pPr>
+            <w:r>
+              <w:rPr>
+                <w:rFonts w:eastAsia="Times New Roman" w:cs="Times New Roman"/>
+                <w:color w:val="000000"/>
+                <w:sz w:val="18"/>
+                <w:szCs w:val="18"/>
+                <w:lang w:eastAsia="ru-RU"/>
+              </w:rPr>
+              <w:t xml:space="preserve">{{ </w:t>
+            </w:r>
+            <w:proofErr w:type="spellStart"/>
+            <w:r>
+              <w:rPr>
+                <w:rFonts w:eastAsia="Times New Roman" w:cs="Times New Roman"/>
+                <w:color w:val="000000"/>
+                <w:sz w:val="18"/>
+                <w:szCs w:val="18"/>
+                <w:lang w:eastAsia="ru-RU"/>
+              </w:rPr>
+              <w:t>item.mass_in_block</w:t>
+            </w:r>
+            <w:proofErr w:type="spellEnd"/>
+            <w:r>
+              <w:rPr>
+                <w:rFonts w:eastAsia="Times New Roman" w:cs="Times New Roman"/>
+                <w:color w:val="000000"/>
+                <w:sz w:val="18"/>
+                <w:szCs w:val="18"/>
+                <w:lang w:eastAsia="ru-RU"/>
+              </w:rPr>
+              <w:t xml:space="preserve"> }}</w:t>
+            </w:r>
+          </w:p>
+        </w:tc>
+        <w:tc>
+          <w:tcPr>
+            <w:tcW w:w="508" w:type="pct"/>
+            <w:tcBorders>
+              <w:top w:val="single" w:sz="4" w:space="0" w:color="auto"/>
+              <w:left w:val="single" w:sz="4" w:space="0" w:color="auto"/>
+              <w:bottom w:val="single" w:sz="4" w:space="0" w:color="auto"/>
+              <w:right w:val="single" w:sz="4" w:space="0" w:color="auto"/>
+            </w:tcBorders>
+            <w:vAlign w:val="center"/>
+          </w:tcPr>
+          <w:p>
+            <w:pPr>
+              <w:spacing w:after="0" w:line="240" w:lineRule="auto"/>
+              <w:ind w:left="-69" w:right="-87"/>
+              <w:jc w:val="center"/>
+              <w:rPr>
+                <w:rFonts w:eastAsia="Times New Roman" w:cs="Times New Roman"/>
+                <w:color w:val="000000"/>
+                <w:sz w:val="18"/>
+                <w:szCs w:val="18"/>
+                <w:lang w:eastAsia="ru-RU"/>
+              </w:rPr>
+            </w:pPr>
+            <w:r>
+              <w:rPr>
+                <w:rFonts w:eastAsia="Times New Roman" w:cs="Times New Roman"/>
+                <w:color w:val="000000"/>
+                <w:sz w:val="18"/>
+                <w:szCs w:val="18"/>
+                <w:lang w:eastAsia="ru-RU"/>
+              </w:rPr>
+              <w:t xml:space="preserve">{{ </w:t>
+            </w:r>
+            <w:proofErr w:type="spellStart"/>
+            <w:r>
+              <w:rPr>
+                <w:rFonts w:eastAsia="Times New Roman" w:cs="Times New Roman"/>
+                <w:color w:val="000000"/>
+                <w:sz w:val="18"/>
+                <w:szCs w:val="18"/>
+                <w:lang w:eastAsia="ru-RU"/>
+              </w:rPr>
+              <w:t>item.state</w:t>
+            </w:r>
+            <w:proofErr w:type="spellEnd"/>
+            <w:r>
+              <w:rPr>
+                <w:rFonts w:eastAsia="Times New Roman" w:cs="Times New Roman"/>
+                <w:color w:val="000000"/>
+                <w:sz w:val="18"/>
+                <w:szCs w:val="18"/>
+                <w:lang w:eastAsia="ru-RU"/>
+              </w:rPr>
+              <w:t xml:space="preserve"> }}</w:t>
+            </w:r>
+          </w:p>
+        </w:tc>
+        <w:tc>
+          <w:tcPr>
+            <w:tcW w:w="601" w:type="pct"/>
+            <w:tcBorders>
+              <w:top w:val="single" w:sz="4" w:space="0" w:color="auto"/>
+              <w:left w:val="nil"/>
+              <w:bottom w:val="single" w:sz="4" w:space="0" w:color="auto"/>
+              <w:right w:val="single" w:sz="4" w:space="0" w:color="000000"/>
+            </w:tcBorders>
+            <w:vAlign w:val="center"/>
+          </w:tcPr>
+          <w:p>
+            <w:pPr>
+              <w:spacing w:after="0" w:line="240" w:lineRule="auto"/>
+              <w:ind w:left="-129" w:right="-146"/>
+              <w:jc w:val="center"/>
+              <w:rPr>
+                <w:rFonts w:eastAsia="Times New Roman" w:cs="Times New Roman"/>
+                <w:color w:val="000000"/>
+                <w:sz w:val="18"/>
+                <w:szCs w:val="18"/>
+                <w:lang w:eastAsia="ru-RU"/>
+              </w:rPr>
+            </w:pPr>
+            <w:r>
+              <w:rPr>
+                <w:rFonts w:eastAsia="Times New Roman" w:cs="Times New Roman"/>
+                <w:color w:val="000000"/>
+                <w:sz w:val="18"/>
+                <w:szCs w:val="18"/>
+                <w:lang w:eastAsia="ru-RU"/>
+              </w:rPr>
+              <w:t xml:space="preserve">{{ </w:t>
+            </w:r>
+            <w:proofErr w:type="spellStart"/>
+            <w:r>
+              <w:rPr>
+                <w:rFonts w:eastAsia="Times New Roman" w:cs="Times New Roman"/>
+                <w:color w:val="000000"/>
+                <w:sz w:val="18"/>
+                <w:szCs w:val="18"/>
+                <w:lang w:eastAsia="ru-RU"/>
+              </w:rPr>
+              <w:t>item.</w:t>
+            </w:r>
+            <w:r>
+              <w:rPr>
+                <w:rFonts w:eastAsia="Times New Roman" w:cs="Times New Roman"/>
+                <w:color w:val="000000"/>
+                <w:sz w:val="18"/>
+                <w:szCs w:val="18"/>
+                <w:lang w:eastAsia="ru-RU"/>
+              </w:rPr>
+              <w:t>pressure</w:t>
+            </w:r>
+            <w:proofErr w:type="spellEnd"/>
+            <w:r>
+              <w:rPr>
+                <w:rFonts w:eastAsia="Times New Roman" w:cs="Times New Roman"/>
+                <w:color w:val="000000"/>
+                <w:sz w:val="18"/>
+                <w:szCs w:val="18"/>
+                <w:lang w:eastAsia="ru-RU"/>
+              </w:rPr>
+              <w:t xml:space="preserve"> }}</w:t>
+            </w:r>
+          </w:p>
+        </w:tc>
+        <w:tc>
+          <w:tcPr>
+            <w:tcW w:w="784" w:type="pct"/>
+            <w:tcBorders>
+              <w:top w:val="single" w:sz="4" w:space="0" w:color="auto"/>
+              <w:left w:val="nil"/>
+              <w:bottom w:val="single" w:sz="4" w:space="0" w:color="auto"/>
+              <w:right w:val="single" w:sz="8" w:space="0" w:color="000000"/>
+            </w:tcBorders>
+            <w:vAlign w:val="center"/>
+          </w:tcPr>
+          <w:p>
+            <w:pPr>
+              <w:spacing w:after="0" w:line="240" w:lineRule="auto"/>
+              <w:ind w:left="-70" w:right="-149"/>
+              <w:jc w:val="center"/>
+              <w:rPr>
+                <w:rFonts w:eastAsia="Times New Roman" w:cs="Times New Roman"/>
+                <w:color w:val="000000"/>
+                <w:sz w:val="18"/>
+                <w:szCs w:val="18"/>
+                <w:lang w:eastAsia="ru-RU"/>
+              </w:rPr>
+            </w:pPr>
+            <w:r>
+              <w:rPr>
+                <w:rFonts w:eastAsia="Times New Roman" w:cs="Times New Roman"/>
+                <w:color w:val="000000"/>
+                <w:sz w:val="18"/>
+                <w:szCs w:val="18"/>
+                <w:lang w:eastAsia="ru-RU"/>
+              </w:rPr>
+              <w:t xml:space="preserve">{{ </w:t>
+            </w:r>
+            <w:proofErr w:type="spellStart"/>
+            <w:r>
+              <w:rPr>
+                <w:rFonts w:eastAsia="Times New Roman" w:cs="Times New Roman"/>
+                <w:color w:val="000000"/>
+                <w:sz w:val="18"/>
+                <w:szCs w:val="18"/>
+                <w:lang w:eastAsia="ru-RU"/>
+              </w:rPr>
+              <w:t>item.temperature</w:t>
+            </w:r>
+            <w:proofErr w:type="spellEnd"/>
+            <w:r>
+              <w:rPr>
+                <w:rFonts w:eastAsia="Times New Roman" w:cs="Times New Roman"/>
+                <w:color w:val="000000"/>
+                <w:sz w:val="18"/>
+                <w:szCs w:val="18"/>
+                <w:lang w:eastAsia="ru-RU"/>
+              </w:rPr>
+              <w:t xml:space="preserve"> }}</w:t>
+            </w:r>
+          </w:p>
+        </w:tc>
+      </w:tr>
+      <w:tr>
+        <w:trPr>
+          <w:trHeight w:val="20"/>
+          <w:tblHeader/>
+        </w:trPr>
+        <w:tc>
+          <w:tcPr>
+            <w:tcW w:w="5000" w:type="pct"/>
+            <w:gridSpan w:val="8"/>
+            <w:tcBorders>
+              <w:top w:val="single" w:sz="4" w:space="0" w:color="auto"/>
+              <w:left w:val="single" w:sz="8" w:space="0" w:color="auto"/>
+              <w:bottom w:val="single" w:sz="4" w:space="0" w:color="auto"/>
+              <w:right w:val="single" w:sz="8" w:space="0" w:color="000000"/>
+            </w:tcBorders>
+            <w:vAlign w:val="center"/>
+          </w:tcPr>
+          <w:p>
+            <w:pPr>
+              <w:spacing w:after="0" w:line="240" w:lineRule="auto"/>
+              <w:rPr>
+                <w:rFonts w:eastAsia="Times New Roman" w:cs="Times New Roman"/>
+                <w:color w:val="000000"/>
+                <w:sz w:val="18"/>
+                <w:szCs w:val="18"/>
+                <w:lang w:val="ru-RU" w:eastAsia="ru-RU"/>
+              </w:rPr>
+            </w:pPr>
+            <w:r>
+              <w:rPr>
+                <w:rFonts w:eastAsia="Times New Roman" w:cs="Times New Roman"/>
+                <w:color w:val="000000"/>
+                <w:sz w:val="18"/>
+                <w:szCs w:val="18"/>
+                <w:lang w:val="ru-RU" w:eastAsia="ru-RU"/>
+              </w:rPr>
+              <w:t>{%</w:t>
+            </w:r>
+            <w:proofErr w:type="spellStart"/>
+            <w:r>
+              <w:rPr>
+                <w:rFonts w:eastAsia="Times New Roman" w:cs="Times New Roman"/>
+                <w:color w:val="000000"/>
+                <w:sz w:val="18"/>
+                <w:szCs w:val="18"/>
+                <w:lang w:val="ru-RU" w:eastAsia="ru-RU"/>
+              </w:rPr>
+              <w:t>tr</w:t>
+            </w:r>
+            <w:proofErr w:type="spellEnd"/>
+            <w:r>
+              <w:rPr>
+                <w:rFonts w:eastAsia="Times New Roman" w:cs="Times New Roman"/>
+                <w:color w:val="000000"/>
+                <w:sz w:val="18"/>
+                <w:szCs w:val="18"/>
+                <w:lang w:val="ru-RU" w:eastAsia="ru-RU"/>
+              </w:rPr>
+              <w:t xml:space="preserve"> </w:t>
+            </w:r>
+            <w:proofErr w:type="spellStart"/>
+            <w:r>
+              <w:rPr>
+                <w:rFonts w:eastAsia="Times New Roman" w:cs="Times New Roman"/>
+                <w:color w:val="000000"/>
+                <w:sz w:val="18"/>
+                <w:szCs w:val="18"/>
+                <w:lang w:val="ru-RU" w:eastAsia="ru-RU"/>
+              </w:rPr>
+              <w:t>endfor</w:t>
+            </w:r>
+            <w:proofErr w:type="spellEnd"/>
+            <w:r>
+              <w:rPr>
+                <w:rFonts w:eastAsia="Times New Roman" w:cs="Times New Roman"/>
+                <w:color w:val="000000"/>
+                <w:sz w:val="18"/>
+                <w:szCs w:val="18"/>
+                <w:lang w:val="ru-RU" w:eastAsia="ru-RU"/>
+              </w:rPr>
+              <w:t xml:space="preserve"> %}</w:t>
+            </w:r>
+          </w:p>
+        </w:tc>
+      </w:tr>
+    </w:tbl>
+    <w:p/>
+    <w:p>
+      <w:proofErr w:type="spellStart"/>
+      <w:r>
+        <w:t>Общая</w:t>
+      </w:r>
+      <w:proofErr w:type="spellEnd"/>
+      <w:r>
+        <w:t xml:space="preserve"> </w:t>
+      </w:r>
+      <w:proofErr w:type="spellStart"/>
+      <w:r>
+        <w:t>масса</w:t>
+      </w:r>
+      <w:proofErr w:type="spellEnd"/>
+      <w:r>
+        <w:t xml:space="preserve"> </w:t>
+      </w:r>
+      <w:proofErr w:type="spellStart"/>
+      <w:r>
+        <w:t>опасных</w:t>
+      </w:r>
+      <w:proofErr w:type="spellEnd"/>
+      <w:r>
+        <w:t xml:space="preserve"> </w:t>
+      </w:r>
+      <w:proofErr w:type="spellStart"/>
+      <w:r>
+        <w:t>веществ</w:t>
+      </w:r>
+      <w:proofErr w:type="spellEnd"/>
+      <w:r>
+        <w:t xml:space="preserve"> в </w:t>
+      </w:r>
+      <w:proofErr w:type="spellStart"/>
+      <w:r>
+        <w:t>оборудовании</w:t>
+      </w:r>
+      <w:proofErr w:type="spellEnd"/>
+      <w:r>
+        <w:t xml:space="preserve">: {{ </w:t>
+      </w:r>
+      <w:proofErr w:type="spellStart"/>
+      <w:r>
+        <w:t>total_substance_mass</w:t>
+      </w:r>
+      <w:proofErr w:type="spellEnd"/>
+      <w:r>
+        <w:t xml:space="preserve"> }} т</w:t>
+      </w:r>
+    </w:p>
+    <w:p/>
+    <w:p>
+      <w:r>
+        <w:lastRenderedPageBreak/>
+        <w:t xml:space="preserve">{% for result in </w:t>
+      </w:r>
+      <w:proofErr w:type="spellStart"/>
+      <w:r>
+        <w:t>calculation_results</w:t>
+      </w:r>
+      <w:proofErr w:type="spellEnd"/>
+      <w:r>
+        <w:t xml:space="preserve"> %}</w:t>
+      </w:r>
+    </w:p>
+    <w:p>
+      <w:r>
+        <w:t xml:space="preserve">   {{ </w:t>
+      </w:r>
+      <w:proofErr w:type="spellStart"/>
+      <w:r>
+        <w:t>result.equipment_name</w:t>
+      </w:r>
+      <w:proofErr w:type="spellEnd"/>
+      <w:r>
+        <w:t xml:space="preserve"> }} - {{ </w:t>
+      </w:r>
+      <w:proofErr w:type="spellStart"/>
+      <w:r>
+        <w:t>result.casualties</w:t>
+      </w:r>
+      <w:proofErr w:type="spellEnd"/>
+      <w:r>
+        <w:t xml:space="preserve"> }} </w:t>
+      </w:r>
+      <w:proofErr w:type="spellStart"/>
+      <w:r>
+        <w:t>погибших</w:t>
+      </w:r>
+      <w:proofErr w:type="spellEnd"/>
+    </w:p>
+    <w:p>
+      <w:r>
+        <w:t xml:space="preserve">{% </w:t>
+      </w:r>
+      <w:proofErr w:type="spellStart"/>
+      <w:r>
+        <w:t>endfor</w:t>
+      </w:r>
+      <w:proofErr w:type="spellEnd"/>
+      <w:r>
+        <w:t xml:space="preserve"> %}</w:t>
+      </w:r>
+    </w:p>
     <w:sectPr>
       <w:pgSz w:w="12240" w:h="15840"/>
       <w:pgMar w:top="1134" w:right="850" w:bottom="1134" w:left="1701" w:header="720" w:footer="720" w:gutter="0"/>

--- a/work_with_docs/template.docx
+++ b/work_with_docs/template.docx
@@ -3936,59 +3936,6517 @@
       </w:r>
     </w:p>
     <w:p/>
+    <w:tbl>
+      <w:tblPr>
+        <w:tblW w:w="0" w:type="auto"/>
+        <w:tblBorders>
+          <w:top w:val="single" w:sz="4" w:space="0" w:color="auto"/>
+          <w:left w:val="single" w:sz="4" w:space="0" w:color="auto"/>
+          <w:bottom w:val="single" w:sz="4" w:space="0" w:color="auto"/>
+          <w:right w:val="single" w:sz="4" w:space="0" w:color="auto"/>
+          <w:insideH w:val="single" w:sz="4" w:space="0" w:color="auto"/>
+          <w:insideV w:val="single" w:sz="4" w:space="0" w:color="auto"/>
+        </w:tblBorders>
+        <w:tblLook w:val="04A0" w:firstRow="1" w:lastRow="0" w:firstColumn="1" w:lastColumn="0" w:noHBand="0" w:noVBand="1"/>
+      </w:tblPr>
+      <w:tblGrid>
+        <w:gridCol w:w="2196"/>
+        <w:gridCol w:w="2081"/>
+        <w:gridCol w:w="4291"/>
+        <w:gridCol w:w="1337"/>
+      </w:tblGrid>
+      <w:tr>
+        <w:trPr>
+          <w:cantSplit/>
+          <w:trHeight w:val="1251"/>
+          <w:tblHeader/>
+        </w:trPr>
+        <w:tc>
+          <w:tcPr>
+            <w:tcW w:w="0" w:type="auto"/>
+            <w:shd w:val="clear" w:color="auto" w:fill="auto"/>
+            <w:noWrap/>
+            <w:vAlign w:val="center"/>
+            <w:hideMark/>
+          </w:tcPr>
+          <w:p>
+            <w:pPr>
+              <w:jc w:val="center"/>
+              <w:rPr>
+                <w:b/>
+                <w:bCs/>
+                <w:sz w:val="20"/>
+                <w:szCs w:val="20"/>
+              </w:rPr>
+            </w:pPr>
+            <w:r>
+              <w:rPr>
+                <w:b/>
+                <w:bCs/>
+                <w:sz w:val="20"/>
+                <w:szCs w:val="20"/>
+              </w:rPr>
+              <w:lastRenderedPageBreak/>
+              <w:t xml:space="preserve">№ </w:t>
+            </w:r>
+            <w:proofErr w:type="spellStart"/>
+            <w:r>
+              <w:rPr>
+                <w:b/>
+                <w:bCs/>
+                <w:sz w:val="20"/>
+                <w:szCs w:val="20"/>
+              </w:rPr>
+              <w:t>сценария</w:t>
+            </w:r>
+            <w:proofErr w:type="spellEnd"/>
+          </w:p>
+        </w:tc>
+        <w:tc>
+          <w:tcPr>
+            <w:tcW w:w="2138" w:type="dxa"/>
+            <w:shd w:val="clear" w:color="auto" w:fill="auto"/>
+            <w:noWrap/>
+            <w:vAlign w:val="center"/>
+            <w:hideMark/>
+          </w:tcPr>
+          <w:p>
+            <w:pPr>
+              <w:jc w:val="center"/>
+              <w:rPr>
+                <w:b/>
+                <w:bCs/>
+                <w:sz w:val="20"/>
+                <w:szCs w:val="20"/>
+                <w:lang w:val="ru-RU"/>
+              </w:rPr>
+            </w:pPr>
+            <w:proofErr w:type="spellStart"/>
+            <w:r>
+              <w:rPr>
+                <w:b/>
+                <w:bCs/>
+                <w:sz w:val="20"/>
+                <w:szCs w:val="20"/>
+              </w:rPr>
+              <w:t>Оборудование</w:t>
+            </w:r>
+            <w:proofErr w:type="spellEnd"/>
+            <w:r>
+              <w:rPr>
+                <w:b/>
+                <w:bCs/>
+                <w:sz w:val="20"/>
+                <w:szCs w:val="20"/>
+                <w:lang w:val="ru-RU"/>
+              </w:rPr>
+              <w:t xml:space="preserve"> (составляющая)</w:t>
+            </w:r>
+          </w:p>
+        </w:tc>
+        <w:tc>
+          <w:tcPr>
+            <w:tcW w:w="4415" w:type="dxa"/>
+            <w:shd w:val="clear" w:color="auto" w:fill="auto"/>
+            <w:noWrap/>
+            <w:vAlign w:val="center"/>
+            <w:hideMark/>
+          </w:tcPr>
+          <w:p>
+            <w:pPr>
+              <w:jc w:val="center"/>
+              <w:rPr>
+                <w:b/>
+                <w:bCs/>
+                <w:sz w:val="20"/>
+                <w:szCs w:val="20"/>
+              </w:rPr>
+            </w:pPr>
+            <w:proofErr w:type="spellStart"/>
+            <w:r>
+              <w:rPr>
+                <w:b/>
+                <w:bCs/>
+                <w:sz w:val="20"/>
+                <w:szCs w:val="20"/>
+              </w:rPr>
+              <w:t>Описание</w:t>
+            </w:r>
+            <w:proofErr w:type="spellEnd"/>
+          </w:p>
+        </w:tc>
+        <w:tc>
+          <w:tcPr>
+            <w:tcW w:w="0" w:type="auto"/>
+            <w:vAlign w:val="center"/>
+          </w:tcPr>
+          <w:p>
+            <w:pPr>
+              <w:jc w:val="center"/>
+              <w:rPr>
+                <w:b/>
+                <w:bCs/>
+                <w:sz w:val="20"/>
+                <w:szCs w:val="20"/>
+              </w:rPr>
+            </w:pPr>
+            <w:proofErr w:type="spellStart"/>
+            <w:r>
+              <w:rPr>
+                <w:b/>
+                <w:bCs/>
+                <w:sz w:val="20"/>
+                <w:szCs w:val="20"/>
+              </w:rPr>
+              <w:t>Частота</w:t>
+            </w:r>
+            <w:proofErr w:type="spellEnd"/>
+            <w:r>
+              <w:rPr>
+                <w:b/>
+                <w:bCs/>
+                <w:sz w:val="20"/>
+                <w:szCs w:val="20"/>
+              </w:rPr>
+              <w:t xml:space="preserve"> </w:t>
+            </w:r>
+            <w:proofErr w:type="spellStart"/>
+            <w:r>
+              <w:rPr>
+                <w:b/>
+                <w:bCs/>
+                <w:sz w:val="20"/>
+                <w:szCs w:val="20"/>
+              </w:rPr>
+              <w:t>сценария</w:t>
+            </w:r>
+            <w:proofErr w:type="spellEnd"/>
+            <w:r>
+              <w:rPr>
+                <w:b/>
+                <w:bCs/>
+                <w:sz w:val="20"/>
+                <w:szCs w:val="20"/>
+              </w:rPr>
+              <w:t>, 1/</w:t>
+            </w:r>
+            <w:proofErr w:type="spellStart"/>
+            <w:r>
+              <w:rPr>
+                <w:b/>
+                <w:bCs/>
+                <w:sz w:val="20"/>
+                <w:szCs w:val="20"/>
+              </w:rPr>
+              <w:t>год</w:t>
+            </w:r>
+            <w:proofErr w:type="spellEnd"/>
+          </w:p>
+        </w:tc>
+      </w:tr>
+      <w:tr>
+        <w:trPr>
+          <w:cantSplit/>
+          <w:trHeight w:val="20"/>
+        </w:trPr>
+        <w:tc>
+          <w:tcPr>
+            <w:tcW w:w="0" w:type="auto"/>
+            <w:gridSpan w:val="4"/>
+            <w:shd w:val="clear" w:color="auto" w:fill="auto"/>
+            <w:noWrap/>
+            <w:vAlign w:val="center"/>
+          </w:tcPr>
+          <w:p>
+            <w:pPr>
+              <w:rPr>
+                <w:b/>
+                <w:bCs/>
+                <w:sz w:val="20"/>
+                <w:szCs w:val="20"/>
+                <w:highlight w:val="yellow"/>
+              </w:rPr>
+            </w:pPr>
+            <w:r>
+              <w:rPr>
+                <w:color w:val="000000"/>
+                <w:sz w:val="18"/>
+                <w:szCs w:val="18"/>
+                <w:highlight w:val="yellow"/>
+              </w:rPr>
+              <w:t xml:space="preserve">{%tr for item in </w:t>
+            </w:r>
+            <w:proofErr w:type="spellStart"/>
+            <w:r>
+              <w:rPr>
+                <w:color w:val="000000"/>
+                <w:sz w:val="18"/>
+                <w:szCs w:val="18"/>
+              </w:rPr>
+              <w:t>calculation_results</w:t>
+            </w:r>
+            <w:proofErr w:type="spellEnd"/>
+            <w:r>
+              <w:rPr>
+                <w:color w:val="000000"/>
+                <w:sz w:val="18"/>
+                <w:szCs w:val="18"/>
+                <w:highlight w:val="yellow"/>
+              </w:rPr>
+              <w:t xml:space="preserve"> %}</w:t>
+            </w:r>
+          </w:p>
+        </w:tc>
+      </w:tr>
+      <w:tr>
+        <w:trPr>
+          <w:cantSplit/>
+          <w:trHeight w:val="20"/>
+        </w:trPr>
+        <w:tc>
+          <w:tcPr>
+            <w:tcW w:w="0" w:type="auto"/>
+            <w:shd w:val="clear" w:color="auto" w:fill="auto"/>
+            <w:noWrap/>
+            <w:vAlign w:val="bottom"/>
+          </w:tcPr>
+          <w:p>
+            <w:pPr>
+              <w:jc w:val="center"/>
+              <w:rPr>
+                <w:b/>
+                <w:bCs/>
+                <w:sz w:val="20"/>
+                <w:szCs w:val="20"/>
+                <w:highlight w:val="yellow"/>
+              </w:rPr>
+            </w:pPr>
+            <w:r>
+              <w:rPr>
+                <w:rFonts w:eastAsiaTheme="minorHAnsi"/>
+                <w:color w:val="000000"/>
+                <w:sz w:val="18"/>
+                <w:szCs w:val="18"/>
+              </w:rPr>
+              <w:t xml:space="preserve">{{ </w:t>
+            </w:r>
+            <w:proofErr w:type="spellStart"/>
+            <w:r>
+              <w:rPr>
+                <w:rFonts w:eastAsiaTheme="minorHAnsi"/>
+                <w:color w:val="000000"/>
+                <w:sz w:val="18"/>
+                <w:szCs w:val="18"/>
+              </w:rPr>
+              <w:t>item.</w:t>
+            </w:r>
+            <w:r>
+              <w:rPr>
+                <w:rFonts w:eastAsiaTheme="minorHAnsi"/>
+                <w:color w:val="000000"/>
+                <w:sz w:val="18"/>
+                <w:szCs w:val="18"/>
+              </w:rPr>
+              <w:t>scenario_number</w:t>
+            </w:r>
+            <w:proofErr w:type="spellEnd"/>
+            <w:r>
+              <w:rPr>
+                <w:rFonts w:eastAsiaTheme="minorHAnsi"/>
+                <w:color w:val="000000"/>
+                <w:sz w:val="18"/>
+                <w:szCs w:val="18"/>
+              </w:rPr>
+              <w:t xml:space="preserve"> }}</w:t>
+            </w:r>
+          </w:p>
+        </w:tc>
+        <w:tc>
+          <w:tcPr>
+            <w:tcW w:w="2138" w:type="dxa"/>
+            <w:shd w:val="clear" w:color="auto" w:fill="auto"/>
+            <w:noWrap/>
+            <w:vAlign w:val="bottom"/>
+          </w:tcPr>
+          <w:p>
+            <w:pPr>
+              <w:jc w:val="center"/>
+              <w:rPr>
+                <w:b/>
+                <w:bCs/>
+                <w:sz w:val="20"/>
+                <w:szCs w:val="20"/>
+                <w:highlight w:val="yellow"/>
+              </w:rPr>
+            </w:pPr>
+            <w:r>
+              <w:rPr>
+                <w:rFonts w:eastAsiaTheme="minorHAnsi"/>
+                <w:color w:val="000000"/>
+                <w:sz w:val="18"/>
+                <w:szCs w:val="18"/>
+              </w:rPr>
+              <w:t xml:space="preserve">{{ </w:t>
+            </w:r>
+            <w:proofErr w:type="spellStart"/>
+            <w:r>
+              <w:rPr>
+                <w:rFonts w:eastAsiaTheme="minorHAnsi"/>
+                <w:color w:val="000000"/>
+                <w:sz w:val="18"/>
+                <w:szCs w:val="18"/>
+              </w:rPr>
+              <w:t>item.</w:t>
+            </w:r>
+            <w:r>
+              <w:rPr>
+                <w:rFonts w:eastAsiaTheme="minorHAnsi"/>
+                <w:color w:val="000000"/>
+                <w:sz w:val="18"/>
+                <w:szCs w:val="18"/>
+              </w:rPr>
+              <w:t>equipment_name</w:t>
+            </w:r>
+            <w:proofErr w:type="spellEnd"/>
+            <w:r>
+              <w:rPr>
+                <w:rFonts w:eastAsiaTheme="minorHAnsi"/>
+                <w:color w:val="000000"/>
+                <w:sz w:val="18"/>
+                <w:szCs w:val="18"/>
+              </w:rPr>
+              <w:t xml:space="preserve"> }}</w:t>
+            </w:r>
+          </w:p>
+        </w:tc>
+        <w:tc>
+          <w:tcPr>
+            <w:tcW w:w="4415" w:type="dxa"/>
+            <w:shd w:val="clear" w:color="auto" w:fill="auto"/>
+            <w:noWrap/>
+            <w:vAlign w:val="center"/>
+          </w:tcPr>
+          <w:p>
+            <w:pPr>
+              <w:jc w:val="center"/>
+              <w:rPr>
+                <w:b/>
+                <w:bCs/>
+                <w:sz w:val="20"/>
+                <w:szCs w:val="20"/>
+                <w:highlight w:val="yellow"/>
+                <w:lang w:val="ru-RU"/>
+              </w:rPr>
+            </w:pPr>
+            <w:r>
+              <w:rPr>
+                <w:color w:val="000000"/>
+                <w:sz w:val="18"/>
+                <w:szCs w:val="18"/>
+                <w:highlight w:val="yellow"/>
+                <w:lang w:val="ru-RU"/>
+              </w:rPr>
+              <w:t>---</w:t>
+            </w:r>
+          </w:p>
+        </w:tc>
+        <w:tc>
+          <w:tcPr>
+            <w:tcW w:w="0" w:type="auto"/>
+            <w:vAlign w:val="center"/>
+          </w:tcPr>
+          <w:p>
+            <w:pPr>
+              <w:jc w:val="center"/>
+              <w:rPr>
+                <w:b/>
+                <w:bCs/>
+                <w:sz w:val="20"/>
+                <w:szCs w:val="20"/>
+                <w:highlight w:val="yellow"/>
+              </w:rPr>
+            </w:pPr>
+            <w:r>
+              <w:rPr>
+                <w:color w:val="000000"/>
+                <w:sz w:val="18"/>
+                <w:szCs w:val="18"/>
+                <w:highlight w:val="yellow"/>
+              </w:rPr>
+              <w:t xml:space="preserve">{{ </w:t>
+            </w:r>
+            <w:proofErr w:type="spellStart"/>
+            <w:r>
+              <w:rPr>
+                <w:color w:val="000000"/>
+                <w:sz w:val="18"/>
+                <w:szCs w:val="18"/>
+                <w:highlight w:val="yellow"/>
+              </w:rPr>
+              <w:t>item.</w:t>
+            </w:r>
+            <w:r>
+              <w:rPr>
+                <w:color w:val="000000"/>
+                <w:sz w:val="18"/>
+                <w:szCs w:val="18"/>
+              </w:rPr>
+              <w:t>probability</w:t>
+            </w:r>
+            <w:proofErr w:type="spellEnd"/>
+            <w:r>
+              <w:rPr>
+                <w:color w:val="000000"/>
+                <w:sz w:val="18"/>
+                <w:szCs w:val="18"/>
+                <w:highlight w:val="yellow"/>
+              </w:rPr>
+              <w:t xml:space="preserve"> }}</w:t>
+            </w:r>
+          </w:p>
+        </w:tc>
+      </w:tr>
+      <w:tr>
+        <w:trPr>
+          <w:cantSplit/>
+          <w:trHeight w:val="274"/>
+        </w:trPr>
+        <w:tc>
+          <w:tcPr>
+            <w:tcW w:w="0" w:type="auto"/>
+            <w:gridSpan w:val="4"/>
+            <w:shd w:val="clear" w:color="auto" w:fill="auto"/>
+            <w:noWrap/>
+            <w:vAlign w:val="center"/>
+          </w:tcPr>
+          <w:p>
+            <w:pPr>
+              <w:rPr>
+                <w:b/>
+                <w:bCs/>
+                <w:sz w:val="20"/>
+                <w:szCs w:val="20"/>
+                <w:highlight w:val="yellow"/>
+              </w:rPr>
+            </w:pPr>
+            <w:r>
+              <w:rPr>
+                <w:color w:val="000000"/>
+                <w:sz w:val="18"/>
+                <w:szCs w:val="18"/>
+                <w:highlight w:val="yellow"/>
+              </w:rPr>
+              <w:t xml:space="preserve">{%tr </w:t>
+            </w:r>
+            <w:proofErr w:type="spellStart"/>
+            <w:r>
+              <w:rPr>
+                <w:color w:val="000000"/>
+                <w:sz w:val="18"/>
+                <w:szCs w:val="18"/>
+                <w:highlight w:val="yellow"/>
+              </w:rPr>
+              <w:t>endfor</w:t>
+            </w:r>
+            <w:proofErr w:type="spellEnd"/>
+            <w:r>
+              <w:rPr>
+                <w:color w:val="000000"/>
+                <w:sz w:val="18"/>
+                <w:szCs w:val="18"/>
+                <w:highlight w:val="yellow"/>
+              </w:rPr>
+              <w:t xml:space="preserve"> %}</w:t>
+            </w:r>
+          </w:p>
+        </w:tc>
+      </w:tr>
+    </w:tbl>
+    <w:p/>
+    <w:p/>
+    <w:tbl>
+      <w:tblPr>
+        <w:tblW w:w="5000" w:type="pct"/>
+        <w:tblBorders>
+          <w:top w:val="single" w:sz="4" w:space="0" w:color="auto"/>
+          <w:left w:val="single" w:sz="4" w:space="0" w:color="auto"/>
+          <w:bottom w:val="single" w:sz="4" w:space="0" w:color="auto"/>
+          <w:right w:val="single" w:sz="4" w:space="0" w:color="auto"/>
+          <w:insideH w:val="single" w:sz="4" w:space="0" w:color="auto"/>
+          <w:insideV w:val="single" w:sz="4" w:space="0" w:color="auto"/>
+        </w:tblBorders>
+        <w:tblLayout w:type="fixed"/>
+        <w:tblLook w:val="04A0" w:firstRow="1" w:lastRow="0" w:firstColumn="1" w:lastColumn="0" w:noHBand="0" w:noVBand="1"/>
+      </w:tblPr>
+      <w:tblGrid>
+        <w:gridCol w:w="1985"/>
+        <w:gridCol w:w="3794"/>
+        <w:gridCol w:w="1842"/>
+        <w:gridCol w:w="2284"/>
+      </w:tblGrid>
+      <w:tr>
+        <w:trPr>
+          <w:trHeight w:val="699"/>
+          <w:tblHeader/>
+        </w:trPr>
+        <w:tc>
+          <w:tcPr>
+            <w:tcW w:w="1002" w:type="pct"/>
+            <w:shd w:val="clear" w:color="auto" w:fill="auto"/>
+            <w:noWrap/>
+            <w:vAlign w:val="center"/>
+            <w:hideMark/>
+          </w:tcPr>
+          <w:p>
+            <w:pPr>
+              <w:spacing w:after="0" w:line="240" w:lineRule="auto"/>
+              <w:jc w:val="center"/>
+              <w:rPr>
+                <w:b/>
+                <w:bCs/>
+                <w:sz w:val="20"/>
+                <w:szCs w:val="20"/>
+              </w:rPr>
+            </w:pPr>
+            <w:r>
+              <w:rPr>
+                <w:b/>
+                <w:bCs/>
+                <w:sz w:val="20"/>
+                <w:szCs w:val="20"/>
+              </w:rPr>
+              <w:t xml:space="preserve">№ </w:t>
+            </w:r>
+            <w:proofErr w:type="spellStart"/>
+            <w:r>
+              <w:rPr>
+                <w:b/>
+                <w:bCs/>
+                <w:sz w:val="20"/>
+                <w:szCs w:val="20"/>
+              </w:rPr>
+              <w:t>сценария</w:t>
+            </w:r>
+            <w:proofErr w:type="spellEnd"/>
+          </w:p>
+        </w:tc>
+        <w:tc>
+          <w:tcPr>
+            <w:tcW w:w="1915" w:type="pct"/>
+            <w:shd w:val="clear" w:color="auto" w:fill="auto"/>
+            <w:noWrap/>
+            <w:vAlign w:val="center"/>
+            <w:hideMark/>
+          </w:tcPr>
+          <w:p>
+            <w:pPr>
+              <w:spacing w:after="0" w:line="240" w:lineRule="auto"/>
+              <w:jc w:val="center"/>
+              <w:rPr>
+                <w:b/>
+                <w:bCs/>
+                <w:sz w:val="20"/>
+                <w:szCs w:val="20"/>
+              </w:rPr>
+            </w:pPr>
+            <w:proofErr w:type="spellStart"/>
+            <w:r>
+              <w:rPr>
+                <w:b/>
+                <w:bCs/>
+                <w:sz w:val="20"/>
+                <w:szCs w:val="20"/>
+              </w:rPr>
+              <w:t>Оборудование</w:t>
+            </w:r>
+            <w:proofErr w:type="spellEnd"/>
+            <w:r>
+              <w:rPr>
+                <w:b/>
+                <w:bCs/>
+                <w:sz w:val="20"/>
+                <w:szCs w:val="20"/>
+                <w:lang w:val="ru-RU"/>
+              </w:rPr>
+              <w:t xml:space="preserve"> (составляющая)</w:t>
+            </w:r>
+          </w:p>
+        </w:tc>
+        <w:tc>
+          <w:tcPr>
+            <w:tcW w:w="930" w:type="pct"/>
+            <w:shd w:val="clear" w:color="auto" w:fill="auto"/>
+            <w:vAlign w:val="center"/>
+            <w:hideMark/>
+          </w:tcPr>
+          <w:p>
+            <w:pPr>
+              <w:spacing w:after="0" w:line="240" w:lineRule="auto"/>
+              <w:jc w:val="center"/>
+              <w:rPr>
+                <w:b/>
+                <w:bCs/>
+                <w:sz w:val="20"/>
+                <w:szCs w:val="20"/>
+              </w:rPr>
+            </w:pPr>
+            <w:proofErr w:type="spellStart"/>
+            <w:r>
+              <w:rPr>
+                <w:b/>
+                <w:bCs/>
+                <w:sz w:val="20"/>
+                <w:szCs w:val="20"/>
+              </w:rPr>
+              <w:t>Количество</w:t>
+            </w:r>
+            <w:proofErr w:type="spellEnd"/>
+            <w:r>
+              <w:rPr>
+                <w:b/>
+                <w:bCs/>
+                <w:sz w:val="20"/>
+                <w:szCs w:val="20"/>
+              </w:rPr>
+              <w:t xml:space="preserve"> ОВ </w:t>
+            </w:r>
+            <w:proofErr w:type="spellStart"/>
+            <w:r>
+              <w:rPr>
+                <w:b/>
+                <w:bCs/>
+                <w:sz w:val="20"/>
+                <w:szCs w:val="20"/>
+              </w:rPr>
+              <w:t>участвующего</w:t>
+            </w:r>
+            <w:proofErr w:type="spellEnd"/>
+            <w:r>
+              <w:rPr>
+                <w:b/>
+                <w:bCs/>
+                <w:sz w:val="20"/>
+                <w:szCs w:val="20"/>
+              </w:rPr>
+              <w:t xml:space="preserve"> в </w:t>
+            </w:r>
+            <w:proofErr w:type="spellStart"/>
+            <w:r>
+              <w:rPr>
+                <w:b/>
+                <w:bCs/>
+                <w:sz w:val="20"/>
+                <w:szCs w:val="20"/>
+              </w:rPr>
+              <w:t>аварии</w:t>
+            </w:r>
+            <w:proofErr w:type="spellEnd"/>
+            <w:r>
+              <w:rPr>
+                <w:b/>
+                <w:bCs/>
+                <w:sz w:val="20"/>
+                <w:szCs w:val="20"/>
+              </w:rPr>
+              <w:t>, т</w:t>
+            </w:r>
+          </w:p>
+        </w:tc>
+        <w:tc>
+          <w:tcPr>
+            <w:tcW w:w="1153" w:type="pct"/>
+            <w:shd w:val="clear" w:color="auto" w:fill="auto"/>
+            <w:vAlign w:val="center"/>
+            <w:hideMark/>
+          </w:tcPr>
+          <w:p>
+            <w:pPr>
+              <w:spacing w:after="0" w:line="240" w:lineRule="auto"/>
+              <w:jc w:val="center"/>
+              <w:rPr>
+                <w:b/>
+                <w:bCs/>
+                <w:sz w:val="20"/>
+                <w:szCs w:val="20"/>
+              </w:rPr>
+            </w:pPr>
+            <w:proofErr w:type="spellStart"/>
+            <w:r>
+              <w:rPr>
+                <w:b/>
+                <w:bCs/>
+                <w:sz w:val="20"/>
+                <w:szCs w:val="20"/>
+              </w:rPr>
+              <w:t>Количество</w:t>
+            </w:r>
+            <w:proofErr w:type="spellEnd"/>
+            <w:r>
+              <w:rPr>
+                <w:b/>
+                <w:bCs/>
+                <w:sz w:val="20"/>
+                <w:szCs w:val="20"/>
+              </w:rPr>
+              <w:t xml:space="preserve"> ОВ в </w:t>
+            </w:r>
+            <w:proofErr w:type="spellStart"/>
+            <w:r>
+              <w:rPr>
+                <w:b/>
+                <w:bCs/>
+                <w:sz w:val="20"/>
+                <w:szCs w:val="20"/>
+              </w:rPr>
+              <w:t>создании</w:t>
+            </w:r>
+            <w:proofErr w:type="spellEnd"/>
+            <w:r>
+              <w:rPr>
+                <w:b/>
+                <w:bCs/>
+                <w:sz w:val="20"/>
+                <w:szCs w:val="20"/>
+              </w:rPr>
+              <w:t xml:space="preserve"> </w:t>
+            </w:r>
+            <w:proofErr w:type="spellStart"/>
+            <w:r>
+              <w:rPr>
+                <w:b/>
+                <w:bCs/>
+                <w:sz w:val="20"/>
+                <w:szCs w:val="20"/>
+              </w:rPr>
+              <w:t>поражающего</w:t>
+            </w:r>
+            <w:proofErr w:type="spellEnd"/>
+            <w:r>
+              <w:rPr>
+                <w:b/>
+                <w:bCs/>
+                <w:sz w:val="20"/>
+                <w:szCs w:val="20"/>
+              </w:rPr>
+              <w:t xml:space="preserve"> </w:t>
+            </w:r>
+            <w:proofErr w:type="spellStart"/>
+            <w:r>
+              <w:rPr>
+                <w:b/>
+                <w:bCs/>
+                <w:sz w:val="20"/>
+                <w:szCs w:val="20"/>
+              </w:rPr>
+              <w:t>фактора</w:t>
+            </w:r>
+            <w:proofErr w:type="spellEnd"/>
+            <w:r>
+              <w:rPr>
+                <w:b/>
+                <w:bCs/>
+                <w:sz w:val="20"/>
+                <w:szCs w:val="20"/>
+              </w:rPr>
+              <w:t>, т</w:t>
+            </w:r>
+          </w:p>
+        </w:tc>
+      </w:tr>
+      <w:tr>
+        <w:trPr>
+          <w:trHeight w:val="20"/>
+        </w:trPr>
+        <w:tc>
+          <w:tcPr>
+            <w:tcW w:w="5000" w:type="pct"/>
+            <w:gridSpan w:val="4"/>
+            <w:shd w:val="clear" w:color="auto" w:fill="auto"/>
+            <w:noWrap/>
+            <w:vAlign w:val="bottom"/>
+          </w:tcPr>
+          <w:p>
+            <w:pPr>
+              <w:rPr>
+                <w:sz w:val="20"/>
+                <w:szCs w:val="20"/>
+              </w:rPr>
+            </w:pPr>
+            <w:r>
+              <w:rPr>
+                <w:color w:val="000000"/>
+                <w:sz w:val="18"/>
+                <w:szCs w:val="18"/>
+                <w:highlight w:val="yellow"/>
+              </w:rPr>
+              <w:t xml:space="preserve">{%tr for item in </w:t>
+            </w:r>
+            <w:proofErr w:type="spellStart"/>
+            <w:r>
+              <w:rPr>
+                <w:color w:val="000000"/>
+                <w:sz w:val="18"/>
+                <w:szCs w:val="18"/>
+              </w:rPr>
+              <w:t>calculation_results</w:t>
+            </w:r>
+            <w:proofErr w:type="spellEnd"/>
+            <w:r>
+              <w:rPr>
+                <w:color w:val="000000"/>
+                <w:sz w:val="18"/>
+                <w:szCs w:val="18"/>
+                <w:highlight w:val="yellow"/>
+              </w:rPr>
+              <w:t xml:space="preserve"> %}</w:t>
+            </w:r>
+          </w:p>
+        </w:tc>
+      </w:tr>
+      <w:tr>
+        <w:trPr>
+          <w:trHeight w:val="20"/>
+        </w:trPr>
+        <w:tc>
+          <w:tcPr>
+            <w:tcW w:w="1002" w:type="pct"/>
+            <w:shd w:val="clear" w:color="auto" w:fill="auto"/>
+            <w:noWrap/>
+            <w:vAlign w:val="bottom"/>
+          </w:tcPr>
+          <w:p>
+            <w:pPr>
+              <w:spacing w:after="0" w:line="240" w:lineRule="auto"/>
+              <w:rPr>
+                <w:sz w:val="20"/>
+                <w:szCs w:val="20"/>
+              </w:rPr>
+            </w:pPr>
+            <w:r>
+              <w:rPr>
+                <w:rFonts w:eastAsiaTheme="minorHAnsi"/>
+                <w:color w:val="000000"/>
+                <w:sz w:val="18"/>
+                <w:szCs w:val="18"/>
+              </w:rPr>
+              <w:t xml:space="preserve">{{ </w:t>
+            </w:r>
+            <w:proofErr w:type="spellStart"/>
+            <w:r>
+              <w:rPr>
+                <w:rFonts w:eastAsiaTheme="minorHAnsi"/>
+                <w:color w:val="000000"/>
+                <w:sz w:val="18"/>
+                <w:szCs w:val="18"/>
+              </w:rPr>
+              <w:t>item.</w:t>
+            </w:r>
+            <w:r>
+              <w:rPr>
+                <w:rFonts w:eastAsiaTheme="minorHAnsi"/>
+                <w:color w:val="000000"/>
+                <w:sz w:val="18"/>
+                <w:szCs w:val="18"/>
+              </w:rPr>
+              <w:t>scenario_number</w:t>
+            </w:r>
+            <w:proofErr w:type="spellEnd"/>
+            <w:r>
+              <w:rPr>
+                <w:rFonts w:eastAsiaTheme="minorHAnsi"/>
+                <w:color w:val="000000"/>
+                <w:sz w:val="18"/>
+                <w:szCs w:val="18"/>
+              </w:rPr>
+              <w:t xml:space="preserve"> }}</w:t>
+            </w:r>
+          </w:p>
+        </w:tc>
+        <w:tc>
+          <w:tcPr>
+            <w:tcW w:w="1915" w:type="pct"/>
+            <w:shd w:val="clear" w:color="auto" w:fill="auto"/>
+            <w:noWrap/>
+            <w:vAlign w:val="bottom"/>
+          </w:tcPr>
+          <w:p>
+            <w:pPr>
+              <w:spacing w:after="0" w:line="240" w:lineRule="auto"/>
+              <w:rPr>
+                <w:sz w:val="20"/>
+                <w:szCs w:val="20"/>
+              </w:rPr>
+            </w:pPr>
+            <w:r>
+              <w:rPr>
+                <w:rFonts w:eastAsiaTheme="minorHAnsi"/>
+                <w:color w:val="000000"/>
+                <w:sz w:val="18"/>
+                <w:szCs w:val="18"/>
+              </w:rPr>
+              <w:t xml:space="preserve">{{ </w:t>
+            </w:r>
+            <w:proofErr w:type="spellStart"/>
+            <w:r>
+              <w:rPr>
+                <w:rFonts w:eastAsiaTheme="minorHAnsi"/>
+                <w:color w:val="000000"/>
+                <w:sz w:val="18"/>
+                <w:szCs w:val="18"/>
+              </w:rPr>
+              <w:t>item.</w:t>
+            </w:r>
+            <w:r>
+              <w:rPr>
+                <w:rFonts w:eastAsiaTheme="minorHAnsi"/>
+                <w:color w:val="000000"/>
+                <w:sz w:val="18"/>
+                <w:szCs w:val="18"/>
+              </w:rPr>
+              <w:t>equipment_name</w:t>
+            </w:r>
+            <w:proofErr w:type="spellEnd"/>
+            <w:r>
+              <w:rPr>
+                <w:rFonts w:eastAsiaTheme="minorHAnsi"/>
+                <w:color w:val="000000"/>
+                <w:sz w:val="18"/>
+                <w:szCs w:val="18"/>
+              </w:rPr>
+              <w:t xml:space="preserve"> }}</w:t>
+            </w:r>
+          </w:p>
+        </w:tc>
+        <w:tc>
+          <w:tcPr>
+            <w:tcW w:w="930" w:type="pct"/>
+            <w:shd w:val="clear" w:color="auto" w:fill="auto"/>
+            <w:noWrap/>
+            <w:vAlign w:val="bottom"/>
+          </w:tcPr>
+          <w:p>
+            <w:pPr>
+              <w:spacing w:after="0" w:line="240" w:lineRule="auto"/>
+              <w:rPr>
+                <w:sz w:val="20"/>
+                <w:szCs w:val="20"/>
+              </w:rPr>
+            </w:pPr>
+            <w:r>
+              <w:rPr>
+                <w:rFonts w:eastAsiaTheme="minorHAnsi"/>
+                <w:color w:val="000000"/>
+                <w:sz w:val="18"/>
+                <w:szCs w:val="18"/>
+              </w:rPr>
+              <w:t>{{ item.</w:t>
+            </w:r>
+            <w:r>
+              <w:t xml:space="preserve"> </w:t>
+            </w:r>
+            <w:proofErr w:type="spellStart"/>
+            <w:r>
+              <w:rPr>
+                <w:rFonts w:eastAsiaTheme="minorHAnsi"/>
+                <w:color w:val="000000"/>
+                <w:sz w:val="18"/>
+                <w:szCs w:val="18"/>
+              </w:rPr>
+              <w:t>mass_in_accident</w:t>
+            </w:r>
+            <w:proofErr w:type="spellEnd"/>
+            <w:r>
+              <w:rPr>
+                <w:rFonts w:eastAsiaTheme="minorHAnsi"/>
+                <w:color w:val="000000"/>
+                <w:sz w:val="18"/>
+                <w:szCs w:val="18"/>
+              </w:rPr>
+              <w:t xml:space="preserve"> }}</w:t>
+            </w:r>
+          </w:p>
+        </w:tc>
+        <w:tc>
+          <w:tcPr>
+            <w:tcW w:w="1153" w:type="pct"/>
+            <w:shd w:val="clear" w:color="auto" w:fill="auto"/>
+            <w:noWrap/>
+            <w:vAlign w:val="bottom"/>
+          </w:tcPr>
+          <w:p>
+            <w:pPr>
+              <w:spacing w:after="0" w:line="240" w:lineRule="auto"/>
+              <w:rPr>
+                <w:sz w:val="20"/>
+                <w:szCs w:val="20"/>
+              </w:rPr>
+            </w:pPr>
+            <w:r>
+              <w:rPr>
+                <w:rFonts w:eastAsiaTheme="minorHAnsi"/>
+                <w:color w:val="000000"/>
+                <w:sz w:val="18"/>
+                <w:szCs w:val="18"/>
+              </w:rPr>
+              <w:t>{{ item.</w:t>
+            </w:r>
+            <w:r>
+              <w:t xml:space="preserve"> </w:t>
+            </w:r>
+            <w:proofErr w:type="spellStart"/>
+            <w:r>
+              <w:rPr>
+                <w:rFonts w:eastAsiaTheme="minorHAnsi"/>
+                <w:color w:val="000000"/>
+                <w:sz w:val="18"/>
+                <w:szCs w:val="18"/>
+              </w:rPr>
+              <w:t>mass_in_factor</w:t>
+            </w:r>
+            <w:proofErr w:type="spellEnd"/>
+            <w:r>
+              <w:rPr>
+                <w:rFonts w:eastAsiaTheme="minorHAnsi"/>
+                <w:color w:val="000000"/>
+                <w:sz w:val="18"/>
+                <w:szCs w:val="18"/>
+              </w:rPr>
+              <w:t xml:space="preserve"> }}</w:t>
+            </w:r>
+          </w:p>
+        </w:tc>
+      </w:tr>
+      <w:tr>
+        <w:trPr>
+          <w:trHeight w:val="20"/>
+        </w:trPr>
+        <w:tc>
+          <w:tcPr>
+            <w:tcW w:w="5000" w:type="pct"/>
+            <w:gridSpan w:val="4"/>
+            <w:shd w:val="clear" w:color="auto" w:fill="auto"/>
+            <w:noWrap/>
+            <w:vAlign w:val="bottom"/>
+          </w:tcPr>
+          <w:p>
+            <w:pPr>
+              <w:rPr>
+                <w:sz w:val="20"/>
+                <w:szCs w:val="20"/>
+              </w:rPr>
+            </w:pPr>
+            <w:r>
+              <w:rPr>
+                <w:color w:val="000000"/>
+                <w:sz w:val="18"/>
+                <w:szCs w:val="18"/>
+                <w:highlight w:val="yellow"/>
+              </w:rPr>
+              <w:t xml:space="preserve">{%tr </w:t>
+            </w:r>
+            <w:proofErr w:type="spellStart"/>
+            <w:r>
+              <w:rPr>
+                <w:color w:val="000000"/>
+                <w:sz w:val="18"/>
+                <w:szCs w:val="18"/>
+                <w:highlight w:val="yellow"/>
+              </w:rPr>
+              <w:t>endfor</w:t>
+            </w:r>
+            <w:proofErr w:type="spellEnd"/>
+            <w:r>
+              <w:rPr>
+                <w:color w:val="000000"/>
+                <w:sz w:val="18"/>
+                <w:szCs w:val="18"/>
+                <w:highlight w:val="yellow"/>
+              </w:rPr>
+              <w:t xml:space="preserve"> %}</w:t>
+            </w:r>
+          </w:p>
+        </w:tc>
+      </w:tr>
+    </w:tbl>
+    <w:p/>
+    <w:p/>
+    <w:p/>
     <w:p>
+      <w:pPr>
+        <w:sectPr>
+          <w:pgSz w:w="12240" w:h="15840"/>
+          <w:pgMar w:top="1134" w:right="850" w:bottom="1134" w:left="1701" w:header="720" w:footer="720" w:gutter="0"/>
+          <w:cols w:space="720"/>
+          <w:docGrid w:linePitch="360"/>
+        </w:sectPr>
+      </w:pPr>
+    </w:p>
+    <w:p>
+      <w:pPr>
+        <w:spacing w:line="360" w:lineRule="auto"/>
+        <w:ind w:firstLine="556"/>
+        <w:jc w:val="both"/>
+      </w:pPr>
+    </w:p>
+    <w:tbl>
+      <w:tblPr>
+        <w:tblW w:w="21651" w:type="dxa"/>
+        <w:tblInd w:w="108" w:type="dxa"/>
+        <w:tblBorders>
+          <w:top w:val="single" w:sz="4" w:space="0" w:color="auto"/>
+          <w:left w:val="single" w:sz="4" w:space="0" w:color="auto"/>
+          <w:bottom w:val="single" w:sz="4" w:space="0" w:color="auto"/>
+          <w:right w:val="single" w:sz="4" w:space="0" w:color="auto"/>
+          <w:insideH w:val="single" w:sz="4" w:space="0" w:color="auto"/>
+          <w:insideV w:val="single" w:sz="4" w:space="0" w:color="auto"/>
+        </w:tblBorders>
+        <w:tblLook w:val="04A0" w:firstRow="1" w:lastRow="0" w:firstColumn="1" w:lastColumn="0" w:noHBand="0" w:noVBand="1"/>
+      </w:tblPr>
+      <w:tblGrid>
+        <w:gridCol w:w="1703"/>
+        <w:gridCol w:w="2501"/>
+        <w:gridCol w:w="1055"/>
+        <w:gridCol w:w="972"/>
+        <w:gridCol w:w="972"/>
+        <w:gridCol w:w="972"/>
+        <w:gridCol w:w="888"/>
+        <w:gridCol w:w="888"/>
+        <w:gridCol w:w="805"/>
+        <w:gridCol w:w="805"/>
+        <w:gridCol w:w="751"/>
+        <w:gridCol w:w="777"/>
+        <w:gridCol w:w="1000"/>
+        <w:gridCol w:w="1018"/>
+        <w:gridCol w:w="814"/>
+        <w:gridCol w:w="851"/>
+        <w:gridCol w:w="972"/>
+        <w:gridCol w:w="972"/>
+        <w:gridCol w:w="972"/>
+        <w:gridCol w:w="972"/>
+        <w:gridCol w:w="991"/>
+      </w:tblGrid>
+      <w:tr>
+        <w:trPr>
+          <w:trHeight w:val="20"/>
+          <w:tblHeader/>
+        </w:trPr>
+        <w:tc>
+          <w:tcPr>
+            <w:tcW w:w="1766" w:type="dxa"/>
+            <w:shd w:val="clear" w:color="auto" w:fill="auto"/>
+            <w:noWrap/>
+            <w:vAlign w:val="bottom"/>
+            <w:hideMark/>
+          </w:tcPr>
+          <w:p>
+            <w:pPr>
+              <w:rPr>
+                <w:b/>
+                <w:bCs/>
+                <w:sz w:val="20"/>
+                <w:szCs w:val="20"/>
+              </w:rPr>
+            </w:pPr>
+            <w:r>
+              <w:rPr>
+                <w:b/>
+                <w:bCs/>
+                <w:sz w:val="20"/>
+                <w:szCs w:val="20"/>
+              </w:rPr>
+              <w:t xml:space="preserve">№ </w:t>
+            </w:r>
+            <w:proofErr w:type="spellStart"/>
+            <w:r>
+              <w:rPr>
+                <w:b/>
+                <w:bCs/>
+                <w:sz w:val="20"/>
+                <w:szCs w:val="20"/>
+              </w:rPr>
+              <w:t>сценария</w:t>
+            </w:r>
+            <w:proofErr w:type="spellEnd"/>
+          </w:p>
+        </w:tc>
+        <w:tc>
+          <w:tcPr>
+            <w:tcW w:w="2680" w:type="dxa"/>
+            <w:shd w:val="clear" w:color="auto" w:fill="auto"/>
+            <w:noWrap/>
+            <w:vAlign w:val="bottom"/>
+            <w:hideMark/>
+          </w:tcPr>
+          <w:p>
+            <w:pPr>
+              <w:rPr>
+                <w:b/>
+                <w:bCs/>
+                <w:sz w:val="20"/>
+                <w:szCs w:val="20"/>
+              </w:rPr>
+            </w:pPr>
+            <w:proofErr w:type="spellStart"/>
+            <w:r>
+              <w:rPr>
+                <w:b/>
+                <w:bCs/>
+                <w:sz w:val="20"/>
+                <w:szCs w:val="20"/>
+              </w:rPr>
+              <w:t>Оборудование</w:t>
+            </w:r>
+            <w:proofErr w:type="spellEnd"/>
+          </w:p>
+        </w:tc>
+        <w:tc>
+          <w:tcPr>
+            <w:tcW w:w="1089" w:type="dxa"/>
+            <w:shd w:val="clear" w:color="auto" w:fill="auto"/>
+            <w:noWrap/>
+            <w:vAlign w:val="bottom"/>
+            <w:hideMark/>
+          </w:tcPr>
+          <w:p>
+            <w:pPr>
+              <w:rPr>
+                <w:b/>
+                <w:bCs/>
+                <w:sz w:val="20"/>
+                <w:szCs w:val="20"/>
+              </w:rPr>
+            </w:pPr>
+            <w:r>
+              <w:rPr>
+                <w:b/>
+                <w:bCs/>
+                <w:sz w:val="20"/>
+                <w:szCs w:val="20"/>
+              </w:rPr>
+              <w:t>q=10,5</w:t>
+            </w:r>
+          </w:p>
+        </w:tc>
+        <w:tc>
+          <w:tcPr>
+            <w:tcW w:w="1002" w:type="dxa"/>
+            <w:shd w:val="clear" w:color="auto" w:fill="auto"/>
+            <w:noWrap/>
+            <w:vAlign w:val="bottom"/>
+            <w:hideMark/>
+          </w:tcPr>
+          <w:p>
+            <w:pPr>
+              <w:rPr>
+                <w:b/>
+                <w:bCs/>
+                <w:sz w:val="20"/>
+                <w:szCs w:val="20"/>
+              </w:rPr>
+            </w:pPr>
+            <w:r>
+              <w:rPr>
+                <w:b/>
+                <w:bCs/>
+                <w:sz w:val="20"/>
+                <w:szCs w:val="20"/>
+              </w:rPr>
+              <w:t>q=7,0</w:t>
+            </w:r>
+          </w:p>
+        </w:tc>
+        <w:tc>
+          <w:tcPr>
+            <w:tcW w:w="1002" w:type="dxa"/>
+            <w:shd w:val="clear" w:color="auto" w:fill="auto"/>
+            <w:noWrap/>
+            <w:vAlign w:val="bottom"/>
+            <w:hideMark/>
+          </w:tcPr>
+          <w:p>
+            <w:pPr>
+              <w:rPr>
+                <w:b/>
+                <w:bCs/>
+                <w:sz w:val="20"/>
+                <w:szCs w:val="20"/>
+              </w:rPr>
+            </w:pPr>
+            <w:r>
+              <w:rPr>
+                <w:b/>
+                <w:bCs/>
+                <w:sz w:val="20"/>
+                <w:szCs w:val="20"/>
+              </w:rPr>
+              <w:t>q=4,2</w:t>
+            </w:r>
+          </w:p>
+        </w:tc>
+        <w:tc>
+          <w:tcPr>
+            <w:tcW w:w="1002" w:type="dxa"/>
+            <w:shd w:val="clear" w:color="auto" w:fill="auto"/>
+            <w:noWrap/>
+            <w:vAlign w:val="bottom"/>
+            <w:hideMark/>
+          </w:tcPr>
+          <w:p>
+            <w:pPr>
+              <w:rPr>
+                <w:b/>
+                <w:bCs/>
+                <w:sz w:val="20"/>
+                <w:szCs w:val="20"/>
+              </w:rPr>
+            </w:pPr>
+            <w:r>
+              <w:rPr>
+                <w:b/>
+                <w:bCs/>
+                <w:sz w:val="20"/>
+                <w:szCs w:val="20"/>
+              </w:rPr>
+              <w:t>q=1,4</w:t>
+            </w:r>
+          </w:p>
+        </w:tc>
+        <w:tc>
+          <w:tcPr>
+            <w:tcW w:w="916" w:type="dxa"/>
+            <w:shd w:val="clear" w:color="auto" w:fill="auto"/>
+            <w:noWrap/>
+            <w:vAlign w:val="bottom"/>
+            <w:hideMark/>
+          </w:tcPr>
+          <w:p>
+            <w:pPr>
+              <w:rPr>
+                <w:b/>
+                <w:bCs/>
+                <w:sz w:val="20"/>
+                <w:szCs w:val="20"/>
+              </w:rPr>
+            </w:pPr>
+            <w:r>
+              <w:rPr>
+                <w:b/>
+                <w:bCs/>
+                <w:sz w:val="20"/>
+                <w:szCs w:val="20"/>
+              </w:rPr>
+              <w:t>P=2</w:t>
+            </w:r>
+            <w:r>
+              <w:rPr>
+                <w:b/>
+                <w:bCs/>
+                <w:sz w:val="20"/>
+                <w:szCs w:val="20"/>
+              </w:rPr>
+              <w:t>8</w:t>
+            </w:r>
+          </w:p>
+        </w:tc>
+        <w:tc>
+          <w:tcPr>
+            <w:tcW w:w="916" w:type="dxa"/>
+            <w:shd w:val="clear" w:color="auto" w:fill="auto"/>
+            <w:noWrap/>
+            <w:vAlign w:val="bottom"/>
+            <w:hideMark/>
+          </w:tcPr>
+          <w:p>
+            <w:pPr>
+              <w:rPr>
+                <w:b/>
+                <w:bCs/>
+                <w:sz w:val="20"/>
+                <w:szCs w:val="20"/>
+              </w:rPr>
+            </w:pPr>
+            <w:r>
+              <w:rPr>
+                <w:b/>
+                <w:bCs/>
+                <w:sz w:val="20"/>
+                <w:szCs w:val="20"/>
+              </w:rPr>
+              <w:t>Р=1</w:t>
+            </w:r>
+            <w:r>
+              <w:rPr>
+                <w:b/>
+                <w:bCs/>
+                <w:sz w:val="20"/>
+                <w:szCs w:val="20"/>
+              </w:rPr>
+              <w:t>4</w:t>
+            </w:r>
+          </w:p>
+        </w:tc>
+        <w:tc>
+          <w:tcPr>
+            <w:tcW w:w="829" w:type="dxa"/>
+            <w:shd w:val="clear" w:color="auto" w:fill="auto"/>
+            <w:noWrap/>
+            <w:vAlign w:val="bottom"/>
+            <w:hideMark/>
+          </w:tcPr>
+          <w:p>
+            <w:pPr>
+              <w:rPr>
+                <w:b/>
+                <w:bCs/>
+                <w:sz w:val="20"/>
+                <w:szCs w:val="20"/>
+              </w:rPr>
+            </w:pPr>
+            <w:r>
+              <w:rPr>
+                <w:b/>
+                <w:bCs/>
+                <w:sz w:val="20"/>
+                <w:szCs w:val="20"/>
+              </w:rPr>
+              <w:t>P=5</w:t>
+            </w:r>
+          </w:p>
+        </w:tc>
+        <w:tc>
+          <w:tcPr>
+            <w:tcW w:w="829" w:type="dxa"/>
+            <w:shd w:val="clear" w:color="auto" w:fill="auto"/>
+            <w:noWrap/>
+            <w:vAlign w:val="bottom"/>
+            <w:hideMark/>
+          </w:tcPr>
+          <w:p>
+            <w:pPr>
+              <w:rPr>
+                <w:b/>
+                <w:bCs/>
+                <w:sz w:val="20"/>
+                <w:szCs w:val="20"/>
+              </w:rPr>
+            </w:pPr>
+            <w:r>
+              <w:rPr>
+                <w:b/>
+                <w:bCs/>
+                <w:sz w:val="20"/>
+                <w:szCs w:val="20"/>
+              </w:rPr>
+              <w:t>Р=</w:t>
+            </w:r>
+            <w:r>
+              <w:rPr>
+                <w:b/>
+                <w:bCs/>
+                <w:sz w:val="20"/>
+                <w:szCs w:val="20"/>
+              </w:rPr>
+              <w:t>2</w:t>
+            </w:r>
+          </w:p>
+        </w:tc>
+        <w:tc>
+          <w:tcPr>
+            <w:tcW w:w="793" w:type="dxa"/>
+            <w:shd w:val="clear" w:color="auto" w:fill="auto"/>
+            <w:noWrap/>
+            <w:vAlign w:val="bottom"/>
+            <w:hideMark/>
+          </w:tcPr>
+          <w:p>
+            <w:pPr>
+              <w:rPr>
+                <w:b/>
+                <w:bCs/>
+                <w:sz w:val="20"/>
+                <w:szCs w:val="20"/>
+                <w:highlight w:val="yellow"/>
+              </w:rPr>
+            </w:pPr>
+            <w:proofErr w:type="spellStart"/>
+            <w:r>
+              <w:rPr>
+                <w:b/>
+                <w:bCs/>
+                <w:sz w:val="22"/>
+                <w:highlight w:val="yellow"/>
+              </w:rPr>
+              <w:t>Lф</w:t>
+            </w:r>
+            <w:proofErr w:type="spellEnd"/>
+          </w:p>
+        </w:tc>
+        <w:tc>
+          <w:tcPr>
+            <w:tcW w:w="800" w:type="dxa"/>
+            <w:shd w:val="clear" w:color="auto" w:fill="auto"/>
+            <w:noWrap/>
+            <w:vAlign w:val="bottom"/>
+            <w:hideMark/>
+          </w:tcPr>
+          <w:p>
+            <w:pPr>
+              <w:rPr>
+                <w:b/>
+                <w:bCs/>
+                <w:sz w:val="20"/>
+                <w:szCs w:val="20"/>
+                <w:highlight w:val="yellow"/>
+              </w:rPr>
+            </w:pPr>
+            <w:proofErr w:type="spellStart"/>
+            <w:r>
+              <w:rPr>
+                <w:b/>
+                <w:bCs/>
+                <w:sz w:val="20"/>
+                <w:szCs w:val="20"/>
+                <w:highlight w:val="yellow"/>
+              </w:rPr>
+              <w:t>Дф</w:t>
+            </w:r>
+            <w:proofErr w:type="spellEnd"/>
+          </w:p>
+        </w:tc>
+        <w:tc>
+          <w:tcPr>
+            <w:tcW w:w="1031" w:type="dxa"/>
+            <w:shd w:val="clear" w:color="auto" w:fill="auto"/>
+            <w:noWrap/>
+            <w:vAlign w:val="bottom"/>
+            <w:hideMark/>
+          </w:tcPr>
+          <w:p>
+            <w:pPr>
+              <w:rPr>
+                <w:b/>
+                <w:bCs/>
+                <w:sz w:val="20"/>
+                <w:szCs w:val="20"/>
+              </w:rPr>
+            </w:pPr>
+            <w:proofErr w:type="spellStart"/>
+            <w:r>
+              <w:rPr>
+                <w:b/>
+                <w:bCs/>
+                <w:sz w:val="20"/>
+                <w:szCs w:val="20"/>
+              </w:rPr>
+              <w:t>Rнкпр</w:t>
+            </w:r>
+            <w:proofErr w:type="spellEnd"/>
+          </w:p>
+        </w:tc>
+        <w:tc>
+          <w:tcPr>
+            <w:tcW w:w="1051" w:type="dxa"/>
+            <w:shd w:val="clear" w:color="auto" w:fill="auto"/>
+            <w:noWrap/>
+            <w:vAlign w:val="bottom"/>
+            <w:hideMark/>
+          </w:tcPr>
+          <w:p>
+            <w:pPr>
+              <w:rPr>
+                <w:b/>
+                <w:bCs/>
+                <w:sz w:val="20"/>
+                <w:szCs w:val="20"/>
+              </w:rPr>
+            </w:pPr>
+            <w:proofErr w:type="spellStart"/>
+            <w:r>
+              <w:rPr>
+                <w:b/>
+                <w:bCs/>
+                <w:sz w:val="20"/>
+                <w:szCs w:val="20"/>
+              </w:rPr>
+              <w:t>Rвсп</w:t>
+            </w:r>
+            <w:proofErr w:type="spellEnd"/>
+          </w:p>
+        </w:tc>
+        <w:tc>
+          <w:tcPr>
+            <w:tcW w:w="838" w:type="dxa"/>
+            <w:shd w:val="clear" w:color="auto" w:fill="auto"/>
+            <w:noWrap/>
+            <w:vAlign w:val="bottom"/>
+            <w:hideMark/>
+          </w:tcPr>
+          <w:p>
+            <w:pPr>
+              <w:rPr>
+                <w:b/>
+                <w:bCs/>
+                <w:sz w:val="20"/>
+                <w:szCs w:val="20"/>
+              </w:rPr>
+            </w:pPr>
+            <w:proofErr w:type="spellStart"/>
+            <w:r>
+              <w:rPr>
+                <w:b/>
+                <w:bCs/>
+                <w:sz w:val="20"/>
+                <w:szCs w:val="20"/>
+              </w:rPr>
+              <w:t>LPt</w:t>
+            </w:r>
+            <w:proofErr w:type="spellEnd"/>
+          </w:p>
+        </w:tc>
+        <w:tc>
+          <w:tcPr>
+            <w:tcW w:w="877" w:type="dxa"/>
+            <w:shd w:val="clear" w:color="auto" w:fill="auto"/>
+            <w:noWrap/>
+            <w:vAlign w:val="bottom"/>
+            <w:hideMark/>
+          </w:tcPr>
+          <w:p>
+            <w:pPr>
+              <w:rPr>
+                <w:b/>
+                <w:bCs/>
+                <w:sz w:val="20"/>
+                <w:szCs w:val="20"/>
+              </w:rPr>
+            </w:pPr>
+            <w:proofErr w:type="spellStart"/>
+            <w:r>
+              <w:rPr>
+                <w:b/>
+                <w:bCs/>
+                <w:sz w:val="20"/>
+                <w:szCs w:val="20"/>
+              </w:rPr>
+              <w:t>PPt</w:t>
+            </w:r>
+            <w:proofErr w:type="spellEnd"/>
+          </w:p>
+        </w:tc>
+        <w:tc>
+          <w:tcPr>
+            <w:tcW w:w="1002" w:type="dxa"/>
+            <w:shd w:val="clear" w:color="auto" w:fill="auto"/>
+            <w:noWrap/>
+            <w:vAlign w:val="bottom"/>
+            <w:hideMark/>
+          </w:tcPr>
+          <w:p>
+            <w:pPr>
+              <w:rPr>
+                <w:b/>
+                <w:bCs/>
+                <w:sz w:val="20"/>
+                <w:szCs w:val="20"/>
+                <w:highlight w:val="yellow"/>
+              </w:rPr>
+            </w:pPr>
+            <w:r>
+              <w:rPr>
+                <w:b/>
+                <w:bCs/>
+                <w:sz w:val="20"/>
+                <w:szCs w:val="20"/>
+                <w:highlight w:val="yellow"/>
+              </w:rPr>
+              <w:t>Q=600</w:t>
+            </w:r>
+          </w:p>
+        </w:tc>
+        <w:tc>
+          <w:tcPr>
+            <w:tcW w:w="1002" w:type="dxa"/>
+            <w:shd w:val="clear" w:color="auto" w:fill="auto"/>
+            <w:noWrap/>
+            <w:vAlign w:val="bottom"/>
+            <w:hideMark/>
+          </w:tcPr>
+          <w:p>
+            <w:pPr>
+              <w:rPr>
+                <w:b/>
+                <w:bCs/>
+                <w:sz w:val="20"/>
+                <w:szCs w:val="20"/>
+                <w:highlight w:val="yellow"/>
+              </w:rPr>
+            </w:pPr>
+            <w:r>
+              <w:rPr>
+                <w:b/>
+                <w:bCs/>
+                <w:sz w:val="20"/>
+                <w:szCs w:val="20"/>
+                <w:highlight w:val="yellow"/>
+              </w:rPr>
+              <w:t>Q=320</w:t>
+            </w:r>
+          </w:p>
+        </w:tc>
+        <w:tc>
+          <w:tcPr>
+            <w:tcW w:w="1002" w:type="dxa"/>
+            <w:shd w:val="clear" w:color="auto" w:fill="auto"/>
+            <w:noWrap/>
+            <w:vAlign w:val="bottom"/>
+            <w:hideMark/>
+          </w:tcPr>
+          <w:p>
+            <w:pPr>
+              <w:rPr>
+                <w:b/>
+                <w:bCs/>
+                <w:sz w:val="20"/>
+                <w:szCs w:val="20"/>
+                <w:highlight w:val="yellow"/>
+              </w:rPr>
+            </w:pPr>
+            <w:r>
+              <w:rPr>
+                <w:b/>
+                <w:bCs/>
+                <w:sz w:val="20"/>
+                <w:szCs w:val="20"/>
+                <w:highlight w:val="yellow"/>
+              </w:rPr>
+              <w:t>Q=220</w:t>
+            </w:r>
+          </w:p>
+        </w:tc>
+        <w:tc>
+          <w:tcPr>
+            <w:tcW w:w="1002" w:type="dxa"/>
+            <w:shd w:val="clear" w:color="auto" w:fill="auto"/>
+            <w:noWrap/>
+            <w:vAlign w:val="bottom"/>
+            <w:hideMark/>
+          </w:tcPr>
+          <w:p>
+            <w:pPr>
+              <w:rPr>
+                <w:b/>
+                <w:bCs/>
+                <w:sz w:val="20"/>
+                <w:szCs w:val="20"/>
+                <w:highlight w:val="yellow"/>
+              </w:rPr>
+            </w:pPr>
+            <w:r>
+              <w:rPr>
+                <w:b/>
+                <w:bCs/>
+                <w:sz w:val="20"/>
+                <w:szCs w:val="20"/>
+                <w:highlight w:val="yellow"/>
+              </w:rPr>
+              <w:t>Q=120</w:t>
+            </w:r>
+          </w:p>
+        </w:tc>
+        <w:tc>
+          <w:tcPr>
+            <w:tcW w:w="222" w:type="dxa"/>
+          </w:tcPr>
+          <w:p>
+            <w:pPr>
+              <w:rPr>
+                <w:b/>
+                <w:bCs/>
+                <w:sz w:val="20"/>
+                <w:szCs w:val="20"/>
+                <w:highlight w:val="yellow"/>
+                <w:lang w:val="en-150"/>
+              </w:rPr>
+            </w:pPr>
+            <w:r>
+              <w:rPr>
+                <w:b/>
+                <w:bCs/>
+                <w:sz w:val="20"/>
+                <w:szCs w:val="20"/>
+                <w:highlight w:val="yellow"/>
+                <w:lang w:val="en-150"/>
+              </w:rPr>
+              <w:t>S</w:t>
+            </w:r>
+          </w:p>
+        </w:tc>
+      </w:tr>
+      <w:tr>
+        <w:trPr>
+          <w:trHeight w:val="20"/>
+        </w:trPr>
+        <w:tc>
+          <w:tcPr>
+            <w:tcW w:w="21651" w:type="dxa"/>
+            <w:gridSpan w:val="21"/>
+            <w:shd w:val="clear" w:color="auto" w:fill="auto"/>
+            <w:noWrap/>
+            <w:vAlign w:val="bottom"/>
+          </w:tcPr>
+          <w:p>
+            <w:pPr>
+              <w:rPr>
+                <w:color w:val="000000"/>
+                <w:sz w:val="18"/>
+                <w:szCs w:val="18"/>
+                <w:highlight w:val="yellow"/>
+              </w:rPr>
+            </w:pPr>
+            <w:r>
+              <w:rPr>
+                <w:color w:val="000000"/>
+                <w:sz w:val="18"/>
+                <w:szCs w:val="18"/>
+                <w:highlight w:val="yellow"/>
+              </w:rPr>
+              <w:t xml:space="preserve">{%tr for item in </w:t>
+            </w:r>
+            <w:proofErr w:type="spellStart"/>
+            <w:r>
+              <w:rPr>
+                <w:color w:val="000000"/>
+                <w:sz w:val="18"/>
+                <w:szCs w:val="18"/>
+                <w:highlight w:val="yellow"/>
+              </w:rPr>
+              <w:t>calculation_results</w:t>
+            </w:r>
+            <w:proofErr w:type="spellEnd"/>
+            <w:r>
+              <w:rPr>
+                <w:color w:val="000000"/>
+                <w:sz w:val="18"/>
+                <w:szCs w:val="18"/>
+                <w:highlight w:val="yellow"/>
+              </w:rPr>
+              <w:t xml:space="preserve"> %}</w:t>
+            </w:r>
+          </w:p>
+        </w:tc>
+      </w:tr>
+      <w:tr>
+        <w:trPr>
+          <w:trHeight w:val="20"/>
+        </w:trPr>
+        <w:tc>
+          <w:tcPr>
+            <w:tcW w:w="1766" w:type="dxa"/>
+            <w:shd w:val="clear" w:color="auto" w:fill="auto"/>
+            <w:noWrap/>
+            <w:vAlign w:val="bottom"/>
+          </w:tcPr>
+          <w:p>
+            <w:pPr>
+              <w:rPr>
+                <w:sz w:val="20"/>
+                <w:szCs w:val="20"/>
+              </w:rPr>
+            </w:pPr>
+            <w:r>
+              <w:rPr>
+                <w:rFonts w:eastAsiaTheme="minorHAnsi"/>
+                <w:color w:val="000000"/>
+                <w:sz w:val="18"/>
+                <w:szCs w:val="18"/>
+              </w:rPr>
+              <w:t xml:space="preserve">{{ </w:t>
+            </w:r>
+            <w:proofErr w:type="spellStart"/>
+            <w:r>
+              <w:rPr>
+                <w:rFonts w:eastAsiaTheme="minorHAnsi"/>
+                <w:color w:val="000000"/>
+                <w:sz w:val="18"/>
+                <w:szCs w:val="18"/>
+              </w:rPr>
+              <w:t>item.</w:t>
+            </w:r>
+            <w:r>
+              <w:rPr>
+                <w:rFonts w:eastAsiaTheme="minorHAnsi"/>
+                <w:color w:val="000000"/>
+                <w:sz w:val="18"/>
+                <w:szCs w:val="18"/>
+              </w:rPr>
+              <w:t>scenario_number</w:t>
+            </w:r>
+            <w:proofErr w:type="spellEnd"/>
+            <w:r>
+              <w:rPr>
+                <w:rFonts w:eastAsiaTheme="minorHAnsi"/>
+                <w:color w:val="000000"/>
+                <w:sz w:val="18"/>
+                <w:szCs w:val="18"/>
+              </w:rPr>
+              <w:t xml:space="preserve"> }}</w:t>
+            </w:r>
+          </w:p>
+        </w:tc>
+        <w:tc>
+          <w:tcPr>
+            <w:tcW w:w="2680" w:type="dxa"/>
+            <w:shd w:val="clear" w:color="auto" w:fill="auto"/>
+            <w:noWrap/>
+            <w:vAlign w:val="bottom"/>
+          </w:tcPr>
+          <w:p>
+            <w:pPr>
+              <w:rPr>
+                <w:sz w:val="20"/>
+                <w:szCs w:val="20"/>
+              </w:rPr>
+            </w:pPr>
+            <w:r>
+              <w:rPr>
+                <w:rFonts w:eastAsiaTheme="minorHAnsi"/>
+                <w:color w:val="000000"/>
+                <w:sz w:val="18"/>
+                <w:szCs w:val="18"/>
+              </w:rPr>
+              <w:t xml:space="preserve">{{ </w:t>
+            </w:r>
+            <w:proofErr w:type="spellStart"/>
+            <w:r>
+              <w:rPr>
+                <w:rFonts w:eastAsiaTheme="minorHAnsi"/>
+                <w:color w:val="000000"/>
+                <w:sz w:val="18"/>
+                <w:szCs w:val="18"/>
+              </w:rPr>
+              <w:t>item.</w:t>
+            </w:r>
+            <w:r>
+              <w:rPr>
+                <w:rFonts w:eastAsiaTheme="minorHAnsi"/>
+                <w:color w:val="000000"/>
+                <w:sz w:val="18"/>
+                <w:szCs w:val="18"/>
+              </w:rPr>
+              <w:t>equipment_name</w:t>
+            </w:r>
+            <w:proofErr w:type="spellEnd"/>
+            <w:r>
+              <w:rPr>
+                <w:rFonts w:eastAsiaTheme="minorHAnsi"/>
+                <w:color w:val="000000"/>
+                <w:sz w:val="18"/>
+                <w:szCs w:val="18"/>
+              </w:rPr>
+              <w:t xml:space="preserve"> }}</w:t>
+            </w:r>
+          </w:p>
+        </w:tc>
+        <w:tc>
+          <w:tcPr>
+            <w:tcW w:w="1089" w:type="dxa"/>
+            <w:shd w:val="clear" w:color="auto" w:fill="auto"/>
+            <w:noWrap/>
+            <w:vAlign w:val="bottom"/>
+          </w:tcPr>
+          <w:p>
+            <w:pPr>
+              <w:rPr>
+                <w:sz w:val="20"/>
+                <w:szCs w:val="20"/>
+              </w:rPr>
+            </w:pPr>
+            <w:r>
+              <w:rPr>
+                <w:rFonts w:eastAsiaTheme="minorHAnsi"/>
+                <w:color w:val="000000"/>
+                <w:sz w:val="18"/>
+                <w:szCs w:val="18"/>
+              </w:rPr>
+              <w:t>{{ item.</w:t>
+            </w:r>
+            <w:r>
+              <w:rPr>
+                <w:rFonts w:eastAsiaTheme="minorHAnsi"/>
+                <w:color w:val="000000"/>
+                <w:sz w:val="18"/>
+                <w:szCs w:val="18"/>
+              </w:rPr>
+              <w:t>q_10_5</w:t>
+            </w:r>
+            <w:r>
+              <w:rPr>
+                <w:rFonts w:eastAsiaTheme="minorHAnsi"/>
+                <w:color w:val="000000"/>
+                <w:sz w:val="18"/>
+                <w:szCs w:val="18"/>
+              </w:rPr>
+              <w:t xml:space="preserve"> </w:t>
+            </w:r>
+            <w:r>
+              <w:rPr>
+                <w:rFonts w:eastAsiaTheme="minorHAnsi"/>
+                <w:color w:val="000000"/>
+                <w:sz w:val="18"/>
+                <w:szCs w:val="18"/>
+              </w:rPr>
+              <w:t>}}</w:t>
+            </w:r>
+          </w:p>
+        </w:tc>
+        <w:tc>
+          <w:tcPr>
+            <w:tcW w:w="1002" w:type="dxa"/>
+            <w:shd w:val="clear" w:color="auto" w:fill="auto"/>
+            <w:noWrap/>
+            <w:vAlign w:val="bottom"/>
+          </w:tcPr>
+          <w:p>
+            <w:pPr>
+              <w:jc w:val="right"/>
+              <w:rPr>
+                <w:sz w:val="20"/>
+                <w:szCs w:val="20"/>
+              </w:rPr>
+            </w:pPr>
+            <w:r>
+              <w:rPr>
+                <w:rFonts w:eastAsiaTheme="minorHAnsi"/>
+                <w:color w:val="000000"/>
+                <w:sz w:val="18"/>
+                <w:szCs w:val="18"/>
+              </w:rPr>
+              <w:t>{{ item.</w:t>
+            </w:r>
+            <w:r>
+              <w:rPr>
+                <w:rFonts w:eastAsiaTheme="minorHAnsi"/>
+                <w:color w:val="000000"/>
+                <w:sz w:val="18"/>
+                <w:szCs w:val="18"/>
+              </w:rPr>
+              <w:t>q_7_0</w:t>
+            </w:r>
+            <w:r>
+              <w:rPr>
+                <w:rFonts w:eastAsiaTheme="minorHAnsi"/>
+                <w:color w:val="000000"/>
+                <w:sz w:val="18"/>
+                <w:szCs w:val="18"/>
+              </w:rPr>
+              <w:t xml:space="preserve"> </w:t>
+            </w:r>
+            <w:r>
+              <w:rPr>
+                <w:rFonts w:eastAsiaTheme="minorHAnsi"/>
+                <w:color w:val="000000"/>
+                <w:sz w:val="18"/>
+                <w:szCs w:val="18"/>
+              </w:rPr>
+              <w:t>}}</w:t>
+            </w:r>
+          </w:p>
+        </w:tc>
+        <w:tc>
+          <w:tcPr>
+            <w:tcW w:w="1002" w:type="dxa"/>
+            <w:shd w:val="clear" w:color="auto" w:fill="auto"/>
+            <w:noWrap/>
+            <w:vAlign w:val="bottom"/>
+          </w:tcPr>
+          <w:p>
+            <w:pPr>
+              <w:jc w:val="right"/>
+              <w:rPr>
+                <w:sz w:val="20"/>
+                <w:szCs w:val="20"/>
+              </w:rPr>
+            </w:pPr>
+            <w:r>
+              <w:rPr>
+                <w:rFonts w:eastAsiaTheme="minorHAnsi"/>
+                <w:color w:val="000000"/>
+                <w:sz w:val="18"/>
+                <w:szCs w:val="18"/>
+              </w:rPr>
+              <w:t>{{ item.</w:t>
+            </w:r>
+            <w:r>
+              <w:rPr>
+                <w:rFonts w:eastAsiaTheme="minorHAnsi"/>
+                <w:color w:val="000000"/>
+                <w:sz w:val="18"/>
+                <w:szCs w:val="18"/>
+              </w:rPr>
+              <w:t>q_4_2</w:t>
+            </w:r>
+            <w:r>
+              <w:rPr>
+                <w:rFonts w:eastAsiaTheme="minorHAnsi"/>
+                <w:color w:val="000000"/>
+                <w:sz w:val="18"/>
+                <w:szCs w:val="18"/>
+              </w:rPr>
+              <w:t xml:space="preserve"> </w:t>
+            </w:r>
+            <w:r>
+              <w:rPr>
+                <w:rFonts w:eastAsiaTheme="minorHAnsi"/>
+                <w:color w:val="000000"/>
+                <w:sz w:val="18"/>
+                <w:szCs w:val="18"/>
+              </w:rPr>
+              <w:t>}}</w:t>
+            </w:r>
+          </w:p>
+        </w:tc>
+        <w:tc>
+          <w:tcPr>
+            <w:tcW w:w="1002" w:type="dxa"/>
+            <w:shd w:val="clear" w:color="auto" w:fill="auto"/>
+            <w:noWrap/>
+            <w:vAlign w:val="bottom"/>
+          </w:tcPr>
+          <w:p>
+            <w:pPr>
+              <w:jc w:val="right"/>
+              <w:rPr>
+                <w:sz w:val="20"/>
+                <w:szCs w:val="20"/>
+              </w:rPr>
+            </w:pPr>
+            <w:r>
+              <w:rPr>
+                <w:rFonts w:eastAsiaTheme="minorHAnsi"/>
+                <w:color w:val="000000"/>
+                <w:sz w:val="18"/>
+                <w:szCs w:val="18"/>
+              </w:rPr>
+              <w:t>{{ item.</w:t>
+            </w:r>
+            <w:r>
+              <w:rPr>
+                <w:rFonts w:eastAsiaTheme="minorHAnsi"/>
+                <w:color w:val="000000"/>
+                <w:sz w:val="18"/>
+                <w:szCs w:val="18"/>
+              </w:rPr>
+              <w:t>q_1_4</w:t>
+            </w:r>
+            <w:r>
+              <w:rPr>
+                <w:rFonts w:eastAsiaTheme="minorHAnsi"/>
+                <w:color w:val="000000"/>
+                <w:sz w:val="18"/>
+                <w:szCs w:val="18"/>
+              </w:rPr>
+              <w:t xml:space="preserve"> </w:t>
+            </w:r>
+            <w:r>
+              <w:rPr>
+                <w:rFonts w:eastAsiaTheme="minorHAnsi"/>
+                <w:color w:val="000000"/>
+                <w:sz w:val="18"/>
+                <w:szCs w:val="18"/>
+              </w:rPr>
+              <w:t>}}</w:t>
+            </w:r>
+          </w:p>
+        </w:tc>
+        <w:tc>
+          <w:tcPr>
+            <w:tcW w:w="916" w:type="dxa"/>
+            <w:shd w:val="clear" w:color="auto" w:fill="auto"/>
+            <w:noWrap/>
+            <w:vAlign w:val="bottom"/>
+          </w:tcPr>
+          <w:p>
+            <w:pPr>
+              <w:rPr>
+                <w:sz w:val="20"/>
+                <w:szCs w:val="20"/>
+              </w:rPr>
+            </w:pPr>
+            <w:r>
+              <w:rPr>
+                <w:rFonts w:eastAsiaTheme="minorHAnsi"/>
+                <w:color w:val="000000"/>
+                <w:sz w:val="18"/>
+                <w:szCs w:val="18"/>
+              </w:rPr>
+              <w:t>{{ item.</w:t>
+            </w:r>
+            <w:r>
+              <w:rPr>
+                <w:rFonts w:eastAsiaTheme="minorHAnsi"/>
+                <w:color w:val="000000"/>
+                <w:sz w:val="18"/>
+                <w:szCs w:val="18"/>
+              </w:rPr>
+              <w:t>p_28</w:t>
+            </w:r>
+            <w:r>
+              <w:rPr>
+                <w:rFonts w:eastAsiaTheme="minorHAnsi"/>
+                <w:color w:val="000000"/>
+                <w:sz w:val="18"/>
+                <w:szCs w:val="18"/>
+              </w:rPr>
+              <w:t xml:space="preserve"> </w:t>
+            </w:r>
+            <w:r>
+              <w:rPr>
+                <w:rFonts w:eastAsiaTheme="minorHAnsi"/>
+                <w:color w:val="000000"/>
+                <w:sz w:val="18"/>
+                <w:szCs w:val="18"/>
+              </w:rPr>
+              <w:t>}}</w:t>
+            </w:r>
+          </w:p>
+        </w:tc>
+        <w:tc>
+          <w:tcPr>
+            <w:tcW w:w="916" w:type="dxa"/>
+            <w:shd w:val="clear" w:color="auto" w:fill="auto"/>
+            <w:noWrap/>
+            <w:vAlign w:val="bottom"/>
+          </w:tcPr>
+          <w:p>
+            <w:pPr>
+              <w:rPr>
+                <w:sz w:val="20"/>
+                <w:szCs w:val="20"/>
+              </w:rPr>
+            </w:pPr>
+            <w:r>
+              <w:rPr>
+                <w:rFonts w:eastAsiaTheme="minorHAnsi"/>
+                <w:color w:val="000000"/>
+                <w:sz w:val="18"/>
+                <w:szCs w:val="18"/>
+              </w:rPr>
+              <w:t>{{ item.</w:t>
+            </w:r>
+            <w:r>
+              <w:rPr>
+                <w:rFonts w:eastAsiaTheme="minorHAnsi"/>
+                <w:color w:val="000000"/>
+                <w:sz w:val="18"/>
+                <w:szCs w:val="18"/>
+              </w:rPr>
+              <w:t>p</w:t>
+            </w:r>
+            <w:r>
+              <w:rPr>
+                <w:rFonts w:eastAsiaTheme="minorHAnsi"/>
+                <w:color w:val="000000"/>
+                <w:sz w:val="18"/>
+                <w:szCs w:val="18"/>
+              </w:rPr>
+              <w:t xml:space="preserve">_12 </w:t>
+            </w:r>
+            <w:r>
+              <w:rPr>
+                <w:rFonts w:eastAsiaTheme="minorHAnsi"/>
+                <w:color w:val="000000"/>
+                <w:sz w:val="18"/>
+                <w:szCs w:val="18"/>
+              </w:rPr>
+              <w:t>}}</w:t>
+            </w:r>
+          </w:p>
+        </w:tc>
+        <w:tc>
+          <w:tcPr>
+            <w:tcW w:w="829" w:type="dxa"/>
+            <w:shd w:val="clear" w:color="auto" w:fill="auto"/>
+            <w:noWrap/>
+            <w:vAlign w:val="bottom"/>
+          </w:tcPr>
+          <w:p>
+            <w:pPr>
+              <w:rPr>
+                <w:sz w:val="20"/>
+                <w:szCs w:val="20"/>
+              </w:rPr>
+            </w:pPr>
+            <w:r>
+              <w:rPr>
+                <w:rFonts w:eastAsiaTheme="minorHAnsi"/>
+                <w:color w:val="000000"/>
+                <w:sz w:val="18"/>
+                <w:szCs w:val="18"/>
+              </w:rPr>
+              <w:t>{{ item.</w:t>
+            </w:r>
+            <w:r>
+              <w:rPr>
+                <w:rFonts w:eastAsiaTheme="minorHAnsi"/>
+                <w:color w:val="000000"/>
+                <w:sz w:val="18"/>
+                <w:szCs w:val="18"/>
+              </w:rPr>
+              <w:t>p</w:t>
+            </w:r>
+            <w:r>
+              <w:rPr>
+                <w:rFonts w:eastAsiaTheme="minorHAnsi"/>
+                <w:color w:val="000000"/>
+                <w:sz w:val="18"/>
+                <w:szCs w:val="18"/>
+              </w:rPr>
+              <w:t xml:space="preserve">_5 </w:t>
+            </w:r>
+            <w:r>
+              <w:rPr>
+                <w:rFonts w:eastAsiaTheme="minorHAnsi"/>
+                <w:color w:val="000000"/>
+                <w:sz w:val="18"/>
+                <w:szCs w:val="18"/>
+              </w:rPr>
+              <w:t>}}</w:t>
+            </w:r>
+          </w:p>
+        </w:tc>
+        <w:tc>
+          <w:tcPr>
+            <w:tcW w:w="829" w:type="dxa"/>
+            <w:shd w:val="clear" w:color="auto" w:fill="auto"/>
+            <w:noWrap/>
+            <w:vAlign w:val="bottom"/>
+          </w:tcPr>
+          <w:p>
+            <w:pPr>
+              <w:rPr>
+                <w:sz w:val="20"/>
+                <w:szCs w:val="20"/>
+              </w:rPr>
+            </w:pPr>
+            <w:r>
+              <w:rPr>
+                <w:rFonts w:eastAsiaTheme="minorHAnsi"/>
+                <w:color w:val="000000"/>
+                <w:sz w:val="18"/>
+                <w:szCs w:val="18"/>
+              </w:rPr>
+              <w:t>{{ item.</w:t>
+            </w:r>
+            <w:r>
+              <w:rPr>
+                <w:rFonts w:eastAsiaTheme="minorHAnsi"/>
+                <w:color w:val="000000"/>
+                <w:sz w:val="18"/>
+                <w:szCs w:val="18"/>
+              </w:rPr>
+              <w:t>p</w:t>
+            </w:r>
+            <w:r>
+              <w:rPr>
+                <w:rFonts w:eastAsiaTheme="minorHAnsi"/>
+                <w:color w:val="000000"/>
+                <w:sz w:val="18"/>
+                <w:szCs w:val="18"/>
+              </w:rPr>
+              <w:t xml:space="preserve">_2 </w:t>
+            </w:r>
+            <w:r>
+              <w:rPr>
+                <w:rFonts w:eastAsiaTheme="minorHAnsi"/>
+                <w:color w:val="000000"/>
+                <w:sz w:val="18"/>
+                <w:szCs w:val="18"/>
+              </w:rPr>
+              <w:t>}}</w:t>
+            </w:r>
+          </w:p>
+        </w:tc>
+        <w:tc>
+          <w:tcPr>
+            <w:tcW w:w="793" w:type="dxa"/>
+            <w:shd w:val="clear" w:color="auto" w:fill="auto"/>
+            <w:noWrap/>
+            <w:vAlign w:val="bottom"/>
+          </w:tcPr>
+          <w:p>
+            <w:pPr>
+              <w:rPr>
+                <w:sz w:val="20"/>
+                <w:szCs w:val="20"/>
+              </w:rPr>
+            </w:pPr>
+            <w:r>
+              <w:rPr>
+                <w:rFonts w:eastAsiaTheme="minorHAnsi"/>
+                <w:color w:val="000000"/>
+                <w:sz w:val="18"/>
+                <w:szCs w:val="18"/>
+              </w:rPr>
+              <w:t xml:space="preserve">{{ </w:t>
+            </w:r>
+            <w:proofErr w:type="spellStart"/>
+            <w:r>
+              <w:rPr>
+                <w:rFonts w:eastAsiaTheme="minorHAnsi"/>
+                <w:color w:val="000000"/>
+                <w:sz w:val="18"/>
+                <w:szCs w:val="18"/>
+              </w:rPr>
+              <w:t>item.</w:t>
+            </w:r>
+            <w:r>
+              <w:rPr>
+                <w:rFonts w:eastAsiaTheme="minorHAnsi"/>
+                <w:color w:val="000000"/>
+                <w:sz w:val="18"/>
+                <w:szCs w:val="18"/>
+              </w:rPr>
+              <w:t>l_f</w:t>
+            </w:r>
+            <w:proofErr w:type="spellEnd"/>
+            <w:r>
+              <w:rPr>
+                <w:rFonts w:eastAsiaTheme="minorHAnsi"/>
+                <w:color w:val="000000"/>
+                <w:sz w:val="18"/>
+                <w:szCs w:val="18"/>
+              </w:rPr>
+              <w:t xml:space="preserve"> </w:t>
+            </w:r>
+            <w:r>
+              <w:rPr>
+                <w:rFonts w:eastAsiaTheme="minorHAnsi"/>
+                <w:color w:val="000000"/>
+                <w:sz w:val="18"/>
+                <w:szCs w:val="18"/>
+              </w:rPr>
+              <w:t>}}</w:t>
+            </w:r>
+          </w:p>
+        </w:tc>
+        <w:tc>
+          <w:tcPr>
+            <w:tcW w:w="800" w:type="dxa"/>
+            <w:shd w:val="clear" w:color="auto" w:fill="auto"/>
+            <w:noWrap/>
+            <w:vAlign w:val="bottom"/>
+          </w:tcPr>
+          <w:p>
+            <w:pPr>
+              <w:rPr>
+                <w:sz w:val="20"/>
+                <w:szCs w:val="20"/>
+              </w:rPr>
+            </w:pPr>
+            <w:r>
+              <w:rPr>
+                <w:rFonts w:eastAsiaTheme="minorHAnsi"/>
+                <w:color w:val="000000"/>
+                <w:sz w:val="18"/>
+                <w:szCs w:val="18"/>
+              </w:rPr>
+              <w:t xml:space="preserve">{{ </w:t>
+            </w:r>
+            <w:proofErr w:type="spellStart"/>
+            <w:r>
+              <w:rPr>
+                <w:rFonts w:eastAsiaTheme="minorHAnsi"/>
+                <w:color w:val="000000"/>
+                <w:sz w:val="18"/>
+                <w:szCs w:val="18"/>
+              </w:rPr>
+              <w:t>item.</w:t>
+            </w:r>
+            <w:r>
+              <w:rPr>
+                <w:rFonts w:eastAsiaTheme="minorHAnsi"/>
+                <w:color w:val="000000"/>
+                <w:sz w:val="18"/>
+                <w:szCs w:val="18"/>
+              </w:rPr>
+              <w:t>d_f</w:t>
+            </w:r>
+            <w:proofErr w:type="spellEnd"/>
+            <w:r>
+              <w:rPr>
+                <w:rFonts w:eastAsiaTheme="minorHAnsi"/>
+                <w:color w:val="000000"/>
+                <w:sz w:val="18"/>
+                <w:szCs w:val="18"/>
+              </w:rPr>
+              <w:t xml:space="preserve"> </w:t>
+            </w:r>
+            <w:r>
+              <w:rPr>
+                <w:rFonts w:eastAsiaTheme="minorHAnsi"/>
+                <w:color w:val="000000"/>
+                <w:sz w:val="18"/>
+                <w:szCs w:val="18"/>
+              </w:rPr>
+              <w:t>}}</w:t>
+            </w:r>
+          </w:p>
+        </w:tc>
+        <w:tc>
+          <w:tcPr>
+            <w:tcW w:w="1031" w:type="dxa"/>
+            <w:shd w:val="clear" w:color="auto" w:fill="auto"/>
+            <w:noWrap/>
+            <w:vAlign w:val="bottom"/>
+          </w:tcPr>
+          <w:p>
+            <w:pPr>
+              <w:rPr>
+                <w:sz w:val="20"/>
+                <w:szCs w:val="20"/>
+              </w:rPr>
+            </w:pPr>
+            <w:r>
+              <w:rPr>
+                <w:rFonts w:eastAsiaTheme="minorHAnsi"/>
+                <w:color w:val="000000"/>
+                <w:sz w:val="18"/>
+                <w:szCs w:val="18"/>
+              </w:rPr>
+              <w:t xml:space="preserve">{{ </w:t>
+            </w:r>
+            <w:proofErr w:type="spellStart"/>
+            <w:r>
+              <w:rPr>
+                <w:rFonts w:eastAsiaTheme="minorHAnsi"/>
+                <w:color w:val="000000"/>
+                <w:sz w:val="18"/>
+                <w:szCs w:val="18"/>
+              </w:rPr>
+              <w:t>item.</w:t>
+            </w:r>
+            <w:r>
+              <w:rPr>
+                <w:rFonts w:eastAsiaTheme="minorHAnsi"/>
+                <w:color w:val="000000"/>
+                <w:sz w:val="18"/>
+                <w:szCs w:val="18"/>
+              </w:rPr>
+              <w:t>r_nkpr</w:t>
+            </w:r>
+            <w:proofErr w:type="spellEnd"/>
+            <w:r>
+              <w:rPr>
+                <w:rFonts w:eastAsiaTheme="minorHAnsi"/>
+                <w:color w:val="000000"/>
+                <w:sz w:val="18"/>
+                <w:szCs w:val="18"/>
+              </w:rPr>
+              <w:t xml:space="preserve"> </w:t>
+            </w:r>
+            <w:r>
+              <w:rPr>
+                <w:rFonts w:eastAsiaTheme="minorHAnsi"/>
+                <w:color w:val="000000"/>
+                <w:sz w:val="18"/>
+                <w:szCs w:val="18"/>
+              </w:rPr>
+              <w:t>}}</w:t>
+            </w:r>
+          </w:p>
+        </w:tc>
+        <w:tc>
+          <w:tcPr>
+            <w:tcW w:w="1051" w:type="dxa"/>
+            <w:shd w:val="clear" w:color="auto" w:fill="auto"/>
+            <w:noWrap/>
+            <w:vAlign w:val="bottom"/>
+          </w:tcPr>
+          <w:p>
+            <w:pPr>
+              <w:rPr>
+                <w:sz w:val="20"/>
+                <w:szCs w:val="20"/>
+              </w:rPr>
+            </w:pPr>
+            <w:r>
+              <w:rPr>
+                <w:rFonts w:eastAsiaTheme="minorHAnsi"/>
+                <w:color w:val="000000"/>
+                <w:sz w:val="18"/>
+                <w:szCs w:val="18"/>
+              </w:rPr>
+              <w:t xml:space="preserve">{{ </w:t>
+            </w:r>
+            <w:proofErr w:type="spellStart"/>
+            <w:r>
+              <w:rPr>
+                <w:rFonts w:eastAsiaTheme="minorHAnsi"/>
+                <w:color w:val="000000"/>
+                <w:sz w:val="18"/>
+                <w:szCs w:val="18"/>
+              </w:rPr>
+              <w:t>item.</w:t>
+            </w:r>
+            <w:r>
+              <w:rPr>
+                <w:rFonts w:eastAsiaTheme="minorHAnsi"/>
+                <w:color w:val="000000"/>
+                <w:sz w:val="18"/>
+                <w:szCs w:val="18"/>
+              </w:rPr>
+              <w:t>r_flash</w:t>
+            </w:r>
+            <w:proofErr w:type="spellEnd"/>
+            <w:r>
+              <w:rPr>
+                <w:rFonts w:eastAsiaTheme="minorHAnsi"/>
+                <w:color w:val="000000"/>
+                <w:sz w:val="18"/>
+                <w:szCs w:val="18"/>
+              </w:rPr>
+              <w:t xml:space="preserve"> </w:t>
+            </w:r>
+            <w:r>
+              <w:rPr>
+                <w:rFonts w:eastAsiaTheme="minorHAnsi"/>
+                <w:color w:val="000000"/>
+                <w:sz w:val="18"/>
+                <w:szCs w:val="18"/>
+              </w:rPr>
+              <w:t>}}</w:t>
+            </w:r>
+          </w:p>
+        </w:tc>
+        <w:tc>
+          <w:tcPr>
+            <w:tcW w:w="838" w:type="dxa"/>
+            <w:shd w:val="clear" w:color="auto" w:fill="auto"/>
+            <w:noWrap/>
+            <w:vAlign w:val="bottom"/>
+          </w:tcPr>
+          <w:p>
+            <w:pPr>
+              <w:rPr>
+                <w:sz w:val="20"/>
+                <w:szCs w:val="20"/>
+              </w:rPr>
+            </w:pPr>
+            <w:r>
+              <w:rPr>
+                <w:rFonts w:eastAsiaTheme="minorHAnsi"/>
+                <w:color w:val="000000"/>
+                <w:sz w:val="18"/>
+                <w:szCs w:val="18"/>
+              </w:rPr>
+              <w:t xml:space="preserve">{{ </w:t>
+            </w:r>
+            <w:proofErr w:type="spellStart"/>
+            <w:r>
+              <w:rPr>
+                <w:rFonts w:eastAsiaTheme="minorHAnsi"/>
+                <w:color w:val="000000"/>
+                <w:sz w:val="18"/>
+                <w:szCs w:val="18"/>
+              </w:rPr>
+              <w:t>item.</w:t>
+            </w:r>
+            <w:r>
+              <w:rPr>
+                <w:rFonts w:eastAsiaTheme="minorHAnsi"/>
+                <w:color w:val="000000"/>
+                <w:sz w:val="18"/>
+                <w:szCs w:val="18"/>
+              </w:rPr>
+              <w:t>l_pt</w:t>
+            </w:r>
+            <w:proofErr w:type="spellEnd"/>
+            <w:r>
+              <w:rPr>
+                <w:rFonts w:eastAsiaTheme="minorHAnsi"/>
+                <w:color w:val="000000"/>
+                <w:sz w:val="18"/>
+                <w:szCs w:val="18"/>
+              </w:rPr>
+              <w:t xml:space="preserve"> </w:t>
+            </w:r>
+            <w:r>
+              <w:rPr>
+                <w:rFonts w:eastAsiaTheme="minorHAnsi"/>
+                <w:color w:val="000000"/>
+                <w:sz w:val="18"/>
+                <w:szCs w:val="18"/>
+              </w:rPr>
+              <w:t>}}</w:t>
+            </w:r>
+          </w:p>
+        </w:tc>
+        <w:tc>
+          <w:tcPr>
+            <w:tcW w:w="877" w:type="dxa"/>
+            <w:shd w:val="clear" w:color="auto" w:fill="auto"/>
+            <w:noWrap/>
+            <w:vAlign w:val="bottom"/>
+          </w:tcPr>
+          <w:p>
+            <w:pPr>
+              <w:rPr>
+                <w:sz w:val="20"/>
+                <w:szCs w:val="20"/>
+              </w:rPr>
+            </w:pPr>
+            <w:r>
+              <w:rPr>
+                <w:rFonts w:eastAsiaTheme="minorHAnsi"/>
+                <w:color w:val="000000"/>
+                <w:sz w:val="18"/>
+                <w:szCs w:val="18"/>
+              </w:rPr>
+              <w:t xml:space="preserve">{{ </w:t>
+            </w:r>
+            <w:proofErr w:type="spellStart"/>
+            <w:r>
+              <w:rPr>
+                <w:rFonts w:eastAsiaTheme="minorHAnsi"/>
+                <w:color w:val="000000"/>
+                <w:sz w:val="18"/>
+                <w:szCs w:val="18"/>
+              </w:rPr>
+              <w:t>item.</w:t>
+            </w:r>
+            <w:r>
+              <w:rPr>
+                <w:rFonts w:eastAsiaTheme="minorHAnsi"/>
+                <w:color w:val="000000"/>
+                <w:sz w:val="18"/>
+                <w:szCs w:val="18"/>
+              </w:rPr>
+              <w:t>p_pt</w:t>
+            </w:r>
+            <w:proofErr w:type="spellEnd"/>
+            <w:r>
+              <w:rPr>
+                <w:rFonts w:eastAsiaTheme="minorHAnsi"/>
+                <w:color w:val="000000"/>
+                <w:sz w:val="18"/>
+                <w:szCs w:val="18"/>
+              </w:rPr>
+              <w:t xml:space="preserve"> </w:t>
+            </w:r>
+            <w:r>
+              <w:rPr>
+                <w:rFonts w:eastAsiaTheme="minorHAnsi"/>
+                <w:color w:val="000000"/>
+                <w:sz w:val="18"/>
+                <w:szCs w:val="18"/>
+              </w:rPr>
+              <w:t>}}</w:t>
+            </w:r>
+          </w:p>
+        </w:tc>
+        <w:tc>
+          <w:tcPr>
+            <w:tcW w:w="1002" w:type="dxa"/>
+            <w:shd w:val="clear" w:color="auto" w:fill="auto"/>
+            <w:noWrap/>
+            <w:vAlign w:val="bottom"/>
+          </w:tcPr>
+          <w:p>
+            <w:pPr>
+              <w:rPr>
+                <w:sz w:val="20"/>
+                <w:szCs w:val="20"/>
+              </w:rPr>
+            </w:pPr>
+            <w:r>
+              <w:rPr>
+                <w:rFonts w:eastAsiaTheme="minorHAnsi"/>
+                <w:color w:val="000000"/>
+                <w:sz w:val="18"/>
+                <w:szCs w:val="18"/>
+              </w:rPr>
+              <w:t>{{ item.</w:t>
+            </w:r>
+            <w:r>
+              <w:rPr>
+                <w:rFonts w:eastAsiaTheme="minorHAnsi"/>
+                <w:color w:val="000000"/>
+                <w:sz w:val="18"/>
+                <w:szCs w:val="18"/>
+              </w:rPr>
+              <w:t>q_600</w:t>
+            </w:r>
+            <w:r>
+              <w:rPr>
+                <w:rFonts w:eastAsiaTheme="minorHAnsi"/>
+                <w:color w:val="000000"/>
+                <w:sz w:val="18"/>
+                <w:szCs w:val="18"/>
+              </w:rPr>
+              <w:t xml:space="preserve"> </w:t>
+            </w:r>
+            <w:r>
+              <w:rPr>
+                <w:rFonts w:eastAsiaTheme="minorHAnsi"/>
+                <w:color w:val="000000"/>
+                <w:sz w:val="18"/>
+                <w:szCs w:val="18"/>
+              </w:rPr>
+              <w:t>}}</w:t>
+            </w:r>
+          </w:p>
+        </w:tc>
+        <w:tc>
+          <w:tcPr>
+            <w:tcW w:w="1002" w:type="dxa"/>
+            <w:shd w:val="clear" w:color="auto" w:fill="auto"/>
+            <w:noWrap/>
+            <w:vAlign w:val="bottom"/>
+          </w:tcPr>
+          <w:p>
+            <w:pPr>
+              <w:rPr>
+                <w:sz w:val="20"/>
+                <w:szCs w:val="20"/>
+              </w:rPr>
+            </w:pPr>
+            <w:r>
+              <w:rPr>
+                <w:rFonts w:eastAsiaTheme="minorHAnsi"/>
+                <w:color w:val="000000"/>
+                <w:sz w:val="18"/>
+                <w:szCs w:val="18"/>
+              </w:rPr>
+              <w:t>{{ item.</w:t>
+            </w:r>
+            <w:r>
+              <w:rPr>
+                <w:rFonts w:eastAsiaTheme="minorHAnsi"/>
+                <w:color w:val="000000"/>
+                <w:sz w:val="18"/>
+                <w:szCs w:val="18"/>
+              </w:rPr>
+              <w:t xml:space="preserve">q_320 </w:t>
+            </w:r>
+            <w:r>
+              <w:rPr>
+                <w:rFonts w:eastAsiaTheme="minorHAnsi"/>
+                <w:color w:val="000000"/>
+                <w:sz w:val="18"/>
+                <w:szCs w:val="18"/>
+              </w:rPr>
+              <w:t>}}</w:t>
+            </w:r>
+          </w:p>
+        </w:tc>
+        <w:tc>
+          <w:tcPr>
+            <w:tcW w:w="1002" w:type="dxa"/>
+            <w:shd w:val="clear" w:color="auto" w:fill="auto"/>
+            <w:noWrap/>
+            <w:vAlign w:val="bottom"/>
+          </w:tcPr>
+          <w:p>
+            <w:pPr>
+              <w:rPr>
+                <w:sz w:val="20"/>
+                <w:szCs w:val="20"/>
+              </w:rPr>
+            </w:pPr>
+            <w:r>
+              <w:rPr>
+                <w:rFonts w:eastAsiaTheme="minorHAnsi"/>
+                <w:color w:val="000000"/>
+                <w:sz w:val="18"/>
+                <w:szCs w:val="18"/>
+              </w:rPr>
+              <w:t>{{ item.</w:t>
+            </w:r>
+            <w:r>
+              <w:rPr>
+                <w:rFonts w:eastAsiaTheme="minorHAnsi"/>
+                <w:color w:val="000000"/>
+                <w:sz w:val="18"/>
+                <w:szCs w:val="18"/>
+              </w:rPr>
+              <w:t xml:space="preserve">q_220 </w:t>
+            </w:r>
+            <w:r>
+              <w:rPr>
+                <w:rFonts w:eastAsiaTheme="minorHAnsi"/>
+                <w:color w:val="000000"/>
+                <w:sz w:val="18"/>
+                <w:szCs w:val="18"/>
+              </w:rPr>
+              <w:t>}}</w:t>
+            </w:r>
+          </w:p>
+        </w:tc>
+        <w:tc>
+          <w:tcPr>
+            <w:tcW w:w="1002" w:type="dxa"/>
+            <w:shd w:val="clear" w:color="auto" w:fill="auto"/>
+            <w:noWrap/>
+            <w:vAlign w:val="bottom"/>
+          </w:tcPr>
+          <w:p>
+            <w:pPr>
+              <w:rPr>
+                <w:sz w:val="20"/>
+                <w:szCs w:val="20"/>
+              </w:rPr>
+            </w:pPr>
+            <w:r>
+              <w:rPr>
+                <w:rFonts w:eastAsiaTheme="minorHAnsi"/>
+                <w:color w:val="000000"/>
+                <w:sz w:val="18"/>
+                <w:szCs w:val="18"/>
+              </w:rPr>
+              <w:t>{{ item.</w:t>
+            </w:r>
+            <w:r>
+              <w:rPr>
+                <w:rFonts w:eastAsiaTheme="minorHAnsi"/>
+                <w:color w:val="000000"/>
+                <w:sz w:val="18"/>
+                <w:szCs w:val="18"/>
+              </w:rPr>
+              <w:t xml:space="preserve">q_120 </w:t>
+            </w:r>
+            <w:r>
+              <w:rPr>
+                <w:rFonts w:eastAsiaTheme="minorHAnsi"/>
+                <w:color w:val="000000"/>
+                <w:sz w:val="18"/>
+                <w:szCs w:val="18"/>
+              </w:rPr>
+              <w:t>}}</w:t>
+            </w:r>
+          </w:p>
+        </w:tc>
+        <w:tc>
+          <w:tcPr>
+            <w:tcW w:w="222" w:type="dxa"/>
+          </w:tcPr>
+          <w:p>
+            <w:pPr>
+              <w:rPr>
+                <w:rFonts w:eastAsiaTheme="minorHAnsi"/>
+                <w:color w:val="000000"/>
+                <w:sz w:val="18"/>
+                <w:szCs w:val="18"/>
+              </w:rPr>
+            </w:pPr>
+            <w:r>
+              <w:rPr>
+                <w:rFonts w:eastAsiaTheme="minorHAnsi"/>
+                <w:color w:val="000000"/>
+                <w:sz w:val="18"/>
+                <w:szCs w:val="18"/>
+              </w:rPr>
+              <w:t xml:space="preserve">{{ </w:t>
+            </w:r>
+            <w:proofErr w:type="spellStart"/>
+            <w:r>
+              <w:rPr>
+                <w:rFonts w:eastAsiaTheme="minorHAnsi"/>
+                <w:color w:val="000000"/>
+                <w:sz w:val="18"/>
+                <w:szCs w:val="18"/>
+              </w:rPr>
+              <w:t>item.</w:t>
+            </w:r>
+            <w:r>
+              <w:rPr>
+                <w:rFonts w:eastAsiaTheme="minorHAnsi"/>
+                <w:color w:val="000000"/>
+                <w:sz w:val="18"/>
+                <w:szCs w:val="18"/>
+              </w:rPr>
+              <w:t>s_spill</w:t>
+            </w:r>
+            <w:proofErr w:type="spellEnd"/>
+            <w:r>
+              <w:rPr>
+                <w:rFonts w:eastAsiaTheme="minorHAnsi"/>
+                <w:color w:val="000000"/>
+                <w:sz w:val="18"/>
+                <w:szCs w:val="18"/>
+              </w:rPr>
+              <w:t xml:space="preserve"> </w:t>
+            </w:r>
+            <w:r>
+              <w:rPr>
+                <w:rFonts w:eastAsiaTheme="minorHAnsi"/>
+                <w:color w:val="000000"/>
+                <w:sz w:val="18"/>
+                <w:szCs w:val="18"/>
+              </w:rPr>
+              <w:t>}}</w:t>
+            </w:r>
+          </w:p>
+        </w:tc>
+      </w:tr>
+      <w:tr>
+        <w:trPr>
+          <w:trHeight w:val="20"/>
+        </w:trPr>
+        <w:tc>
+          <w:tcPr>
+            <w:tcW w:w="21651" w:type="dxa"/>
+            <w:gridSpan w:val="21"/>
+            <w:shd w:val="clear" w:color="auto" w:fill="auto"/>
+            <w:noWrap/>
+            <w:vAlign w:val="bottom"/>
+          </w:tcPr>
+          <w:p>
+            <w:pPr>
+              <w:rPr>
+                <w:color w:val="000000"/>
+                <w:sz w:val="18"/>
+                <w:szCs w:val="18"/>
+                <w:highlight w:val="yellow"/>
+              </w:rPr>
+            </w:pPr>
+            <w:r>
+              <w:rPr>
+                <w:color w:val="000000"/>
+                <w:sz w:val="18"/>
+                <w:szCs w:val="18"/>
+                <w:highlight w:val="yellow"/>
+              </w:rPr>
+              <w:t xml:space="preserve">{%tr </w:t>
+            </w:r>
+            <w:proofErr w:type="spellStart"/>
+            <w:r>
+              <w:rPr>
+                <w:color w:val="000000"/>
+                <w:sz w:val="18"/>
+                <w:szCs w:val="18"/>
+                <w:highlight w:val="yellow"/>
+              </w:rPr>
+              <w:t>endfor</w:t>
+            </w:r>
+            <w:proofErr w:type="spellEnd"/>
+            <w:r>
+              <w:rPr>
+                <w:color w:val="000000"/>
+                <w:sz w:val="18"/>
+                <w:szCs w:val="18"/>
+                <w:highlight w:val="yellow"/>
+              </w:rPr>
+              <w:t xml:space="preserve"> %}</w:t>
+            </w:r>
+          </w:p>
+        </w:tc>
+      </w:tr>
+    </w:tbl>
+    <w:p/>
+    <w:p>
+      <w:pPr>
+        <w:spacing w:after="0" w:line="240" w:lineRule="auto"/>
+        <w:jc w:val="both"/>
+        <w:rPr>
+          <w:rFonts w:eastAsia="Times New Roman" w:cs="Times New Roman"/>
+          <w:sz w:val="22"/>
+          <w:lang w:val="ru-RU" w:eastAsia="ru-RU"/>
+        </w:rPr>
+      </w:pPr>
       <w:r>
-        <w:lastRenderedPageBreak/>
-        <w:t xml:space="preserve">{% for result in </w:t>
+        <w:rPr>
+          <w:rFonts w:eastAsia="Times New Roman" w:cs="Times New Roman"/>
+          <w:sz w:val="22"/>
+          <w:lang w:val="ru-RU" w:eastAsia="ru-RU"/>
+        </w:rPr>
+        <w:t>Прим:</w:t>
+      </w:r>
+    </w:p>
+    <w:p>
+      <w:pPr>
+        <w:spacing w:after="0" w:line="240" w:lineRule="auto"/>
+        <w:jc w:val="both"/>
+        <w:rPr>
+          <w:rFonts w:eastAsia="Times New Roman" w:cs="Times New Roman"/>
+          <w:sz w:val="22"/>
+          <w:lang w:val="ru-RU" w:eastAsia="ru-RU"/>
+        </w:rPr>
+      </w:pPr>
+      <w:r>
+        <w:rPr>
+          <w:rFonts w:eastAsia="Times New Roman" w:cs="Times New Roman"/>
+          <w:sz w:val="22"/>
+          <w:lang w:eastAsia="ru-RU"/>
+        </w:rPr>
+        <w:t>q</w:t>
+      </w:r>
+      <w:r>
+        <w:rPr>
+          <w:rFonts w:eastAsia="Times New Roman" w:cs="Times New Roman"/>
+          <w:sz w:val="22"/>
+          <w:lang w:val="ru-RU" w:eastAsia="ru-RU"/>
+        </w:rPr>
+        <w:t xml:space="preserve"> – </w:t>
       </w:r>
       <w:proofErr w:type="spellStart"/>
       <w:r>
-        <w:t>calculation_results</w:t>
+        <w:rPr>
+          <w:rFonts w:eastAsia="Times New Roman" w:cs="Times New Roman"/>
+          <w:sz w:val="22"/>
+          <w:lang w:val="ru-RU" w:eastAsia="ru-RU"/>
+        </w:rPr>
+        <w:t>интесивность</w:t>
       </w:r>
       <w:proofErr w:type="spellEnd"/>
       <w:r>
-        <w:t xml:space="preserve"> %}</w:t>
+        <w:rPr>
+          <w:rFonts w:eastAsia="Times New Roman" w:cs="Times New Roman"/>
+          <w:sz w:val="22"/>
+          <w:lang w:val="ru-RU" w:eastAsia="ru-RU"/>
+        </w:rPr>
+        <w:t xml:space="preserve"> теплового излучения, кВт/м</w:t>
+      </w:r>
+      <w:r>
+        <w:rPr>
+          <w:rFonts w:eastAsia="Times New Roman" w:cs="Times New Roman"/>
+          <w:sz w:val="22"/>
+          <w:vertAlign w:val="superscript"/>
+          <w:lang w:val="ru-RU" w:eastAsia="ru-RU"/>
+        </w:rPr>
+        <w:t>2</w:t>
+      </w:r>
+      <w:r>
+        <w:rPr>
+          <w:rFonts w:eastAsia="Times New Roman" w:cs="Times New Roman"/>
+          <w:sz w:val="22"/>
+          <w:lang w:val="ru-RU" w:eastAsia="ru-RU"/>
+        </w:rPr>
+        <w:t xml:space="preserve"> (размер зоны указан в метрах)</w:t>
       </w:r>
     </w:p>
     <w:p>
+      <w:pPr>
+        <w:spacing w:after="0" w:line="240" w:lineRule="auto"/>
+        <w:jc w:val="both"/>
+        <w:rPr>
+          <w:rFonts w:eastAsia="Times New Roman" w:cs="Times New Roman"/>
+          <w:sz w:val="22"/>
+          <w:lang w:val="ru-RU" w:eastAsia="ru-RU"/>
+        </w:rPr>
+      </w:pPr>
       <w:r>
-        <w:t xml:space="preserve">   {{ </w:t>
+        <w:rPr>
+          <w:rFonts w:eastAsia="Times New Roman" w:cs="Times New Roman"/>
+          <w:sz w:val="22"/>
+          <w:lang w:val="ru-RU" w:eastAsia="ru-RU"/>
+        </w:rPr>
+        <w:t>Р – избыточное давление взрыва ТВС, кПа (размер зоны указан в метрах)</w:t>
+      </w:r>
+    </w:p>
+    <w:p>
+      <w:pPr>
+        <w:spacing w:after="0" w:line="240" w:lineRule="auto"/>
+        <w:jc w:val="both"/>
+        <w:rPr>
+          <w:rFonts w:eastAsia="Times New Roman" w:cs="Times New Roman"/>
+          <w:sz w:val="22"/>
+          <w:lang w:val="ru-RU" w:eastAsia="ru-RU"/>
+        </w:rPr>
+      </w:pPr>
+      <w:r>
+        <w:rPr>
+          <w:rFonts w:eastAsia="Times New Roman" w:cs="Times New Roman"/>
+          <w:sz w:val="22"/>
+          <w:lang w:eastAsia="ru-RU"/>
+        </w:rPr>
+        <w:t>L</w:t>
+      </w:r>
+      <w:r>
+        <w:rPr>
+          <w:rFonts w:eastAsia="Times New Roman" w:cs="Times New Roman"/>
+          <w:sz w:val="22"/>
+          <w:lang w:val="ru-RU" w:eastAsia="ru-RU"/>
+        </w:rPr>
+        <w:t>ф – длина факела, м</w:t>
+      </w:r>
+    </w:p>
+    <w:p>
+      <w:pPr>
+        <w:spacing w:after="0" w:line="240" w:lineRule="auto"/>
+        <w:jc w:val="both"/>
+        <w:rPr>
+          <w:rFonts w:eastAsia="Times New Roman" w:cs="Times New Roman"/>
+          <w:sz w:val="22"/>
+          <w:lang w:val="ru-RU" w:eastAsia="ru-RU"/>
+        </w:rPr>
+      </w:pPr>
+      <w:r>
+        <w:rPr>
+          <w:rFonts w:eastAsia="Times New Roman" w:cs="Times New Roman"/>
+          <w:sz w:val="22"/>
+          <w:lang w:eastAsia="ru-RU"/>
+        </w:rPr>
+        <w:t>D</w:t>
+      </w:r>
+      <w:r>
+        <w:rPr>
+          <w:rFonts w:eastAsia="Times New Roman" w:cs="Times New Roman"/>
+          <w:sz w:val="22"/>
+          <w:lang w:val="ru-RU" w:eastAsia="ru-RU"/>
+        </w:rPr>
+        <w:t>ф – диаметр факела, м</w:t>
+      </w:r>
+    </w:p>
+    <w:p>
+      <w:pPr>
+        <w:spacing w:after="0" w:line="240" w:lineRule="auto"/>
+        <w:jc w:val="both"/>
+        <w:rPr>
+          <w:rFonts w:eastAsia="Times New Roman" w:cs="Times New Roman"/>
+          <w:sz w:val="22"/>
+          <w:lang w:val="ru-RU" w:eastAsia="ru-RU"/>
+        </w:rPr>
+      </w:pPr>
+      <w:r>
+        <w:rPr>
+          <w:rFonts w:eastAsia="Times New Roman" w:cs="Times New Roman"/>
+          <w:sz w:val="22"/>
+          <w:lang w:eastAsia="ru-RU"/>
+        </w:rPr>
+        <w:t>R</w:t>
       </w:r>
       <w:proofErr w:type="spellStart"/>
       <w:r>
-        <w:t>result.equipment_name</w:t>
+        <w:rPr>
+          <w:rFonts w:eastAsia="Times New Roman" w:cs="Times New Roman"/>
+          <w:sz w:val="22"/>
+          <w:lang w:val="ru-RU" w:eastAsia="ru-RU"/>
+        </w:rPr>
+        <w:t>нкпр</w:t>
       </w:r>
       <w:proofErr w:type="spellEnd"/>
       <w:r>
-        <w:t xml:space="preserve"> }} - {{ </w:t>
+        <w:rPr>
+          <w:rFonts w:eastAsia="Times New Roman" w:cs="Times New Roman"/>
+          <w:sz w:val="22"/>
+          <w:lang w:val="ru-RU" w:eastAsia="ru-RU"/>
+        </w:rPr>
+        <w:t xml:space="preserve"> – радиус НКПР, м</w:t>
+      </w:r>
+    </w:p>
+    <w:p>
+      <w:pPr>
+        <w:spacing w:after="0" w:line="240" w:lineRule="auto"/>
+        <w:jc w:val="both"/>
+        <w:rPr>
+          <w:rFonts w:eastAsia="Times New Roman" w:cs="Times New Roman"/>
+          <w:sz w:val="22"/>
+          <w:lang w:val="ru-RU" w:eastAsia="ru-RU"/>
+        </w:rPr>
+      </w:pPr>
+      <w:r>
+        <w:rPr>
+          <w:rFonts w:eastAsia="Times New Roman" w:cs="Times New Roman"/>
+          <w:sz w:val="22"/>
+          <w:lang w:eastAsia="ru-RU"/>
+        </w:rPr>
+        <w:t>R</w:t>
       </w:r>
       <w:proofErr w:type="spellStart"/>
       <w:r>
-        <w:t>result.casualties</w:t>
+        <w:rPr>
+          <w:rFonts w:eastAsia="Times New Roman" w:cs="Times New Roman"/>
+          <w:sz w:val="22"/>
+          <w:lang w:val="ru-RU" w:eastAsia="ru-RU"/>
+        </w:rPr>
+        <w:t>всп</w:t>
       </w:r>
       <w:proofErr w:type="spellEnd"/>
       <w:r>
-        <w:t xml:space="preserve"> }} </w:t>
+        <w:rPr>
+          <w:rFonts w:eastAsia="Times New Roman" w:cs="Times New Roman"/>
+          <w:sz w:val="22"/>
+          <w:lang w:val="ru-RU" w:eastAsia="ru-RU"/>
+        </w:rPr>
+        <w:t xml:space="preserve"> – радиус пожара-вспышки, м</w:t>
+      </w:r>
+    </w:p>
+    <w:p>
+      <w:pPr>
+        <w:spacing w:after="0" w:line="240" w:lineRule="auto"/>
+        <w:jc w:val="both"/>
+        <w:rPr>
+          <w:rFonts w:eastAsia="Times New Roman" w:cs="Times New Roman"/>
+          <w:color w:val="FF0000"/>
+          <w:sz w:val="22"/>
+          <w:lang w:val="ru-RU" w:eastAsia="ru-RU"/>
+        </w:rPr>
+      </w:pPr>
+      <w:proofErr w:type="spellStart"/>
+      <w:r>
+        <w:rPr>
+          <w:rFonts w:eastAsia="Times New Roman" w:cs="Times New Roman"/>
+          <w:color w:val="FF0000"/>
+          <w:sz w:val="22"/>
+          <w:lang w:eastAsia="ru-RU"/>
+        </w:rPr>
+        <w:t>LPt</w:t>
+      </w:r>
+      <w:proofErr w:type="spellEnd"/>
+      <w:r>
+        <w:rPr>
+          <w:rFonts w:eastAsia="Times New Roman" w:cs="Times New Roman"/>
+          <w:color w:val="FF0000"/>
+          <w:sz w:val="22"/>
+          <w:lang w:val="ru-RU" w:eastAsia="ru-RU"/>
+        </w:rPr>
+        <w:t xml:space="preserve"> – смертельная </w:t>
       </w:r>
       <w:proofErr w:type="spellStart"/>
       <w:r>
-        <w:t>погибших</w:t>
+        <w:rPr>
+          <w:rFonts w:eastAsia="Times New Roman" w:cs="Times New Roman"/>
+          <w:color w:val="FF0000"/>
+          <w:sz w:val="22"/>
+          <w:lang w:val="ru-RU" w:eastAsia="ru-RU"/>
+        </w:rPr>
+        <w:t>токсодоза</w:t>
       </w:r>
       <w:proofErr w:type="spellEnd"/>
+      <w:r>
+        <w:rPr>
+          <w:rFonts w:eastAsia="Times New Roman" w:cs="Times New Roman"/>
+          <w:color w:val="FF0000"/>
+          <w:sz w:val="22"/>
+          <w:lang w:val="ru-RU" w:eastAsia="ru-RU"/>
+        </w:rPr>
+        <w:t xml:space="preserve"> (размер зоны указан в метрах)</w:t>
+      </w:r>
     </w:p>
     <w:p>
+      <w:pPr>
+        <w:spacing w:after="0" w:line="240" w:lineRule="auto"/>
+        <w:jc w:val="both"/>
+        <w:rPr>
+          <w:rFonts w:eastAsia="Times New Roman" w:cs="Times New Roman"/>
+          <w:color w:val="FF0000"/>
+          <w:sz w:val="22"/>
+          <w:lang w:val="ru-RU" w:eastAsia="ru-RU"/>
+        </w:rPr>
+      </w:pPr>
       <w:r>
-        <w:t xml:space="preserve">{% </w:t>
+        <w:rPr>
+          <w:rFonts w:eastAsia="Times New Roman" w:cs="Times New Roman"/>
+          <w:color w:val="FF0000"/>
+          <w:sz w:val="22"/>
+          <w:lang w:eastAsia="ru-RU"/>
+        </w:rPr>
+        <w:t>P</w:t>
+      </w:r>
+      <w:r>
+        <w:rPr>
+          <w:rFonts w:eastAsia="Times New Roman" w:cs="Times New Roman"/>
+          <w:color w:val="FF0000"/>
+          <w:sz w:val="22"/>
+          <w:lang w:val="ru-RU" w:eastAsia="ru-RU"/>
+        </w:rPr>
+        <w:t>Р</w:t>
+      </w:r>
+      <w:r>
+        <w:rPr>
+          <w:rFonts w:eastAsia="Times New Roman" w:cs="Times New Roman"/>
+          <w:color w:val="FF0000"/>
+          <w:sz w:val="22"/>
+          <w:lang w:eastAsia="ru-RU"/>
+        </w:rPr>
+        <w:t>t</w:t>
+      </w:r>
+      <w:r>
+        <w:rPr>
+          <w:rFonts w:eastAsia="Times New Roman" w:cs="Times New Roman"/>
+          <w:color w:val="FF0000"/>
+          <w:sz w:val="22"/>
+          <w:lang w:val="ru-RU" w:eastAsia="ru-RU"/>
+        </w:rPr>
+        <w:t xml:space="preserve"> -  размер пороговой токсодозы (размер зоны указан в метрах)</w:t>
+      </w:r>
+    </w:p>
+    <w:p>
+      <w:pPr>
+        <w:spacing w:after="0" w:line="360" w:lineRule="auto"/>
+        <w:jc w:val="both"/>
+        <w:rPr>
+          <w:rFonts w:eastAsia="Times New Roman" w:cs="Times New Roman"/>
+          <w:szCs w:val="24"/>
+          <w:lang w:val="ru-RU" w:eastAsia="ru-RU"/>
+        </w:rPr>
+      </w:pPr>
+      <w:r>
+        <w:rPr>
+          <w:rFonts w:eastAsia="Times New Roman" w:cs="Times New Roman"/>
+          <w:sz w:val="22"/>
+          <w:highlight w:val="yellow"/>
+          <w:lang w:eastAsia="ru-RU"/>
+        </w:rPr>
+        <w:t>Q</w:t>
+      </w:r>
+      <w:r>
+        <w:rPr>
+          <w:rFonts w:eastAsia="Times New Roman" w:cs="Times New Roman"/>
+          <w:sz w:val="22"/>
+          <w:highlight w:val="yellow"/>
+          <w:lang w:val="ru-RU" w:eastAsia="ru-RU"/>
+        </w:rPr>
+        <w:t xml:space="preserve"> – доза теплового излучения, кДж/м</w:t>
+      </w:r>
+      <w:r>
+        <w:rPr>
+          <w:rFonts w:eastAsia="Times New Roman" w:cs="Times New Roman"/>
+          <w:sz w:val="22"/>
+          <w:highlight w:val="yellow"/>
+          <w:vertAlign w:val="superscript"/>
+          <w:lang w:val="ru-RU" w:eastAsia="ru-RU"/>
+        </w:rPr>
+        <w:t xml:space="preserve">2 </w:t>
+      </w:r>
+      <w:r>
+        <w:rPr>
+          <w:rFonts w:eastAsia="Times New Roman" w:cs="Times New Roman"/>
+          <w:sz w:val="22"/>
+          <w:highlight w:val="yellow"/>
+          <w:lang w:val="ru-RU" w:eastAsia="ru-RU"/>
+        </w:rPr>
+        <w:t>(размер зоны указан в метрах)</w:t>
+      </w:r>
+    </w:p>
+    <w:p>
+      <w:pPr>
+        <w:rPr>
+          <w:lang w:val="ru-RU"/>
+        </w:rPr>
+      </w:pPr>
+      <w:r>
+        <w:rPr>
+          <w:lang w:val="en-150"/>
+        </w:rPr>
+        <w:t xml:space="preserve">S – </w:t>
+      </w:r>
+      <w:r>
+        <w:rPr>
+          <w:lang w:val="ru-RU"/>
+        </w:rPr>
+        <w:t>площадь пролива, м2</w:t>
+      </w:r>
+    </w:p>
+    <w:p/>
+    <w:p>
+      <w:pPr>
+        <w:sectPr>
+          <w:pgSz w:w="23811" w:h="16838" w:orient="landscape" w:code="8"/>
+          <w:pgMar w:top="1701" w:right="1134" w:bottom="850" w:left="1134" w:header="720" w:footer="720" w:gutter="0"/>
+          <w:cols w:space="720"/>
+          <w:docGrid w:linePitch="360"/>
+        </w:sectPr>
+      </w:pPr>
+    </w:p>
+    <w:tbl>
+      <w:tblPr>
+        <w:tblW w:w="5000" w:type="pct"/>
+        <w:tblBorders>
+          <w:top w:val="single" w:sz="4" w:space="0" w:color="auto"/>
+          <w:left w:val="single" w:sz="4" w:space="0" w:color="auto"/>
+          <w:bottom w:val="single" w:sz="4" w:space="0" w:color="auto"/>
+          <w:right w:val="single" w:sz="4" w:space="0" w:color="auto"/>
+          <w:insideH w:val="single" w:sz="4" w:space="0" w:color="auto"/>
+          <w:insideV w:val="single" w:sz="4" w:space="0" w:color="auto"/>
+        </w:tblBorders>
+        <w:tblLook w:val="04A0" w:firstRow="1" w:lastRow="0" w:firstColumn="1" w:lastColumn="0" w:noHBand="0" w:noVBand="1"/>
+      </w:tblPr>
+      <w:tblGrid>
+        <w:gridCol w:w="2257"/>
+        <w:gridCol w:w="4308"/>
+        <w:gridCol w:w="1717"/>
+        <w:gridCol w:w="1623"/>
+      </w:tblGrid>
+      <w:tr>
+        <w:trPr>
+          <w:trHeight w:val="1335"/>
+          <w:tblHeader/>
+        </w:trPr>
+        <w:tc>
+          <w:tcPr>
+            <w:tcW w:w="820" w:type="pct"/>
+            <w:shd w:val="clear" w:color="auto" w:fill="auto"/>
+            <w:noWrap/>
+            <w:vAlign w:val="bottom"/>
+            <w:hideMark/>
+          </w:tcPr>
+          <w:p>
+            <w:pPr>
+              <w:rPr>
+                <w:b/>
+                <w:bCs/>
+                <w:sz w:val="20"/>
+                <w:szCs w:val="20"/>
+              </w:rPr>
+            </w:pPr>
+            <w:r>
+              <w:rPr>
+                <w:b/>
+                <w:bCs/>
+                <w:sz w:val="20"/>
+                <w:szCs w:val="20"/>
+              </w:rPr>
+              <w:lastRenderedPageBreak/>
+              <w:t xml:space="preserve">№ </w:t>
+            </w:r>
+            <w:proofErr w:type="spellStart"/>
+            <w:r>
+              <w:rPr>
+                <w:b/>
+                <w:bCs/>
+                <w:sz w:val="20"/>
+                <w:szCs w:val="20"/>
+              </w:rPr>
+              <w:t>сценария</w:t>
+            </w:r>
+            <w:proofErr w:type="spellEnd"/>
+          </w:p>
+        </w:tc>
+        <w:tc>
+          <w:tcPr>
+            <w:tcW w:w="2400" w:type="pct"/>
+            <w:shd w:val="clear" w:color="auto" w:fill="auto"/>
+            <w:noWrap/>
+            <w:vAlign w:val="bottom"/>
+            <w:hideMark/>
+          </w:tcPr>
+          <w:p>
+            <w:pPr>
+              <w:rPr>
+                <w:b/>
+                <w:bCs/>
+                <w:sz w:val="20"/>
+                <w:szCs w:val="20"/>
+              </w:rPr>
+            </w:pPr>
+            <w:proofErr w:type="spellStart"/>
+            <w:r>
+              <w:rPr>
+                <w:b/>
+                <w:bCs/>
+                <w:sz w:val="20"/>
+                <w:szCs w:val="20"/>
+              </w:rPr>
+              <w:t>Оборудование</w:t>
+            </w:r>
+            <w:proofErr w:type="spellEnd"/>
+            <w:r>
+              <w:rPr>
+                <w:b/>
+                <w:bCs/>
+                <w:sz w:val="20"/>
+                <w:szCs w:val="20"/>
+                <w:lang w:val="ru-RU"/>
+              </w:rPr>
+              <w:t xml:space="preserve"> (составляющая)</w:t>
+            </w:r>
+          </w:p>
+        </w:tc>
+        <w:tc>
+          <w:tcPr>
+            <w:tcW w:w="736" w:type="pct"/>
+            <w:shd w:val="clear" w:color="auto" w:fill="auto"/>
+            <w:vAlign w:val="bottom"/>
+            <w:hideMark/>
+          </w:tcPr>
+          <w:p>
+            <w:pPr>
+              <w:rPr>
+                <w:b/>
+                <w:bCs/>
+                <w:sz w:val="20"/>
+                <w:szCs w:val="20"/>
+              </w:rPr>
+            </w:pPr>
+            <w:proofErr w:type="spellStart"/>
+            <w:r>
+              <w:rPr>
+                <w:b/>
+                <w:bCs/>
+                <w:sz w:val="20"/>
+                <w:szCs w:val="20"/>
+              </w:rPr>
+              <w:t>Кол-во</w:t>
+            </w:r>
+            <w:proofErr w:type="spellEnd"/>
+            <w:r>
+              <w:rPr>
+                <w:b/>
+                <w:bCs/>
+                <w:sz w:val="20"/>
+                <w:szCs w:val="20"/>
+              </w:rPr>
+              <w:t xml:space="preserve"> </w:t>
+            </w:r>
+            <w:proofErr w:type="spellStart"/>
+            <w:r>
+              <w:rPr>
+                <w:b/>
+                <w:bCs/>
+                <w:sz w:val="20"/>
+                <w:szCs w:val="20"/>
+              </w:rPr>
+              <w:t>погибших</w:t>
+            </w:r>
+            <w:proofErr w:type="spellEnd"/>
+            <w:r>
+              <w:rPr>
+                <w:b/>
+                <w:bCs/>
+                <w:sz w:val="20"/>
+                <w:szCs w:val="20"/>
+              </w:rPr>
+              <w:t xml:space="preserve">, </w:t>
+            </w:r>
+            <w:proofErr w:type="spellStart"/>
+            <w:r>
+              <w:rPr>
+                <w:b/>
+                <w:bCs/>
+                <w:sz w:val="20"/>
+                <w:szCs w:val="20"/>
+              </w:rPr>
+              <w:t>чел</w:t>
+            </w:r>
+            <w:proofErr w:type="spellEnd"/>
+          </w:p>
+        </w:tc>
+        <w:tc>
+          <w:tcPr>
+            <w:tcW w:w="1044" w:type="pct"/>
+            <w:shd w:val="clear" w:color="auto" w:fill="auto"/>
+            <w:vAlign w:val="bottom"/>
+            <w:hideMark/>
+          </w:tcPr>
+          <w:p>
+            <w:pPr>
+              <w:rPr>
+                <w:b/>
+                <w:bCs/>
+                <w:sz w:val="20"/>
+                <w:szCs w:val="20"/>
+              </w:rPr>
+            </w:pPr>
+            <w:proofErr w:type="spellStart"/>
+            <w:r>
+              <w:rPr>
+                <w:b/>
+                <w:bCs/>
+                <w:sz w:val="20"/>
+                <w:szCs w:val="20"/>
+              </w:rPr>
+              <w:t>Кол-во</w:t>
+            </w:r>
+            <w:proofErr w:type="spellEnd"/>
+            <w:r>
+              <w:rPr>
+                <w:b/>
+                <w:bCs/>
+                <w:sz w:val="20"/>
+                <w:szCs w:val="20"/>
+              </w:rPr>
+              <w:t xml:space="preserve"> </w:t>
+            </w:r>
+            <w:proofErr w:type="spellStart"/>
+            <w:r>
+              <w:rPr>
+                <w:b/>
+                <w:bCs/>
+                <w:sz w:val="20"/>
+                <w:szCs w:val="20"/>
+              </w:rPr>
+              <w:t>пострадавших</w:t>
+            </w:r>
+            <w:proofErr w:type="spellEnd"/>
+            <w:r>
+              <w:rPr>
+                <w:b/>
+                <w:bCs/>
+                <w:sz w:val="20"/>
+                <w:szCs w:val="20"/>
+              </w:rPr>
+              <w:t xml:space="preserve">, </w:t>
+            </w:r>
+            <w:proofErr w:type="spellStart"/>
+            <w:r>
+              <w:rPr>
+                <w:b/>
+                <w:bCs/>
+                <w:sz w:val="20"/>
+                <w:szCs w:val="20"/>
+              </w:rPr>
+              <w:t>чел</w:t>
+            </w:r>
+            <w:proofErr w:type="spellEnd"/>
+          </w:p>
+        </w:tc>
+      </w:tr>
+      <w:tr>
+        <w:trPr>
+          <w:trHeight w:val="360"/>
+        </w:trPr>
+        <w:tc>
+          <w:tcPr>
+            <w:tcW w:w="5000" w:type="pct"/>
+            <w:gridSpan w:val="4"/>
+            <w:shd w:val="clear" w:color="auto" w:fill="auto"/>
+            <w:noWrap/>
+            <w:vAlign w:val="bottom"/>
+          </w:tcPr>
+          <w:p>
+            <w:pPr>
+              <w:rPr>
+                <w:sz w:val="20"/>
+                <w:szCs w:val="20"/>
+                <w:highlight w:val="yellow"/>
+              </w:rPr>
+            </w:pPr>
+            <w:r>
+              <w:rPr>
+                <w:sz w:val="20"/>
+                <w:szCs w:val="20"/>
+                <w:highlight w:val="yellow"/>
+              </w:rPr>
+              <w:t xml:space="preserve">{%tr for item in </w:t>
+            </w:r>
+            <w:proofErr w:type="spellStart"/>
+            <w:r>
+              <w:rPr>
+                <w:sz w:val="20"/>
+                <w:szCs w:val="20"/>
+              </w:rPr>
+              <w:t>calculation_results</w:t>
+            </w:r>
+            <w:proofErr w:type="spellEnd"/>
+            <w:r>
+              <w:rPr>
+                <w:sz w:val="20"/>
+                <w:szCs w:val="20"/>
+                <w:highlight w:val="yellow"/>
+              </w:rPr>
+              <w:t xml:space="preserve"> </w:t>
+            </w:r>
+            <w:r>
+              <w:rPr>
+                <w:sz w:val="20"/>
+                <w:szCs w:val="20"/>
+                <w:highlight w:val="yellow"/>
+              </w:rPr>
+              <w:t>%}</w:t>
+            </w:r>
+          </w:p>
+        </w:tc>
+      </w:tr>
+      <w:tr>
+        <w:trPr>
+          <w:trHeight w:val="330"/>
+        </w:trPr>
+        <w:tc>
+          <w:tcPr>
+            <w:tcW w:w="820" w:type="pct"/>
+            <w:shd w:val="clear" w:color="auto" w:fill="auto"/>
+            <w:noWrap/>
+            <w:vAlign w:val="bottom"/>
+          </w:tcPr>
+          <w:p>
+            <w:pPr>
+              <w:rPr>
+                <w:sz w:val="20"/>
+                <w:szCs w:val="20"/>
+                <w:highlight w:val="yellow"/>
+              </w:rPr>
+            </w:pPr>
+            <w:r>
+              <w:rPr>
+                <w:rFonts w:eastAsiaTheme="minorHAnsi"/>
+                <w:color w:val="000000"/>
+                <w:sz w:val="18"/>
+                <w:szCs w:val="18"/>
+              </w:rPr>
+              <w:t xml:space="preserve">{{ </w:t>
+            </w:r>
+            <w:proofErr w:type="spellStart"/>
+            <w:r>
+              <w:rPr>
+                <w:rFonts w:eastAsiaTheme="minorHAnsi"/>
+                <w:color w:val="000000"/>
+                <w:sz w:val="18"/>
+                <w:szCs w:val="18"/>
+              </w:rPr>
+              <w:t>item.</w:t>
+            </w:r>
+            <w:r>
+              <w:rPr>
+                <w:rFonts w:eastAsiaTheme="minorHAnsi"/>
+                <w:color w:val="000000"/>
+                <w:sz w:val="18"/>
+                <w:szCs w:val="18"/>
+              </w:rPr>
+              <w:t>scenario_number</w:t>
+            </w:r>
+            <w:proofErr w:type="spellEnd"/>
+            <w:r>
+              <w:rPr>
+                <w:rFonts w:eastAsiaTheme="minorHAnsi"/>
+                <w:color w:val="000000"/>
+                <w:sz w:val="18"/>
+                <w:szCs w:val="18"/>
+              </w:rPr>
+              <w:t xml:space="preserve"> }}</w:t>
+            </w:r>
+          </w:p>
+        </w:tc>
+        <w:tc>
+          <w:tcPr>
+            <w:tcW w:w="2400" w:type="pct"/>
+            <w:shd w:val="clear" w:color="auto" w:fill="auto"/>
+            <w:noWrap/>
+            <w:vAlign w:val="bottom"/>
+          </w:tcPr>
+          <w:p>
+            <w:pPr>
+              <w:rPr>
+                <w:sz w:val="20"/>
+                <w:szCs w:val="20"/>
+                <w:highlight w:val="yellow"/>
+              </w:rPr>
+            </w:pPr>
+            <w:r>
+              <w:rPr>
+                <w:rFonts w:eastAsiaTheme="minorHAnsi"/>
+                <w:color w:val="000000"/>
+                <w:sz w:val="18"/>
+                <w:szCs w:val="18"/>
+              </w:rPr>
+              <w:t xml:space="preserve">{{ </w:t>
+            </w:r>
+            <w:proofErr w:type="spellStart"/>
+            <w:r>
+              <w:rPr>
+                <w:rFonts w:eastAsiaTheme="minorHAnsi"/>
+                <w:color w:val="000000"/>
+                <w:sz w:val="18"/>
+                <w:szCs w:val="18"/>
+              </w:rPr>
+              <w:t>item.</w:t>
+            </w:r>
+            <w:r>
+              <w:rPr>
+                <w:rFonts w:eastAsiaTheme="minorHAnsi"/>
+                <w:color w:val="000000"/>
+                <w:sz w:val="18"/>
+                <w:szCs w:val="18"/>
+              </w:rPr>
+              <w:t>equipment_name</w:t>
+            </w:r>
+            <w:proofErr w:type="spellEnd"/>
+            <w:r>
+              <w:rPr>
+                <w:rFonts w:eastAsiaTheme="minorHAnsi"/>
+                <w:color w:val="000000"/>
+                <w:sz w:val="18"/>
+                <w:szCs w:val="18"/>
+              </w:rPr>
+              <w:t xml:space="preserve"> }}</w:t>
+            </w:r>
+          </w:p>
+        </w:tc>
+        <w:tc>
+          <w:tcPr>
+            <w:tcW w:w="736" w:type="pct"/>
+            <w:shd w:val="clear" w:color="auto" w:fill="auto"/>
+            <w:noWrap/>
+            <w:vAlign w:val="bottom"/>
+          </w:tcPr>
+          <w:p>
+            <w:pPr>
+              <w:jc w:val="right"/>
+              <w:rPr>
+                <w:sz w:val="20"/>
+                <w:szCs w:val="20"/>
+                <w:highlight w:val="yellow"/>
+              </w:rPr>
+            </w:pPr>
+            <w:r>
+              <w:rPr>
+                <w:color w:val="000000"/>
+                <w:sz w:val="18"/>
+                <w:szCs w:val="18"/>
+                <w:highlight w:val="yellow"/>
+              </w:rPr>
+              <w:t xml:space="preserve">{{ </w:t>
+            </w:r>
+            <w:proofErr w:type="spellStart"/>
+            <w:r>
+              <w:rPr>
+                <w:color w:val="000000"/>
+                <w:sz w:val="18"/>
+                <w:szCs w:val="18"/>
+                <w:highlight w:val="yellow"/>
+              </w:rPr>
+              <w:t>item.</w:t>
+            </w:r>
+            <w:r>
+              <w:rPr>
+                <w:color w:val="000000"/>
+                <w:sz w:val="18"/>
+                <w:szCs w:val="18"/>
+              </w:rPr>
+              <w:t>casualties</w:t>
+            </w:r>
+            <w:proofErr w:type="spellEnd"/>
+            <w:r>
+              <w:rPr>
+                <w:color w:val="000000"/>
+                <w:sz w:val="18"/>
+                <w:szCs w:val="18"/>
+                <w:highlight w:val="yellow"/>
+              </w:rPr>
+              <w:t xml:space="preserve"> }}</w:t>
+            </w:r>
+          </w:p>
+        </w:tc>
+        <w:tc>
+          <w:tcPr>
+            <w:tcW w:w="1044" w:type="pct"/>
+            <w:shd w:val="clear" w:color="auto" w:fill="auto"/>
+            <w:noWrap/>
+            <w:vAlign w:val="bottom"/>
+          </w:tcPr>
+          <w:p>
+            <w:pPr>
+              <w:jc w:val="right"/>
+              <w:rPr>
+                <w:sz w:val="20"/>
+                <w:szCs w:val="20"/>
+                <w:highlight w:val="yellow"/>
+              </w:rPr>
+            </w:pPr>
+            <w:r>
+              <w:rPr>
+                <w:color w:val="000000"/>
+                <w:sz w:val="18"/>
+                <w:szCs w:val="18"/>
+                <w:highlight w:val="yellow"/>
+              </w:rPr>
+              <w:t xml:space="preserve">{{ </w:t>
+            </w:r>
+            <w:proofErr w:type="spellStart"/>
+            <w:r>
+              <w:rPr>
+                <w:color w:val="000000"/>
+                <w:sz w:val="18"/>
+                <w:szCs w:val="18"/>
+                <w:highlight w:val="yellow"/>
+              </w:rPr>
+              <w:t>item.</w:t>
+            </w:r>
+            <w:r>
+              <w:rPr>
+                <w:color w:val="000000"/>
+                <w:sz w:val="18"/>
+                <w:szCs w:val="18"/>
+              </w:rPr>
+              <w:t>injured</w:t>
+            </w:r>
+            <w:proofErr w:type="spellEnd"/>
+            <w:r>
+              <w:rPr>
+                <w:color w:val="000000"/>
+                <w:sz w:val="18"/>
+                <w:szCs w:val="18"/>
+                <w:highlight w:val="yellow"/>
+              </w:rPr>
+              <w:t xml:space="preserve"> }}</w:t>
+            </w:r>
+          </w:p>
+        </w:tc>
+      </w:tr>
+      <w:tr>
+        <w:trPr>
+          <w:trHeight w:val="330"/>
+        </w:trPr>
+        <w:tc>
+          <w:tcPr>
+            <w:tcW w:w="5000" w:type="pct"/>
+            <w:gridSpan w:val="4"/>
+            <w:shd w:val="clear" w:color="auto" w:fill="auto"/>
+            <w:noWrap/>
+            <w:vAlign w:val="bottom"/>
+          </w:tcPr>
+          <w:p>
+            <w:pPr>
+              <w:rPr>
+                <w:sz w:val="20"/>
+                <w:szCs w:val="20"/>
+                <w:highlight w:val="yellow"/>
+              </w:rPr>
+            </w:pPr>
+            <w:r>
+              <w:rPr>
+                <w:color w:val="000000"/>
+                <w:sz w:val="18"/>
+                <w:szCs w:val="18"/>
+                <w:highlight w:val="yellow"/>
+              </w:rPr>
+              <w:t xml:space="preserve">{%tr </w:t>
+            </w:r>
+            <w:proofErr w:type="spellStart"/>
+            <w:r>
+              <w:rPr>
+                <w:color w:val="000000"/>
+                <w:sz w:val="18"/>
+                <w:szCs w:val="18"/>
+                <w:highlight w:val="yellow"/>
+              </w:rPr>
+              <w:t>endfor</w:t>
+            </w:r>
+            <w:proofErr w:type="spellEnd"/>
+            <w:r>
+              <w:rPr>
+                <w:color w:val="000000"/>
+                <w:sz w:val="18"/>
+                <w:szCs w:val="18"/>
+                <w:highlight w:val="yellow"/>
+              </w:rPr>
+              <w:t xml:space="preserve"> %}</w:t>
+            </w:r>
+          </w:p>
+        </w:tc>
+      </w:tr>
+    </w:tbl>
+    <w:p/>
+    <w:tbl>
+      <w:tblPr>
+        <w:tblW w:w="5000" w:type="pct"/>
+        <w:tblBorders>
+          <w:top w:val="single" w:sz="4" w:space="0" w:color="auto"/>
+          <w:left w:val="single" w:sz="4" w:space="0" w:color="auto"/>
+          <w:bottom w:val="single" w:sz="4" w:space="0" w:color="auto"/>
+          <w:right w:val="single" w:sz="4" w:space="0" w:color="auto"/>
+          <w:insideH w:val="single" w:sz="4" w:space="0" w:color="auto"/>
+          <w:insideV w:val="single" w:sz="4" w:space="0" w:color="auto"/>
+        </w:tblBorders>
+        <w:tblLook w:val="04A0" w:firstRow="1" w:lastRow="0" w:firstColumn="1" w:lastColumn="0" w:noHBand="0" w:noVBand="1"/>
+      </w:tblPr>
+      <w:tblGrid>
+        <w:gridCol w:w="1278"/>
+        <w:gridCol w:w="1278"/>
+        <w:gridCol w:w="1073"/>
+        <w:gridCol w:w="1271"/>
+        <w:gridCol w:w="1079"/>
+        <w:gridCol w:w="1251"/>
+        <w:gridCol w:w="1576"/>
+        <w:gridCol w:w="1099"/>
+      </w:tblGrid>
+      <w:tr>
+        <w:trPr>
+          <w:trHeight w:val="20"/>
+          <w:tblHeader/>
+        </w:trPr>
+        <w:tc>
+          <w:tcPr>
+            <w:tcW w:w="604" w:type="pct"/>
+            <w:tcBorders>
+              <w:top w:val="single" w:sz="4" w:space="0" w:color="auto"/>
+              <w:left w:val="single" w:sz="4" w:space="0" w:color="auto"/>
+              <w:bottom w:val="single" w:sz="4" w:space="0" w:color="auto"/>
+              <w:right w:val="single" w:sz="4" w:space="0" w:color="auto"/>
+            </w:tcBorders>
+            <w:vAlign w:val="center"/>
+            <w:hideMark/>
+          </w:tcPr>
+          <w:p>
+            <w:pPr>
+              <w:spacing w:after="0" w:line="240" w:lineRule="auto"/>
+              <w:rPr>
+                <w:rFonts w:eastAsiaTheme="minorHAnsi"/>
+                <w:b/>
+                <w:bCs/>
+                <w:color w:val="000000"/>
+                <w:sz w:val="18"/>
+                <w:szCs w:val="18"/>
+              </w:rPr>
+            </w:pPr>
+            <w:proofErr w:type="spellStart"/>
+            <w:r>
+              <w:rPr>
+                <w:rFonts w:eastAsiaTheme="minorHAnsi"/>
+                <w:b/>
+                <w:bCs/>
+                <w:color w:val="000000"/>
+                <w:sz w:val="18"/>
+                <w:szCs w:val="18"/>
+              </w:rPr>
+              <w:t>Сценарий</w:t>
+            </w:r>
+            <w:proofErr w:type="spellEnd"/>
+          </w:p>
+        </w:tc>
+        <w:tc>
+          <w:tcPr>
+            <w:tcW w:w="1669" w:type="pct"/>
+            <w:tcBorders>
+              <w:top w:val="single" w:sz="4" w:space="0" w:color="auto"/>
+              <w:left w:val="single" w:sz="4" w:space="0" w:color="auto"/>
+              <w:bottom w:val="single" w:sz="4" w:space="0" w:color="auto"/>
+              <w:right w:val="single" w:sz="4" w:space="0" w:color="auto"/>
+            </w:tcBorders>
+          </w:tcPr>
+          <w:p>
+            <w:pPr>
+              <w:spacing w:after="0" w:line="240" w:lineRule="auto"/>
+              <w:rPr>
+                <w:rFonts w:eastAsiaTheme="minorHAnsi"/>
+                <w:b/>
+                <w:bCs/>
+                <w:color w:val="000000"/>
+                <w:sz w:val="18"/>
+                <w:szCs w:val="18"/>
+              </w:rPr>
+            </w:pPr>
+            <w:proofErr w:type="spellStart"/>
+            <w:r>
+              <w:rPr>
+                <w:rFonts w:eastAsiaTheme="minorHAnsi"/>
+                <w:b/>
+                <w:bCs/>
+                <w:color w:val="000000"/>
+                <w:sz w:val="18"/>
+                <w:szCs w:val="18"/>
+              </w:rPr>
+              <w:t>Оборудование</w:t>
+            </w:r>
+            <w:proofErr w:type="spellEnd"/>
+          </w:p>
+        </w:tc>
+        <w:tc>
+          <w:tcPr>
+            <w:tcW w:w="455" w:type="pct"/>
+            <w:tcBorders>
+              <w:top w:val="single" w:sz="4" w:space="0" w:color="auto"/>
+              <w:left w:val="single" w:sz="4" w:space="0" w:color="auto"/>
+              <w:bottom w:val="single" w:sz="4" w:space="0" w:color="auto"/>
+              <w:right w:val="single" w:sz="4" w:space="0" w:color="auto"/>
+            </w:tcBorders>
+            <w:vAlign w:val="center"/>
+            <w:hideMark/>
+          </w:tcPr>
+          <w:p>
+            <w:pPr>
+              <w:spacing w:after="0" w:line="240" w:lineRule="auto"/>
+              <w:rPr>
+                <w:rFonts w:eastAsiaTheme="minorHAnsi"/>
+                <w:b/>
+                <w:bCs/>
+                <w:color w:val="000000"/>
+                <w:sz w:val="18"/>
+                <w:szCs w:val="18"/>
+              </w:rPr>
+            </w:pPr>
+            <w:r>
+              <w:rPr>
+                <w:rFonts w:eastAsiaTheme="minorHAnsi"/>
+                <w:b/>
+                <w:bCs/>
+                <w:color w:val="000000"/>
+                <w:sz w:val="18"/>
+                <w:szCs w:val="18"/>
+              </w:rPr>
+              <w:t>D1</w:t>
+            </w:r>
+          </w:p>
+        </w:tc>
+        <w:tc>
+          <w:tcPr>
+            <w:tcW w:w="379" w:type="pct"/>
+            <w:tcBorders>
+              <w:top w:val="single" w:sz="4" w:space="0" w:color="auto"/>
+              <w:left w:val="single" w:sz="4" w:space="0" w:color="auto"/>
+              <w:bottom w:val="single" w:sz="4" w:space="0" w:color="auto"/>
+              <w:right w:val="single" w:sz="4" w:space="0" w:color="auto"/>
+            </w:tcBorders>
+            <w:vAlign w:val="center"/>
+            <w:hideMark/>
+          </w:tcPr>
+          <w:p>
+            <w:pPr>
+              <w:spacing w:after="0" w:line="240" w:lineRule="auto"/>
+              <w:rPr>
+                <w:rFonts w:eastAsiaTheme="minorHAnsi"/>
+                <w:b/>
+                <w:bCs/>
+                <w:color w:val="000000"/>
+                <w:sz w:val="18"/>
+                <w:szCs w:val="18"/>
+              </w:rPr>
+            </w:pPr>
+            <w:r>
+              <w:rPr>
+                <w:rFonts w:eastAsiaTheme="minorHAnsi"/>
+                <w:b/>
+                <w:bCs/>
+                <w:color w:val="000000"/>
+                <w:sz w:val="18"/>
+                <w:szCs w:val="18"/>
+              </w:rPr>
+              <w:t>D2</w:t>
+            </w:r>
+          </w:p>
+        </w:tc>
+        <w:tc>
+          <w:tcPr>
+            <w:tcW w:w="379" w:type="pct"/>
+            <w:tcBorders>
+              <w:top w:val="single" w:sz="4" w:space="0" w:color="auto"/>
+              <w:left w:val="single" w:sz="4" w:space="0" w:color="auto"/>
+              <w:bottom w:val="single" w:sz="4" w:space="0" w:color="auto"/>
+              <w:right w:val="single" w:sz="4" w:space="0" w:color="auto"/>
+            </w:tcBorders>
+            <w:vAlign w:val="center"/>
+            <w:hideMark/>
+          </w:tcPr>
+          <w:p>
+            <w:pPr>
+              <w:spacing w:after="0" w:line="240" w:lineRule="auto"/>
+              <w:rPr>
+                <w:rFonts w:eastAsiaTheme="minorHAnsi"/>
+                <w:b/>
+                <w:bCs/>
+                <w:color w:val="000000"/>
+                <w:sz w:val="18"/>
+                <w:szCs w:val="18"/>
+              </w:rPr>
+            </w:pPr>
+            <w:r>
+              <w:rPr>
+                <w:rFonts w:eastAsiaTheme="minorHAnsi"/>
+                <w:b/>
+                <w:bCs/>
+                <w:color w:val="000000"/>
+                <w:sz w:val="18"/>
+                <w:szCs w:val="18"/>
+              </w:rPr>
+              <w:t>D3</w:t>
+            </w:r>
+          </w:p>
+        </w:tc>
+        <w:tc>
+          <w:tcPr>
+            <w:tcW w:w="455" w:type="pct"/>
+            <w:tcBorders>
+              <w:top w:val="single" w:sz="4" w:space="0" w:color="auto"/>
+              <w:left w:val="single" w:sz="4" w:space="0" w:color="auto"/>
+              <w:bottom w:val="single" w:sz="4" w:space="0" w:color="auto"/>
+              <w:right w:val="single" w:sz="4" w:space="0" w:color="auto"/>
+            </w:tcBorders>
+            <w:vAlign w:val="center"/>
+            <w:hideMark/>
+          </w:tcPr>
+          <w:p>
+            <w:pPr>
+              <w:spacing w:after="0" w:line="240" w:lineRule="auto"/>
+              <w:rPr>
+                <w:rFonts w:eastAsiaTheme="minorHAnsi"/>
+                <w:b/>
+                <w:bCs/>
+                <w:color w:val="000000"/>
+                <w:sz w:val="18"/>
+                <w:szCs w:val="18"/>
+              </w:rPr>
+            </w:pPr>
+            <w:r>
+              <w:rPr>
+                <w:rFonts w:eastAsiaTheme="minorHAnsi"/>
+                <w:b/>
+                <w:bCs/>
+                <w:color w:val="000000"/>
+                <w:sz w:val="18"/>
+                <w:szCs w:val="18"/>
+              </w:rPr>
+              <w:t>D4</w:t>
+            </w:r>
+          </w:p>
+        </w:tc>
+        <w:tc>
+          <w:tcPr>
+            <w:tcW w:w="434" w:type="pct"/>
+            <w:tcBorders>
+              <w:top w:val="single" w:sz="4" w:space="0" w:color="auto"/>
+              <w:left w:val="single" w:sz="4" w:space="0" w:color="auto"/>
+              <w:bottom w:val="single" w:sz="4" w:space="0" w:color="auto"/>
+              <w:right w:val="single" w:sz="4" w:space="0" w:color="auto"/>
+            </w:tcBorders>
+            <w:vAlign w:val="center"/>
+            <w:hideMark/>
+          </w:tcPr>
+          <w:p>
+            <w:pPr>
+              <w:spacing w:after="0" w:line="240" w:lineRule="auto"/>
+              <w:rPr>
+                <w:rFonts w:eastAsiaTheme="minorHAnsi"/>
+                <w:b/>
+                <w:bCs/>
+                <w:color w:val="000000"/>
+                <w:sz w:val="18"/>
+                <w:szCs w:val="18"/>
+              </w:rPr>
+            </w:pPr>
+            <w:r>
+              <w:rPr>
+                <w:rFonts w:eastAsiaTheme="minorHAnsi"/>
+                <w:b/>
+                <w:bCs/>
+                <w:color w:val="000000"/>
+                <w:sz w:val="18"/>
+                <w:szCs w:val="18"/>
+              </w:rPr>
+              <w:t>D5</w:t>
+            </w:r>
+          </w:p>
+        </w:tc>
+        <w:tc>
+          <w:tcPr>
+            <w:tcW w:w="624" w:type="pct"/>
+            <w:tcBorders>
+              <w:top w:val="single" w:sz="4" w:space="0" w:color="auto"/>
+              <w:left w:val="single" w:sz="4" w:space="0" w:color="auto"/>
+              <w:bottom w:val="single" w:sz="4" w:space="0" w:color="auto"/>
+              <w:right w:val="single" w:sz="4" w:space="0" w:color="auto"/>
+            </w:tcBorders>
+            <w:vAlign w:val="center"/>
+            <w:hideMark/>
+          </w:tcPr>
+          <w:p>
+            <w:pPr>
+              <w:spacing w:after="0" w:line="240" w:lineRule="auto"/>
+              <w:rPr>
+                <w:rFonts w:eastAsiaTheme="minorHAnsi"/>
+                <w:b/>
+                <w:bCs/>
+                <w:color w:val="000000"/>
+                <w:sz w:val="18"/>
+                <w:szCs w:val="18"/>
+              </w:rPr>
+            </w:pPr>
+            <w:proofErr w:type="spellStart"/>
+            <w:r>
+              <w:rPr>
+                <w:rFonts w:eastAsiaTheme="minorHAnsi"/>
+                <w:b/>
+                <w:bCs/>
+                <w:color w:val="000000"/>
+                <w:sz w:val="18"/>
+                <w:szCs w:val="18"/>
+              </w:rPr>
+              <w:t>Итого</w:t>
+            </w:r>
+            <w:proofErr w:type="spellEnd"/>
+            <w:r>
+              <w:rPr>
+                <w:rFonts w:eastAsiaTheme="minorHAnsi"/>
+                <w:b/>
+                <w:bCs/>
+                <w:color w:val="000000"/>
+                <w:sz w:val="18"/>
+                <w:szCs w:val="18"/>
+              </w:rPr>
+              <w:t xml:space="preserve">, </w:t>
+            </w:r>
+          </w:p>
+          <w:p>
+            <w:pPr>
+              <w:spacing w:after="0" w:line="240" w:lineRule="auto"/>
+              <w:rPr>
+                <w:rFonts w:eastAsiaTheme="minorHAnsi"/>
+                <w:b/>
+                <w:bCs/>
+                <w:color w:val="000000"/>
+                <w:sz w:val="18"/>
+                <w:szCs w:val="18"/>
+              </w:rPr>
+            </w:pPr>
+            <w:proofErr w:type="spellStart"/>
+            <w:r>
+              <w:rPr>
+                <w:rFonts w:eastAsiaTheme="minorHAnsi"/>
+                <w:b/>
+                <w:bCs/>
+                <w:color w:val="000000"/>
+                <w:sz w:val="18"/>
+                <w:szCs w:val="18"/>
+              </w:rPr>
+              <w:t>млн</w:t>
+            </w:r>
+            <w:proofErr w:type="spellEnd"/>
+            <w:r>
+              <w:rPr>
+                <w:rFonts w:eastAsiaTheme="minorHAnsi"/>
+                <w:b/>
+                <w:bCs/>
+                <w:color w:val="000000"/>
+                <w:sz w:val="18"/>
+                <w:szCs w:val="18"/>
+              </w:rPr>
+              <w:t xml:space="preserve">. </w:t>
+            </w:r>
+            <w:proofErr w:type="spellStart"/>
+            <w:r>
+              <w:rPr>
+                <w:rFonts w:eastAsiaTheme="minorHAnsi"/>
+                <w:b/>
+                <w:bCs/>
+                <w:color w:val="000000"/>
+                <w:sz w:val="18"/>
+                <w:szCs w:val="18"/>
+              </w:rPr>
+              <w:t>руб</w:t>
+            </w:r>
+            <w:proofErr w:type="spellEnd"/>
+            <w:r>
+              <w:rPr>
+                <w:rFonts w:eastAsiaTheme="minorHAnsi"/>
+                <w:b/>
+                <w:bCs/>
+                <w:color w:val="000000"/>
+                <w:sz w:val="18"/>
+                <w:szCs w:val="18"/>
+              </w:rPr>
+              <w:t>.</w:t>
+            </w:r>
+          </w:p>
+        </w:tc>
+      </w:tr>
+      <w:tr>
+        <w:trPr>
+          <w:trHeight w:val="20"/>
+        </w:trPr>
+        <w:tc>
+          <w:tcPr>
+            <w:tcW w:w="5000" w:type="pct"/>
+            <w:gridSpan w:val="8"/>
+            <w:tcBorders>
+              <w:top w:val="single" w:sz="4" w:space="0" w:color="auto"/>
+              <w:left w:val="single" w:sz="4" w:space="0" w:color="auto"/>
+              <w:bottom w:val="single" w:sz="4" w:space="0" w:color="auto"/>
+              <w:right w:val="single" w:sz="4" w:space="0" w:color="auto"/>
+            </w:tcBorders>
+          </w:tcPr>
+          <w:p>
+            <w:pPr>
+              <w:rPr>
+                <w:rFonts w:eastAsiaTheme="minorHAnsi"/>
+                <w:color w:val="000000"/>
+                <w:sz w:val="18"/>
+                <w:szCs w:val="18"/>
+              </w:rPr>
+            </w:pPr>
+            <w:r>
+              <w:rPr>
+                <w:rFonts w:eastAsiaTheme="minorHAnsi"/>
+                <w:color w:val="000000"/>
+                <w:sz w:val="18"/>
+                <w:szCs w:val="18"/>
+              </w:rPr>
+              <w:t xml:space="preserve">{%tr for item in </w:t>
+            </w:r>
+            <w:proofErr w:type="spellStart"/>
+            <w:r>
+              <w:rPr>
+                <w:rFonts w:eastAsiaTheme="minorHAnsi"/>
+                <w:color w:val="000000"/>
+                <w:sz w:val="18"/>
+                <w:szCs w:val="18"/>
+              </w:rPr>
+              <w:t>calculation_results</w:t>
+            </w:r>
+            <w:proofErr w:type="spellEnd"/>
+            <w:r>
+              <w:rPr>
+                <w:rFonts w:eastAsiaTheme="minorHAnsi"/>
+                <w:color w:val="000000"/>
+                <w:sz w:val="18"/>
+                <w:szCs w:val="18"/>
+              </w:rPr>
+              <w:t xml:space="preserve"> %}</w:t>
+            </w:r>
+          </w:p>
+        </w:tc>
+      </w:tr>
+      <w:tr>
+        <w:trPr>
+          <w:trHeight w:val="20"/>
+        </w:trPr>
+        <w:tc>
+          <w:tcPr>
+            <w:tcW w:w="604" w:type="pct"/>
+            <w:tcBorders>
+              <w:top w:val="single" w:sz="4" w:space="0" w:color="auto"/>
+              <w:left w:val="single" w:sz="4" w:space="0" w:color="auto"/>
+              <w:bottom w:val="single" w:sz="4" w:space="0" w:color="auto"/>
+              <w:right w:val="single" w:sz="4" w:space="0" w:color="auto"/>
+            </w:tcBorders>
+            <w:vAlign w:val="bottom"/>
+          </w:tcPr>
+          <w:p>
+            <w:pPr>
+              <w:rPr>
+                <w:rFonts w:eastAsiaTheme="minorHAnsi"/>
+                <w:color w:val="000000"/>
+                <w:sz w:val="18"/>
+                <w:szCs w:val="18"/>
+              </w:rPr>
+            </w:pPr>
+            <w:r>
+              <w:rPr>
+                <w:rFonts w:eastAsiaTheme="minorHAnsi"/>
+                <w:color w:val="000000"/>
+                <w:sz w:val="18"/>
+                <w:szCs w:val="18"/>
+              </w:rPr>
+              <w:t xml:space="preserve">{{ </w:t>
+            </w:r>
+            <w:proofErr w:type="spellStart"/>
+            <w:r>
+              <w:rPr>
+                <w:rFonts w:eastAsiaTheme="minorHAnsi"/>
+                <w:color w:val="000000"/>
+                <w:sz w:val="18"/>
+                <w:szCs w:val="18"/>
+              </w:rPr>
+              <w:t>item.</w:t>
+            </w:r>
+            <w:r>
+              <w:rPr>
+                <w:rFonts w:eastAsiaTheme="minorHAnsi"/>
+                <w:color w:val="000000"/>
+                <w:sz w:val="18"/>
+                <w:szCs w:val="18"/>
+              </w:rPr>
+              <w:t>scenario_number</w:t>
+            </w:r>
+            <w:proofErr w:type="spellEnd"/>
+            <w:r>
+              <w:rPr>
+                <w:rFonts w:eastAsiaTheme="minorHAnsi"/>
+                <w:color w:val="000000"/>
+                <w:sz w:val="18"/>
+                <w:szCs w:val="18"/>
+              </w:rPr>
+              <w:t xml:space="preserve"> }}</w:t>
+            </w:r>
+          </w:p>
+        </w:tc>
+        <w:tc>
+          <w:tcPr>
+            <w:tcW w:w="1669" w:type="pct"/>
+            <w:tcBorders>
+              <w:top w:val="single" w:sz="4" w:space="0" w:color="auto"/>
+              <w:left w:val="single" w:sz="4" w:space="0" w:color="auto"/>
+              <w:bottom w:val="single" w:sz="4" w:space="0" w:color="auto"/>
+              <w:right w:val="single" w:sz="4" w:space="0" w:color="auto"/>
+            </w:tcBorders>
+            <w:vAlign w:val="bottom"/>
+          </w:tcPr>
+          <w:p>
+            <w:pPr>
+              <w:rPr>
+                <w:rFonts w:eastAsiaTheme="minorHAnsi"/>
+                <w:color w:val="000000"/>
+                <w:sz w:val="18"/>
+                <w:szCs w:val="18"/>
+              </w:rPr>
+            </w:pPr>
+            <w:r>
+              <w:rPr>
+                <w:rFonts w:eastAsiaTheme="minorHAnsi"/>
+                <w:color w:val="000000"/>
+                <w:sz w:val="18"/>
+                <w:szCs w:val="18"/>
+              </w:rPr>
+              <w:t xml:space="preserve">{{ </w:t>
+            </w:r>
+            <w:proofErr w:type="spellStart"/>
+            <w:r>
+              <w:rPr>
+                <w:rFonts w:eastAsiaTheme="minorHAnsi"/>
+                <w:color w:val="000000"/>
+                <w:sz w:val="18"/>
+                <w:szCs w:val="18"/>
+              </w:rPr>
+              <w:t>item.</w:t>
+            </w:r>
+            <w:r>
+              <w:rPr>
+                <w:rFonts w:eastAsiaTheme="minorHAnsi"/>
+                <w:color w:val="000000"/>
+                <w:sz w:val="18"/>
+                <w:szCs w:val="18"/>
+              </w:rPr>
+              <w:t>equipment_name</w:t>
+            </w:r>
+            <w:proofErr w:type="spellEnd"/>
+            <w:r>
+              <w:rPr>
+                <w:rFonts w:eastAsiaTheme="minorHAnsi"/>
+                <w:color w:val="000000"/>
+                <w:sz w:val="18"/>
+                <w:szCs w:val="18"/>
+              </w:rPr>
+              <w:t xml:space="preserve"> }}</w:t>
+            </w:r>
+          </w:p>
+        </w:tc>
+        <w:tc>
+          <w:tcPr>
+            <w:tcW w:w="455" w:type="pct"/>
+            <w:tcBorders>
+              <w:top w:val="single" w:sz="4" w:space="0" w:color="auto"/>
+              <w:left w:val="single" w:sz="4" w:space="0" w:color="auto"/>
+              <w:bottom w:val="single" w:sz="4" w:space="0" w:color="auto"/>
+              <w:right w:val="single" w:sz="4" w:space="0" w:color="auto"/>
+            </w:tcBorders>
+            <w:vAlign w:val="center"/>
+          </w:tcPr>
+          <w:p>
+            <w:pPr>
+              <w:rPr>
+                <w:rFonts w:eastAsiaTheme="minorHAnsi"/>
+                <w:color w:val="000000"/>
+                <w:sz w:val="18"/>
+                <w:szCs w:val="18"/>
+              </w:rPr>
+            </w:pPr>
+            <w:r>
+              <w:rPr>
+                <w:color w:val="000000"/>
+                <w:sz w:val="18"/>
+                <w:szCs w:val="18"/>
+                <w:highlight w:val="yellow"/>
+              </w:rPr>
+              <w:t xml:space="preserve">{{ </w:t>
+            </w:r>
+            <w:proofErr w:type="spellStart"/>
+            <w:r>
+              <w:rPr>
+                <w:color w:val="000000"/>
+                <w:sz w:val="18"/>
+                <w:szCs w:val="18"/>
+                <w:highlight w:val="yellow"/>
+              </w:rPr>
+              <w:t>item.</w:t>
+            </w:r>
+            <w:r>
+              <w:rPr>
+                <w:color w:val="000000"/>
+                <w:sz w:val="18"/>
+                <w:szCs w:val="18"/>
+              </w:rPr>
+              <w:t>direct_losses</w:t>
+            </w:r>
+            <w:proofErr w:type="spellEnd"/>
+            <w:r>
+              <w:rPr>
+                <w:color w:val="000000"/>
+                <w:sz w:val="18"/>
+                <w:szCs w:val="18"/>
+                <w:highlight w:val="yellow"/>
+              </w:rPr>
+              <w:t xml:space="preserve"> }}</w:t>
+            </w:r>
+          </w:p>
+        </w:tc>
+        <w:tc>
+          <w:tcPr>
+            <w:tcW w:w="379" w:type="pct"/>
+            <w:tcBorders>
+              <w:top w:val="single" w:sz="4" w:space="0" w:color="auto"/>
+              <w:left w:val="single" w:sz="4" w:space="0" w:color="auto"/>
+              <w:bottom w:val="single" w:sz="4" w:space="0" w:color="auto"/>
+              <w:right w:val="single" w:sz="4" w:space="0" w:color="auto"/>
+            </w:tcBorders>
+            <w:vAlign w:val="center"/>
+          </w:tcPr>
+          <w:p>
+            <w:pPr>
+              <w:rPr>
+                <w:rFonts w:eastAsiaTheme="minorHAnsi"/>
+                <w:color w:val="000000"/>
+                <w:sz w:val="18"/>
+                <w:szCs w:val="18"/>
+              </w:rPr>
+            </w:pPr>
+            <w:r>
+              <w:rPr>
+                <w:color w:val="000000"/>
+                <w:sz w:val="18"/>
+                <w:szCs w:val="18"/>
+                <w:highlight w:val="yellow"/>
+              </w:rPr>
+              <w:t xml:space="preserve">{{ </w:t>
+            </w:r>
+            <w:proofErr w:type="spellStart"/>
+            <w:r>
+              <w:rPr>
+                <w:color w:val="000000"/>
+                <w:sz w:val="18"/>
+                <w:szCs w:val="18"/>
+                <w:highlight w:val="yellow"/>
+              </w:rPr>
+              <w:t>item.</w:t>
+            </w:r>
+            <w:r>
+              <w:rPr>
+                <w:color w:val="000000"/>
+                <w:sz w:val="18"/>
+                <w:szCs w:val="18"/>
+              </w:rPr>
+              <w:t>liquidation_costs</w:t>
+            </w:r>
+            <w:proofErr w:type="spellEnd"/>
+            <w:r>
+              <w:rPr>
+                <w:color w:val="000000"/>
+                <w:sz w:val="18"/>
+                <w:szCs w:val="18"/>
+                <w:highlight w:val="yellow"/>
+              </w:rPr>
+              <w:t xml:space="preserve"> }}</w:t>
+            </w:r>
+          </w:p>
+        </w:tc>
+        <w:tc>
+          <w:tcPr>
+            <w:tcW w:w="379" w:type="pct"/>
+            <w:tcBorders>
+              <w:top w:val="single" w:sz="4" w:space="0" w:color="auto"/>
+              <w:left w:val="single" w:sz="4" w:space="0" w:color="auto"/>
+              <w:bottom w:val="single" w:sz="4" w:space="0" w:color="auto"/>
+              <w:right w:val="single" w:sz="4" w:space="0" w:color="auto"/>
+            </w:tcBorders>
+            <w:vAlign w:val="center"/>
+          </w:tcPr>
+          <w:p>
+            <w:pPr>
+              <w:rPr>
+                <w:rFonts w:eastAsiaTheme="minorHAnsi"/>
+                <w:color w:val="000000"/>
+                <w:sz w:val="18"/>
+                <w:szCs w:val="18"/>
+              </w:rPr>
+            </w:pPr>
+            <w:r>
+              <w:rPr>
+                <w:color w:val="000000"/>
+                <w:sz w:val="18"/>
+                <w:szCs w:val="18"/>
+                <w:highlight w:val="yellow"/>
+              </w:rPr>
+              <w:t xml:space="preserve">{{ </w:t>
+            </w:r>
+            <w:proofErr w:type="spellStart"/>
+            <w:r>
+              <w:rPr>
+                <w:color w:val="000000"/>
+                <w:sz w:val="18"/>
+                <w:szCs w:val="18"/>
+                <w:highlight w:val="yellow"/>
+              </w:rPr>
+              <w:t>item.</w:t>
+            </w:r>
+            <w:r>
+              <w:rPr>
+                <w:color w:val="000000"/>
+                <w:sz w:val="18"/>
+                <w:szCs w:val="18"/>
+              </w:rPr>
+              <w:t>social_losses</w:t>
+            </w:r>
+            <w:proofErr w:type="spellEnd"/>
+            <w:r>
+              <w:rPr>
+                <w:color w:val="000000"/>
+                <w:sz w:val="18"/>
+                <w:szCs w:val="18"/>
+                <w:highlight w:val="yellow"/>
+              </w:rPr>
+              <w:t xml:space="preserve"> }}</w:t>
+            </w:r>
+          </w:p>
+        </w:tc>
+        <w:tc>
+          <w:tcPr>
+            <w:tcW w:w="455" w:type="pct"/>
+            <w:tcBorders>
+              <w:top w:val="single" w:sz="4" w:space="0" w:color="auto"/>
+              <w:left w:val="single" w:sz="4" w:space="0" w:color="auto"/>
+              <w:bottom w:val="single" w:sz="4" w:space="0" w:color="auto"/>
+              <w:right w:val="single" w:sz="4" w:space="0" w:color="auto"/>
+            </w:tcBorders>
+            <w:vAlign w:val="center"/>
+          </w:tcPr>
+          <w:p>
+            <w:pPr>
+              <w:rPr>
+                <w:rFonts w:eastAsiaTheme="minorHAnsi"/>
+                <w:color w:val="000000"/>
+                <w:sz w:val="18"/>
+                <w:szCs w:val="18"/>
+              </w:rPr>
+            </w:pPr>
+            <w:r>
+              <w:rPr>
+                <w:color w:val="000000"/>
+                <w:sz w:val="18"/>
+                <w:szCs w:val="18"/>
+                <w:highlight w:val="yellow"/>
+              </w:rPr>
+              <w:t xml:space="preserve">{{ </w:t>
+            </w:r>
+            <w:proofErr w:type="spellStart"/>
+            <w:r>
+              <w:rPr>
+                <w:color w:val="000000"/>
+                <w:sz w:val="18"/>
+                <w:szCs w:val="18"/>
+                <w:highlight w:val="yellow"/>
+              </w:rPr>
+              <w:t>item.</w:t>
+            </w:r>
+            <w:r>
+              <w:rPr>
+                <w:color w:val="000000"/>
+                <w:sz w:val="18"/>
+                <w:szCs w:val="18"/>
+              </w:rPr>
+              <w:t>indirect_damage</w:t>
+            </w:r>
+            <w:proofErr w:type="spellEnd"/>
+            <w:r>
+              <w:rPr>
+                <w:color w:val="000000"/>
+                <w:sz w:val="18"/>
+                <w:szCs w:val="18"/>
+                <w:highlight w:val="yellow"/>
+              </w:rPr>
+              <w:t xml:space="preserve"> }}</w:t>
+            </w:r>
+          </w:p>
+        </w:tc>
+        <w:tc>
+          <w:tcPr>
+            <w:tcW w:w="434" w:type="pct"/>
+            <w:tcBorders>
+              <w:top w:val="single" w:sz="4" w:space="0" w:color="auto"/>
+              <w:left w:val="single" w:sz="4" w:space="0" w:color="auto"/>
+              <w:bottom w:val="single" w:sz="4" w:space="0" w:color="auto"/>
+              <w:right w:val="single" w:sz="4" w:space="0" w:color="auto"/>
+            </w:tcBorders>
+            <w:vAlign w:val="center"/>
+          </w:tcPr>
+          <w:p>
+            <w:pPr>
+              <w:rPr>
+                <w:rFonts w:eastAsiaTheme="minorHAnsi"/>
+                <w:color w:val="000000"/>
+                <w:sz w:val="18"/>
+                <w:szCs w:val="18"/>
+              </w:rPr>
+            </w:pPr>
+            <w:r>
+              <w:rPr>
+                <w:color w:val="000000"/>
+                <w:sz w:val="18"/>
+                <w:szCs w:val="18"/>
+                <w:highlight w:val="yellow"/>
+              </w:rPr>
+              <w:t xml:space="preserve">{{ </w:t>
+            </w:r>
+            <w:proofErr w:type="spellStart"/>
+            <w:r>
+              <w:rPr>
+                <w:color w:val="000000"/>
+                <w:sz w:val="18"/>
+                <w:szCs w:val="18"/>
+                <w:highlight w:val="yellow"/>
+              </w:rPr>
+              <w:t>item.</w:t>
+            </w:r>
+            <w:r>
+              <w:rPr>
+                <w:color w:val="000000"/>
+                <w:sz w:val="18"/>
+                <w:szCs w:val="18"/>
+              </w:rPr>
+              <w:t>environmental_damage</w:t>
+            </w:r>
+            <w:proofErr w:type="spellEnd"/>
+            <w:r>
+              <w:rPr>
+                <w:color w:val="000000"/>
+                <w:sz w:val="18"/>
+                <w:szCs w:val="18"/>
+                <w:highlight w:val="yellow"/>
+              </w:rPr>
+              <w:t xml:space="preserve"> }}</w:t>
+            </w:r>
+          </w:p>
+        </w:tc>
+        <w:tc>
+          <w:tcPr>
+            <w:tcW w:w="624" w:type="pct"/>
+            <w:tcBorders>
+              <w:top w:val="single" w:sz="4" w:space="0" w:color="auto"/>
+              <w:left w:val="single" w:sz="4" w:space="0" w:color="auto"/>
+              <w:bottom w:val="single" w:sz="4" w:space="0" w:color="auto"/>
+              <w:right w:val="single" w:sz="4" w:space="0" w:color="auto"/>
+            </w:tcBorders>
+            <w:vAlign w:val="center"/>
+          </w:tcPr>
+          <w:p>
+            <w:pPr>
+              <w:rPr>
+                <w:rFonts w:eastAsiaTheme="minorHAnsi"/>
+                <w:color w:val="000000"/>
+                <w:sz w:val="18"/>
+                <w:szCs w:val="18"/>
+              </w:rPr>
+            </w:pPr>
+            <w:r>
+              <w:rPr>
+                <w:color w:val="000000"/>
+                <w:sz w:val="18"/>
+                <w:szCs w:val="18"/>
+                <w:highlight w:val="yellow"/>
+              </w:rPr>
+              <w:t xml:space="preserve">{{ </w:t>
+            </w:r>
+            <w:proofErr w:type="spellStart"/>
+            <w:r>
+              <w:rPr>
+                <w:color w:val="000000"/>
+                <w:sz w:val="18"/>
+                <w:szCs w:val="18"/>
+                <w:highlight w:val="yellow"/>
+              </w:rPr>
+              <w:t>item.</w:t>
+            </w:r>
+            <w:r>
+              <w:rPr>
+                <w:color w:val="000000"/>
+                <w:sz w:val="18"/>
+                <w:szCs w:val="18"/>
+              </w:rPr>
+              <w:t>total_damage</w:t>
+            </w:r>
+            <w:proofErr w:type="spellEnd"/>
+            <w:r>
+              <w:rPr>
+                <w:color w:val="000000"/>
+                <w:sz w:val="18"/>
+                <w:szCs w:val="18"/>
+                <w:highlight w:val="yellow"/>
+              </w:rPr>
+              <w:t xml:space="preserve"> }}</w:t>
+            </w:r>
+          </w:p>
+        </w:tc>
+      </w:tr>
+      <w:tr>
+        <w:trPr>
+          <w:trHeight w:val="20"/>
+        </w:trPr>
+        <w:tc>
+          <w:tcPr>
+            <w:tcW w:w="5000" w:type="pct"/>
+            <w:gridSpan w:val="8"/>
+            <w:tcBorders>
+              <w:top w:val="single" w:sz="4" w:space="0" w:color="auto"/>
+              <w:left w:val="single" w:sz="4" w:space="0" w:color="auto"/>
+              <w:bottom w:val="single" w:sz="4" w:space="0" w:color="auto"/>
+              <w:right w:val="single" w:sz="4" w:space="0" w:color="auto"/>
+            </w:tcBorders>
+          </w:tcPr>
+          <w:p>
+            <w:pPr>
+              <w:rPr>
+                <w:rFonts w:eastAsiaTheme="minorHAnsi"/>
+                <w:color w:val="000000"/>
+                <w:sz w:val="18"/>
+                <w:szCs w:val="18"/>
+              </w:rPr>
+            </w:pPr>
+            <w:r>
+              <w:rPr>
+                <w:rFonts w:eastAsiaTheme="minorHAnsi"/>
+                <w:color w:val="000000"/>
+                <w:sz w:val="18"/>
+                <w:szCs w:val="18"/>
+              </w:rPr>
+              <w:t xml:space="preserve">{%tr </w:t>
+            </w:r>
+            <w:proofErr w:type="spellStart"/>
+            <w:r>
+              <w:rPr>
+                <w:rFonts w:eastAsiaTheme="minorHAnsi"/>
+                <w:color w:val="000000"/>
+                <w:sz w:val="18"/>
+                <w:szCs w:val="18"/>
+              </w:rPr>
+              <w:t>endfor</w:t>
+            </w:r>
+            <w:proofErr w:type="spellEnd"/>
+            <w:r>
+              <w:rPr>
+                <w:rFonts w:eastAsiaTheme="minorHAnsi"/>
+                <w:color w:val="000000"/>
+                <w:sz w:val="18"/>
+                <w:szCs w:val="18"/>
+              </w:rPr>
+              <w:t xml:space="preserve"> %}</w:t>
+            </w:r>
+          </w:p>
+        </w:tc>
+      </w:tr>
+    </w:tbl>
+    <w:p>
+      <w:pPr>
+        <w:jc w:val="both"/>
+      </w:pPr>
+    </w:p>
+    <w:p>
+      <w:pPr>
+        <w:spacing w:after="0" w:line="240" w:lineRule="auto"/>
+        <w:jc w:val="both"/>
+        <w:rPr>
+          <w:rFonts w:eastAsia="Times New Roman" w:cs="Times New Roman"/>
+          <w:color w:val="000000"/>
+          <w:szCs w:val="24"/>
+          <w:lang w:val="ru-RU" w:eastAsia="ru-RU"/>
+        </w:rPr>
+      </w:pPr>
+      <w:r>
+        <w:rPr>
+          <w:rFonts w:eastAsia="Times New Roman" w:cs="Times New Roman"/>
+          <w:szCs w:val="24"/>
+          <w:lang w:eastAsia="ru-RU"/>
+        </w:rPr>
+        <w:t>D</w:t>
+      </w:r>
+      <w:r>
+        <w:rPr>
+          <w:rFonts w:eastAsia="Times New Roman" w:cs="Times New Roman"/>
+          <w:szCs w:val="24"/>
+          <w:lang w:val="ru-RU" w:eastAsia="ru-RU"/>
+        </w:rPr>
+        <w:t xml:space="preserve">1 - </w:t>
+      </w:r>
+      <w:r>
+        <w:rPr>
+          <w:rFonts w:eastAsia="Times New Roman" w:cs="Times New Roman"/>
+          <w:color w:val="000000"/>
+          <w:szCs w:val="24"/>
+          <w:lang w:val="ru-RU" w:eastAsia="ru-RU"/>
+        </w:rPr>
+        <w:t xml:space="preserve">Прямой ущерб, </w:t>
       </w:r>
       <w:proofErr w:type="spellStart"/>
       <w:r>
-        <w:t>endfor</w:t>
+        <w:rPr>
+          <w:rFonts w:eastAsia="Times New Roman" w:cs="Times New Roman"/>
+          <w:color w:val="000000"/>
+          <w:szCs w:val="24"/>
+          <w:lang w:val="ru-RU" w:eastAsia="ru-RU"/>
+        </w:rPr>
+        <w:t>млн.руб</w:t>
       </w:r>
       <w:proofErr w:type="spellEnd"/>
       <w:r>
-        <w:t xml:space="preserve"> %}</w:t>
+        <w:rPr>
+          <w:rFonts w:eastAsia="Times New Roman" w:cs="Times New Roman"/>
+          <w:color w:val="000000"/>
+          <w:szCs w:val="24"/>
+          <w:lang w:val="ru-RU" w:eastAsia="ru-RU"/>
+        </w:rPr>
+        <w:t>.</w:t>
       </w:r>
     </w:p>
+    <w:p>
+      <w:pPr>
+        <w:spacing w:after="0" w:line="240" w:lineRule="auto"/>
+        <w:jc w:val="both"/>
+        <w:rPr>
+          <w:rFonts w:eastAsia="Times New Roman" w:cs="Times New Roman"/>
+          <w:color w:val="000000"/>
+          <w:szCs w:val="24"/>
+          <w:lang w:val="ru-RU" w:eastAsia="ru-RU"/>
+        </w:rPr>
+      </w:pPr>
+      <w:r>
+        <w:rPr>
+          <w:rFonts w:eastAsia="Times New Roman" w:cs="Times New Roman"/>
+          <w:szCs w:val="24"/>
+          <w:lang w:eastAsia="ru-RU"/>
+        </w:rPr>
+        <w:t>D</w:t>
+      </w:r>
+      <w:r>
+        <w:rPr>
+          <w:rFonts w:eastAsia="Times New Roman" w:cs="Times New Roman"/>
+          <w:szCs w:val="24"/>
+          <w:lang w:val="ru-RU" w:eastAsia="ru-RU"/>
+        </w:rPr>
+        <w:t xml:space="preserve">2 - </w:t>
+      </w:r>
+      <w:r>
+        <w:rPr>
+          <w:rFonts w:eastAsia="Times New Roman" w:cs="Times New Roman"/>
+          <w:color w:val="000000"/>
+          <w:szCs w:val="24"/>
+          <w:lang w:val="ru-RU" w:eastAsia="ru-RU"/>
+        </w:rPr>
+        <w:t>Затраты на локализацию и ликвидацию аварии, млн. руб.</w:t>
+      </w:r>
+    </w:p>
+    <w:p>
+      <w:pPr>
+        <w:spacing w:after="0" w:line="240" w:lineRule="auto"/>
+        <w:jc w:val="both"/>
+        <w:rPr>
+          <w:rFonts w:eastAsia="Times New Roman" w:cs="Times New Roman"/>
+          <w:color w:val="000000"/>
+          <w:szCs w:val="24"/>
+          <w:lang w:val="ru-RU" w:eastAsia="ru-RU"/>
+        </w:rPr>
+      </w:pPr>
+      <w:r>
+        <w:rPr>
+          <w:rFonts w:eastAsia="Times New Roman" w:cs="Times New Roman"/>
+          <w:szCs w:val="24"/>
+          <w:lang w:eastAsia="ru-RU"/>
+        </w:rPr>
+        <w:t>D</w:t>
+      </w:r>
+      <w:r>
+        <w:rPr>
+          <w:rFonts w:eastAsia="Times New Roman" w:cs="Times New Roman"/>
+          <w:szCs w:val="24"/>
+          <w:lang w:val="ru-RU" w:eastAsia="ru-RU"/>
+        </w:rPr>
+        <w:t xml:space="preserve">3 - </w:t>
+      </w:r>
+      <w:r>
+        <w:rPr>
+          <w:rFonts w:eastAsia="Times New Roman" w:cs="Times New Roman"/>
+          <w:color w:val="000000"/>
+          <w:szCs w:val="24"/>
+          <w:lang w:val="ru-RU" w:eastAsia="ru-RU"/>
+        </w:rPr>
+        <w:t>Социально-экономические потери, млн. руб.</w:t>
+      </w:r>
+    </w:p>
+    <w:p>
+      <w:pPr>
+        <w:spacing w:after="0" w:line="240" w:lineRule="auto"/>
+        <w:jc w:val="both"/>
+        <w:rPr>
+          <w:rFonts w:eastAsia="Times New Roman" w:cs="Times New Roman"/>
+          <w:color w:val="000000"/>
+          <w:szCs w:val="24"/>
+          <w:lang w:val="ru-RU" w:eastAsia="ru-RU"/>
+        </w:rPr>
+      </w:pPr>
+      <w:r>
+        <w:rPr>
+          <w:rFonts w:eastAsia="Times New Roman" w:cs="Times New Roman"/>
+          <w:szCs w:val="24"/>
+          <w:lang w:eastAsia="ru-RU"/>
+        </w:rPr>
+        <w:t>D</w:t>
+      </w:r>
+      <w:r>
+        <w:rPr>
+          <w:rFonts w:eastAsia="Times New Roman" w:cs="Times New Roman"/>
+          <w:szCs w:val="24"/>
+          <w:lang w:val="ru-RU" w:eastAsia="ru-RU"/>
+        </w:rPr>
+        <w:t xml:space="preserve">4 - </w:t>
+      </w:r>
+      <w:r>
+        <w:rPr>
+          <w:rFonts w:eastAsia="Times New Roman" w:cs="Times New Roman"/>
+          <w:color w:val="000000"/>
+          <w:szCs w:val="24"/>
+          <w:lang w:val="ru-RU" w:eastAsia="ru-RU"/>
+        </w:rPr>
+        <w:t>Косвенный ущерб, млн. руб.</w:t>
+      </w:r>
+    </w:p>
+    <w:p>
+      <w:pPr>
+        <w:spacing w:after="0" w:line="240" w:lineRule="auto"/>
+        <w:jc w:val="both"/>
+        <w:rPr>
+          <w:rFonts w:eastAsia="Times New Roman" w:cs="Times New Roman"/>
+          <w:color w:val="000000"/>
+          <w:szCs w:val="24"/>
+          <w:lang w:val="ru-RU" w:eastAsia="ru-RU"/>
+        </w:rPr>
+      </w:pPr>
+      <w:r>
+        <w:rPr>
+          <w:rFonts w:eastAsia="Times New Roman" w:cs="Times New Roman"/>
+          <w:szCs w:val="24"/>
+          <w:lang w:eastAsia="ru-RU"/>
+        </w:rPr>
+        <w:t>D</w:t>
+      </w:r>
+      <w:r>
+        <w:rPr>
+          <w:rFonts w:eastAsia="Times New Roman" w:cs="Times New Roman"/>
+          <w:szCs w:val="24"/>
+          <w:lang w:val="ru-RU" w:eastAsia="ru-RU"/>
+        </w:rPr>
+        <w:t xml:space="preserve">5 - Суммарный экологический ущерб, </w:t>
+      </w:r>
+      <w:proofErr w:type="spellStart"/>
+      <w:r>
+        <w:rPr>
+          <w:rFonts w:eastAsia="Times New Roman" w:cs="Times New Roman"/>
+          <w:szCs w:val="24"/>
+          <w:lang w:val="ru-RU" w:eastAsia="ru-RU"/>
+        </w:rPr>
+        <w:t>млн.руб</w:t>
+      </w:r>
+      <w:proofErr w:type="spellEnd"/>
+      <w:r>
+        <w:rPr>
+          <w:rFonts w:eastAsia="Times New Roman" w:cs="Times New Roman"/>
+          <w:color w:val="000000"/>
+          <w:szCs w:val="24"/>
+          <w:lang w:val="ru-RU" w:eastAsia="ru-RU"/>
+        </w:rPr>
+        <w:t>.</w:t>
+      </w:r>
+    </w:p>
+    <w:p/>
+    <w:p/>
+    <w:tbl>
+      <w:tblPr>
+        <w:tblW w:w="5000" w:type="pct"/>
+        <w:tblBorders>
+          <w:top w:val="single" w:sz="4" w:space="0" w:color="auto"/>
+          <w:left w:val="single" w:sz="4" w:space="0" w:color="auto"/>
+          <w:bottom w:val="single" w:sz="4" w:space="0" w:color="auto"/>
+          <w:right w:val="single" w:sz="4" w:space="0" w:color="auto"/>
+          <w:insideH w:val="single" w:sz="4" w:space="0" w:color="auto"/>
+          <w:insideV w:val="single" w:sz="4" w:space="0" w:color="auto"/>
+        </w:tblBorders>
+        <w:tblLook w:val="04A0" w:firstRow="1" w:lastRow="0" w:firstColumn="1" w:lastColumn="0" w:noHBand="0" w:noVBand="1"/>
+      </w:tblPr>
+      <w:tblGrid>
+        <w:gridCol w:w="1604"/>
+        <w:gridCol w:w="1604"/>
+        <w:gridCol w:w="1353"/>
+        <w:gridCol w:w="1327"/>
+        <w:gridCol w:w="1647"/>
+        <w:gridCol w:w="1155"/>
+        <w:gridCol w:w="1215"/>
+      </w:tblGrid>
+      <w:tr>
+        <w:trPr>
+          <w:trHeight w:val="20"/>
+          <w:tblHeader/>
+        </w:trPr>
+        <w:tc>
+          <w:tcPr>
+            <w:tcW w:w="721" w:type="pct"/>
+            <w:tcBorders>
+              <w:top w:val="single" w:sz="4" w:space="0" w:color="auto"/>
+              <w:left w:val="single" w:sz="4" w:space="0" w:color="auto"/>
+              <w:bottom w:val="single" w:sz="4" w:space="0" w:color="auto"/>
+              <w:right w:val="single" w:sz="4" w:space="0" w:color="auto"/>
+            </w:tcBorders>
+            <w:vAlign w:val="center"/>
+            <w:hideMark/>
+          </w:tcPr>
+          <w:p>
+            <w:pPr>
+              <w:spacing w:after="0" w:line="240" w:lineRule="auto"/>
+              <w:jc w:val="center"/>
+              <w:rPr>
+                <w:rFonts w:eastAsiaTheme="minorHAnsi"/>
+                <w:b/>
+                <w:bCs/>
+                <w:color w:val="000000"/>
+                <w:sz w:val="16"/>
+                <w:szCs w:val="16"/>
+              </w:rPr>
+            </w:pPr>
+            <w:proofErr w:type="spellStart"/>
+            <w:r>
+              <w:rPr>
+                <w:rFonts w:eastAsiaTheme="minorHAnsi"/>
+                <w:b/>
+                <w:bCs/>
+                <w:color w:val="000000"/>
+                <w:sz w:val="16"/>
+                <w:szCs w:val="16"/>
+              </w:rPr>
+              <w:t>Сценарий</w:t>
+            </w:r>
+            <w:proofErr w:type="spellEnd"/>
+          </w:p>
+        </w:tc>
+        <w:tc>
+          <w:tcPr>
+            <w:tcW w:w="722" w:type="pct"/>
+            <w:tcBorders>
+              <w:top w:val="single" w:sz="4" w:space="0" w:color="auto"/>
+              <w:left w:val="single" w:sz="4" w:space="0" w:color="auto"/>
+              <w:bottom w:val="single" w:sz="4" w:space="0" w:color="auto"/>
+              <w:right w:val="single" w:sz="4" w:space="0" w:color="auto"/>
+            </w:tcBorders>
+            <w:vAlign w:val="center"/>
+          </w:tcPr>
+          <w:p>
+            <w:pPr>
+              <w:spacing w:after="0" w:line="240" w:lineRule="auto"/>
+              <w:jc w:val="center"/>
+              <w:rPr>
+                <w:rFonts w:eastAsiaTheme="minorHAnsi"/>
+                <w:b/>
+                <w:bCs/>
+                <w:color w:val="000000"/>
+                <w:sz w:val="16"/>
+                <w:szCs w:val="16"/>
+                <w:lang w:val="ru-RU"/>
+              </w:rPr>
+            </w:pPr>
+            <w:proofErr w:type="spellStart"/>
+            <w:r>
+              <w:rPr>
+                <w:rFonts w:eastAsiaTheme="minorHAnsi"/>
+                <w:b/>
+                <w:bCs/>
+                <w:color w:val="000000"/>
+                <w:sz w:val="16"/>
+                <w:szCs w:val="16"/>
+              </w:rPr>
+              <w:t>Оборудование</w:t>
+            </w:r>
+            <w:proofErr w:type="spellEnd"/>
+            <w:r>
+              <w:rPr>
+                <w:rFonts w:eastAsiaTheme="minorHAnsi"/>
+                <w:b/>
+                <w:bCs/>
+                <w:color w:val="000000"/>
+                <w:sz w:val="16"/>
+                <w:szCs w:val="16"/>
+                <w:lang w:val="ru-RU"/>
+              </w:rPr>
+              <w:t xml:space="preserve"> (составляющая)</w:t>
+            </w:r>
+          </w:p>
+        </w:tc>
+        <w:tc>
+          <w:tcPr>
+            <w:tcW w:w="604" w:type="pct"/>
+            <w:tcBorders>
+              <w:top w:val="single" w:sz="4" w:space="0" w:color="auto"/>
+              <w:left w:val="single" w:sz="4" w:space="0" w:color="auto"/>
+              <w:bottom w:val="single" w:sz="4" w:space="0" w:color="auto"/>
+              <w:right w:val="single" w:sz="4" w:space="0" w:color="auto"/>
+            </w:tcBorders>
+            <w:vAlign w:val="center"/>
+            <w:hideMark/>
+          </w:tcPr>
+          <w:p>
+            <w:pPr>
+              <w:spacing w:after="0" w:line="240" w:lineRule="auto"/>
+              <w:jc w:val="center"/>
+              <w:rPr>
+                <w:rFonts w:eastAsiaTheme="minorHAnsi"/>
+                <w:b/>
+                <w:bCs/>
+                <w:color w:val="000000"/>
+                <w:sz w:val="16"/>
+                <w:szCs w:val="16"/>
+              </w:rPr>
+            </w:pPr>
+            <w:proofErr w:type="spellStart"/>
+            <w:r>
+              <w:rPr>
+                <w:rFonts w:eastAsiaTheme="minorHAnsi"/>
+                <w:b/>
+                <w:bCs/>
+                <w:color w:val="000000"/>
+                <w:sz w:val="16"/>
+                <w:szCs w:val="16"/>
+              </w:rPr>
+              <w:t>Риск</w:t>
+            </w:r>
+            <w:proofErr w:type="spellEnd"/>
+            <w:r>
+              <w:rPr>
+                <w:rFonts w:eastAsiaTheme="minorHAnsi"/>
+                <w:b/>
+                <w:bCs/>
+                <w:color w:val="000000"/>
+                <w:sz w:val="16"/>
+                <w:szCs w:val="16"/>
+              </w:rPr>
+              <w:t xml:space="preserve"> </w:t>
+            </w:r>
+            <w:proofErr w:type="spellStart"/>
+            <w:r>
+              <w:rPr>
+                <w:rFonts w:eastAsiaTheme="minorHAnsi"/>
+                <w:b/>
+                <w:bCs/>
+                <w:color w:val="000000"/>
+                <w:sz w:val="16"/>
+                <w:szCs w:val="16"/>
+              </w:rPr>
+              <w:t>гибели</w:t>
+            </w:r>
+            <w:proofErr w:type="spellEnd"/>
+            <w:r>
+              <w:rPr>
+                <w:rFonts w:eastAsiaTheme="minorHAnsi"/>
+                <w:b/>
+                <w:bCs/>
+                <w:color w:val="000000"/>
+                <w:sz w:val="16"/>
+                <w:szCs w:val="16"/>
+              </w:rPr>
+              <w:t xml:space="preserve"> (</w:t>
+            </w:r>
+            <w:proofErr w:type="spellStart"/>
+            <w:r>
+              <w:rPr>
+                <w:rFonts w:eastAsiaTheme="minorHAnsi"/>
+                <w:b/>
+                <w:bCs/>
+                <w:color w:val="000000"/>
+                <w:sz w:val="16"/>
+                <w:szCs w:val="16"/>
+              </w:rPr>
+              <w:t>чел</w:t>
+            </w:r>
+            <w:proofErr w:type="spellEnd"/>
+            <w:r>
+              <w:rPr>
+                <w:rFonts w:eastAsiaTheme="minorHAnsi"/>
+                <w:b/>
+                <w:bCs/>
+                <w:color w:val="000000"/>
+                <w:sz w:val="16"/>
+                <w:szCs w:val="16"/>
+              </w:rPr>
+              <w:t>/</w:t>
+            </w:r>
+            <w:proofErr w:type="spellStart"/>
+            <w:r>
+              <w:rPr>
+                <w:rFonts w:eastAsiaTheme="minorHAnsi"/>
+                <w:b/>
+                <w:bCs/>
+                <w:color w:val="000000"/>
+                <w:sz w:val="16"/>
+                <w:szCs w:val="16"/>
+              </w:rPr>
+              <w:t>год</w:t>
+            </w:r>
+            <w:proofErr w:type="spellEnd"/>
+            <w:r>
+              <w:rPr>
+                <w:rFonts w:eastAsiaTheme="minorHAnsi"/>
+                <w:b/>
+                <w:bCs/>
+                <w:color w:val="000000"/>
+                <w:sz w:val="16"/>
+                <w:szCs w:val="16"/>
+              </w:rPr>
+              <w:t>)</w:t>
+            </w:r>
+          </w:p>
+        </w:tc>
+        <w:tc>
+          <w:tcPr>
+            <w:tcW w:w="718" w:type="pct"/>
+            <w:tcBorders>
+              <w:top w:val="single" w:sz="4" w:space="0" w:color="auto"/>
+              <w:left w:val="single" w:sz="4" w:space="0" w:color="auto"/>
+              <w:bottom w:val="single" w:sz="4" w:space="0" w:color="auto"/>
+              <w:right w:val="single" w:sz="4" w:space="0" w:color="auto"/>
+            </w:tcBorders>
+            <w:vAlign w:val="center"/>
+            <w:hideMark/>
+          </w:tcPr>
+          <w:p>
+            <w:pPr>
+              <w:spacing w:after="0" w:line="240" w:lineRule="auto"/>
+              <w:jc w:val="center"/>
+              <w:rPr>
+                <w:rFonts w:eastAsiaTheme="minorHAnsi"/>
+                <w:b/>
+                <w:bCs/>
+                <w:color w:val="000000"/>
+                <w:sz w:val="16"/>
+                <w:szCs w:val="16"/>
+              </w:rPr>
+            </w:pPr>
+            <w:proofErr w:type="spellStart"/>
+            <w:r>
+              <w:rPr>
+                <w:rFonts w:eastAsiaTheme="minorHAnsi"/>
+                <w:b/>
+                <w:bCs/>
+                <w:color w:val="000000"/>
+                <w:sz w:val="16"/>
+                <w:szCs w:val="16"/>
+              </w:rPr>
+              <w:t>Риск</w:t>
+            </w:r>
+            <w:proofErr w:type="spellEnd"/>
+            <w:r>
+              <w:rPr>
+                <w:rFonts w:eastAsiaTheme="minorHAnsi"/>
+                <w:b/>
+                <w:bCs/>
+                <w:color w:val="000000"/>
+                <w:sz w:val="16"/>
+                <w:szCs w:val="16"/>
+              </w:rPr>
+              <w:t xml:space="preserve"> </w:t>
+            </w:r>
+            <w:proofErr w:type="spellStart"/>
+            <w:r>
+              <w:rPr>
+                <w:rFonts w:eastAsiaTheme="minorHAnsi"/>
+                <w:b/>
+                <w:bCs/>
+                <w:color w:val="000000"/>
+                <w:sz w:val="16"/>
+                <w:szCs w:val="16"/>
+              </w:rPr>
+              <w:t>травмирования</w:t>
+            </w:r>
+            <w:proofErr w:type="spellEnd"/>
+            <w:r>
+              <w:rPr>
+                <w:rFonts w:eastAsiaTheme="minorHAnsi"/>
+                <w:b/>
+                <w:bCs/>
+                <w:color w:val="000000"/>
+                <w:sz w:val="16"/>
+                <w:szCs w:val="16"/>
+              </w:rPr>
+              <w:t xml:space="preserve"> (</w:t>
+            </w:r>
+            <w:proofErr w:type="spellStart"/>
+            <w:r>
+              <w:rPr>
+                <w:rFonts w:eastAsiaTheme="minorHAnsi"/>
+                <w:b/>
+                <w:bCs/>
+                <w:color w:val="000000"/>
+                <w:sz w:val="16"/>
+                <w:szCs w:val="16"/>
+              </w:rPr>
+              <w:t>чел</w:t>
+            </w:r>
+            <w:proofErr w:type="spellEnd"/>
+            <w:r>
+              <w:rPr>
+                <w:rFonts w:eastAsiaTheme="minorHAnsi"/>
+                <w:b/>
+                <w:bCs/>
+                <w:color w:val="000000"/>
+                <w:sz w:val="16"/>
+                <w:szCs w:val="16"/>
+              </w:rPr>
+              <w:t>/</w:t>
+            </w:r>
+            <w:proofErr w:type="spellStart"/>
+            <w:r>
+              <w:rPr>
+                <w:rFonts w:eastAsiaTheme="minorHAnsi"/>
+                <w:b/>
+                <w:bCs/>
+                <w:color w:val="000000"/>
+                <w:sz w:val="16"/>
+                <w:szCs w:val="16"/>
+              </w:rPr>
+              <w:t>год</w:t>
+            </w:r>
+            <w:proofErr w:type="spellEnd"/>
+            <w:r>
+              <w:rPr>
+                <w:rFonts w:eastAsiaTheme="minorHAnsi"/>
+                <w:b/>
+                <w:bCs/>
+                <w:color w:val="000000"/>
+                <w:sz w:val="16"/>
+                <w:szCs w:val="16"/>
+              </w:rPr>
+              <w:t>)</w:t>
+            </w:r>
+          </w:p>
+        </w:tc>
+        <w:tc>
+          <w:tcPr>
+            <w:tcW w:w="607" w:type="pct"/>
+            <w:tcBorders>
+              <w:top w:val="single" w:sz="4" w:space="0" w:color="auto"/>
+              <w:left w:val="single" w:sz="4" w:space="0" w:color="auto"/>
+              <w:bottom w:val="single" w:sz="4" w:space="0" w:color="auto"/>
+              <w:right w:val="single" w:sz="4" w:space="0" w:color="auto"/>
+            </w:tcBorders>
+            <w:vAlign w:val="center"/>
+            <w:hideMark/>
+          </w:tcPr>
+          <w:p>
+            <w:pPr>
+              <w:spacing w:after="0" w:line="240" w:lineRule="auto"/>
+              <w:jc w:val="center"/>
+              <w:rPr>
+                <w:rFonts w:eastAsiaTheme="minorHAnsi"/>
+                <w:b/>
+                <w:bCs/>
+                <w:color w:val="000000"/>
+                <w:sz w:val="16"/>
+                <w:szCs w:val="16"/>
+              </w:rPr>
+            </w:pPr>
+            <w:proofErr w:type="spellStart"/>
+            <w:r>
+              <w:rPr>
+                <w:rFonts w:eastAsiaTheme="minorHAnsi"/>
+                <w:b/>
+                <w:bCs/>
+                <w:color w:val="000000"/>
+                <w:sz w:val="16"/>
+                <w:szCs w:val="16"/>
+              </w:rPr>
+              <w:t>Ожидаемый</w:t>
+            </w:r>
+            <w:proofErr w:type="spellEnd"/>
+            <w:r>
+              <w:rPr>
+                <w:rFonts w:eastAsiaTheme="minorHAnsi"/>
+                <w:b/>
+                <w:bCs/>
+                <w:color w:val="000000"/>
+                <w:sz w:val="16"/>
+                <w:szCs w:val="16"/>
+              </w:rPr>
+              <w:t xml:space="preserve"> </w:t>
+            </w:r>
+            <w:proofErr w:type="spellStart"/>
+            <w:r>
+              <w:rPr>
+                <w:rFonts w:eastAsiaTheme="minorHAnsi"/>
+                <w:b/>
+                <w:bCs/>
+                <w:color w:val="000000"/>
+                <w:sz w:val="16"/>
+                <w:szCs w:val="16"/>
+              </w:rPr>
+              <w:t>ущерб</w:t>
+            </w:r>
+            <w:proofErr w:type="spellEnd"/>
+            <w:r>
+              <w:rPr>
+                <w:rFonts w:eastAsiaTheme="minorHAnsi"/>
+                <w:b/>
+                <w:bCs/>
+                <w:color w:val="000000"/>
+                <w:sz w:val="16"/>
+                <w:szCs w:val="16"/>
+              </w:rPr>
+              <w:t xml:space="preserve"> (</w:t>
+            </w:r>
+            <w:proofErr w:type="spellStart"/>
+            <w:r>
+              <w:rPr>
+                <w:rFonts w:eastAsiaTheme="minorHAnsi"/>
+                <w:b/>
+                <w:bCs/>
+                <w:color w:val="000000"/>
+                <w:sz w:val="16"/>
+                <w:szCs w:val="16"/>
+              </w:rPr>
+              <w:t>млн.руб</w:t>
+            </w:r>
+            <w:proofErr w:type="spellEnd"/>
+            <w:r>
+              <w:rPr>
+                <w:rFonts w:eastAsiaTheme="minorHAnsi"/>
+                <w:b/>
+                <w:bCs/>
+                <w:color w:val="000000"/>
+                <w:sz w:val="16"/>
+                <w:szCs w:val="16"/>
+              </w:rPr>
+              <w:t>/</w:t>
+            </w:r>
+            <w:proofErr w:type="spellStart"/>
+            <w:r>
+              <w:rPr>
+                <w:rFonts w:eastAsiaTheme="minorHAnsi"/>
+                <w:b/>
+                <w:bCs/>
+                <w:color w:val="000000"/>
+                <w:sz w:val="16"/>
+                <w:szCs w:val="16"/>
+              </w:rPr>
+              <w:t>год</w:t>
+            </w:r>
+            <w:proofErr w:type="spellEnd"/>
+            <w:r>
+              <w:rPr>
+                <w:rFonts w:eastAsiaTheme="minorHAnsi"/>
+                <w:b/>
+                <w:bCs/>
+                <w:color w:val="000000"/>
+                <w:sz w:val="16"/>
+                <w:szCs w:val="16"/>
+              </w:rPr>
+              <w:t>)</w:t>
+            </w:r>
+          </w:p>
+        </w:tc>
+        <w:tc>
+          <w:tcPr>
+            <w:tcW w:w="707" w:type="pct"/>
+            <w:tcBorders>
+              <w:top w:val="single" w:sz="4" w:space="0" w:color="auto"/>
+              <w:left w:val="single" w:sz="4" w:space="0" w:color="auto"/>
+              <w:bottom w:val="single" w:sz="4" w:space="0" w:color="auto"/>
+              <w:right w:val="single" w:sz="4" w:space="0" w:color="auto"/>
+            </w:tcBorders>
+            <w:vAlign w:val="center"/>
+            <w:hideMark/>
+          </w:tcPr>
+          <w:p>
+            <w:pPr>
+              <w:spacing w:after="0" w:line="240" w:lineRule="auto"/>
+              <w:jc w:val="center"/>
+              <w:rPr>
+                <w:rFonts w:eastAsiaTheme="minorHAnsi"/>
+                <w:b/>
+                <w:bCs/>
+                <w:color w:val="000000"/>
+                <w:sz w:val="16"/>
+                <w:szCs w:val="16"/>
+              </w:rPr>
+            </w:pPr>
+            <w:proofErr w:type="spellStart"/>
+            <w:r>
+              <w:rPr>
+                <w:rFonts w:eastAsiaTheme="minorHAnsi"/>
+                <w:b/>
+                <w:bCs/>
+                <w:color w:val="000000"/>
+                <w:sz w:val="16"/>
+                <w:szCs w:val="16"/>
+              </w:rPr>
+              <w:t>Риск</w:t>
+            </w:r>
+            <w:proofErr w:type="spellEnd"/>
+            <w:r>
+              <w:rPr>
+                <w:rFonts w:eastAsiaTheme="minorHAnsi"/>
+                <w:b/>
+                <w:bCs/>
+                <w:color w:val="000000"/>
+                <w:sz w:val="16"/>
+                <w:szCs w:val="16"/>
+              </w:rPr>
+              <w:t xml:space="preserve"> </w:t>
+            </w:r>
+            <w:proofErr w:type="spellStart"/>
+            <w:r>
+              <w:rPr>
+                <w:rFonts w:eastAsiaTheme="minorHAnsi"/>
+                <w:b/>
+                <w:bCs/>
+                <w:color w:val="000000"/>
+                <w:sz w:val="16"/>
+                <w:szCs w:val="16"/>
+              </w:rPr>
+              <w:t>потерь</w:t>
+            </w:r>
+            <w:proofErr w:type="spellEnd"/>
+            <w:r>
+              <w:rPr>
+                <w:rFonts w:eastAsiaTheme="minorHAnsi"/>
+                <w:b/>
+                <w:bCs/>
+                <w:color w:val="000000"/>
+                <w:sz w:val="16"/>
+                <w:szCs w:val="16"/>
+              </w:rPr>
+              <w:t xml:space="preserve"> (т/</w:t>
+            </w:r>
+            <w:proofErr w:type="spellStart"/>
+            <w:r>
+              <w:rPr>
+                <w:rFonts w:eastAsiaTheme="minorHAnsi"/>
+                <w:b/>
+                <w:bCs/>
+                <w:color w:val="000000"/>
+                <w:sz w:val="16"/>
+                <w:szCs w:val="16"/>
+              </w:rPr>
+              <w:t>год</w:t>
+            </w:r>
+            <w:proofErr w:type="spellEnd"/>
+            <w:r>
+              <w:rPr>
+                <w:rFonts w:eastAsiaTheme="minorHAnsi"/>
+                <w:b/>
+                <w:bCs/>
+                <w:color w:val="000000"/>
+                <w:sz w:val="16"/>
+                <w:szCs w:val="16"/>
+              </w:rPr>
+              <w:t>)</w:t>
+            </w:r>
+          </w:p>
+        </w:tc>
+        <w:tc>
+          <w:tcPr>
+            <w:tcW w:w="921" w:type="pct"/>
+            <w:tcBorders>
+              <w:top w:val="single" w:sz="4" w:space="0" w:color="auto"/>
+              <w:left w:val="single" w:sz="4" w:space="0" w:color="auto"/>
+              <w:bottom w:val="single" w:sz="4" w:space="0" w:color="auto"/>
+              <w:right w:val="single" w:sz="4" w:space="0" w:color="auto"/>
+            </w:tcBorders>
+            <w:vAlign w:val="center"/>
+            <w:hideMark/>
+          </w:tcPr>
+          <w:p>
+            <w:pPr>
+              <w:spacing w:after="0" w:line="240" w:lineRule="auto"/>
+              <w:jc w:val="center"/>
+              <w:rPr>
+                <w:rFonts w:eastAsiaTheme="minorHAnsi"/>
+                <w:b/>
+                <w:bCs/>
+                <w:color w:val="000000"/>
+                <w:sz w:val="16"/>
+                <w:szCs w:val="16"/>
+              </w:rPr>
+            </w:pPr>
+            <w:proofErr w:type="spellStart"/>
+            <w:r>
+              <w:rPr>
+                <w:b/>
+                <w:bCs/>
+                <w:sz w:val="16"/>
+                <w:szCs w:val="16"/>
+              </w:rPr>
+              <w:t>Частота</w:t>
+            </w:r>
+            <w:proofErr w:type="spellEnd"/>
+            <w:r>
+              <w:rPr>
+                <w:b/>
+                <w:bCs/>
+                <w:sz w:val="16"/>
+                <w:szCs w:val="16"/>
+              </w:rPr>
+              <w:t xml:space="preserve"> </w:t>
+            </w:r>
+            <w:proofErr w:type="spellStart"/>
+            <w:r>
+              <w:rPr>
+                <w:b/>
+                <w:bCs/>
+                <w:sz w:val="16"/>
+                <w:szCs w:val="16"/>
+              </w:rPr>
+              <w:t>сценария</w:t>
+            </w:r>
+            <w:proofErr w:type="spellEnd"/>
+            <w:r>
+              <w:rPr>
+                <w:b/>
+                <w:bCs/>
+                <w:sz w:val="16"/>
+                <w:szCs w:val="16"/>
+              </w:rPr>
+              <w:t>, 1/</w:t>
+            </w:r>
+            <w:proofErr w:type="spellStart"/>
+            <w:r>
+              <w:rPr>
+                <w:b/>
+                <w:bCs/>
+                <w:sz w:val="16"/>
+                <w:szCs w:val="16"/>
+              </w:rPr>
+              <w:t>год</w:t>
+            </w:r>
+            <w:proofErr w:type="spellEnd"/>
+          </w:p>
+          <w:p>
+            <w:pPr>
+              <w:spacing w:after="0" w:line="240" w:lineRule="auto"/>
+              <w:jc w:val="center"/>
+              <w:rPr>
+                <w:rFonts w:eastAsiaTheme="minorHAnsi"/>
+                <w:b/>
+                <w:bCs/>
+                <w:color w:val="000000"/>
+                <w:sz w:val="16"/>
+                <w:szCs w:val="16"/>
+              </w:rPr>
+            </w:pPr>
+          </w:p>
+        </w:tc>
+      </w:tr>
+      <w:tr>
+        <w:trPr>
+          <w:trHeight w:val="20"/>
+        </w:trPr>
+        <w:tc>
+          <w:tcPr>
+            <w:tcW w:w="5000" w:type="pct"/>
+            <w:gridSpan w:val="7"/>
+            <w:tcBorders>
+              <w:top w:val="single" w:sz="4" w:space="0" w:color="auto"/>
+              <w:left w:val="single" w:sz="4" w:space="0" w:color="auto"/>
+              <w:bottom w:val="single" w:sz="4" w:space="0" w:color="auto"/>
+              <w:right w:val="single" w:sz="4" w:space="0" w:color="auto"/>
+            </w:tcBorders>
+          </w:tcPr>
+          <w:p>
+            <w:pPr>
+              <w:spacing w:after="0" w:line="240" w:lineRule="auto"/>
+              <w:rPr>
+                <w:rFonts w:eastAsiaTheme="minorHAnsi"/>
+                <w:color w:val="000000"/>
+                <w:sz w:val="16"/>
+                <w:szCs w:val="16"/>
+              </w:rPr>
+            </w:pPr>
+            <w:r>
+              <w:rPr>
+                <w:rFonts w:eastAsiaTheme="minorHAnsi"/>
+                <w:color w:val="000000"/>
+                <w:sz w:val="16"/>
+                <w:szCs w:val="16"/>
+              </w:rPr>
+              <w:t xml:space="preserve">{%tr for item in </w:t>
+            </w:r>
+            <w:proofErr w:type="spellStart"/>
+            <w:r>
+              <w:rPr>
+                <w:rFonts w:eastAsiaTheme="minorHAnsi"/>
+                <w:color w:val="000000"/>
+                <w:sz w:val="16"/>
+                <w:szCs w:val="16"/>
+              </w:rPr>
+              <w:t>calculation_results</w:t>
+            </w:r>
+            <w:proofErr w:type="spellEnd"/>
+            <w:r>
+              <w:rPr>
+                <w:rFonts w:eastAsiaTheme="minorHAnsi"/>
+                <w:color w:val="000000"/>
+                <w:sz w:val="16"/>
+                <w:szCs w:val="16"/>
+              </w:rPr>
+              <w:t xml:space="preserve"> %}</w:t>
+            </w:r>
+          </w:p>
+        </w:tc>
+      </w:tr>
+      <w:tr>
+        <w:trPr>
+          <w:trHeight w:val="20"/>
+        </w:trPr>
+        <w:tc>
+          <w:tcPr>
+            <w:tcW w:w="721" w:type="pct"/>
+            <w:tcBorders>
+              <w:top w:val="single" w:sz="4" w:space="0" w:color="auto"/>
+              <w:left w:val="single" w:sz="4" w:space="0" w:color="auto"/>
+              <w:bottom w:val="single" w:sz="4" w:space="0" w:color="auto"/>
+              <w:right w:val="single" w:sz="4" w:space="0" w:color="auto"/>
+            </w:tcBorders>
+            <w:vAlign w:val="bottom"/>
+          </w:tcPr>
+          <w:p>
+            <w:pPr>
+              <w:spacing w:after="0" w:line="240" w:lineRule="auto"/>
+              <w:rPr>
+                <w:rFonts w:eastAsiaTheme="minorHAnsi"/>
+                <w:color w:val="000000"/>
+                <w:sz w:val="16"/>
+                <w:szCs w:val="16"/>
+              </w:rPr>
+            </w:pPr>
+            <w:r>
+              <w:rPr>
+                <w:rFonts w:eastAsiaTheme="minorHAnsi"/>
+                <w:color w:val="000000"/>
+                <w:sz w:val="16"/>
+                <w:szCs w:val="16"/>
+              </w:rPr>
+              <w:t xml:space="preserve">{{ </w:t>
+            </w:r>
+            <w:proofErr w:type="spellStart"/>
+            <w:r>
+              <w:rPr>
+                <w:rFonts w:eastAsiaTheme="minorHAnsi"/>
+                <w:color w:val="000000"/>
+                <w:sz w:val="16"/>
+                <w:szCs w:val="16"/>
+              </w:rPr>
+              <w:t>item.scenario_number</w:t>
+            </w:r>
+            <w:proofErr w:type="spellEnd"/>
+            <w:r>
+              <w:rPr>
+                <w:rFonts w:eastAsiaTheme="minorHAnsi"/>
+                <w:color w:val="000000"/>
+                <w:sz w:val="16"/>
+                <w:szCs w:val="16"/>
+              </w:rPr>
+              <w:t xml:space="preserve"> }}</w:t>
+            </w:r>
+          </w:p>
+        </w:tc>
+        <w:tc>
+          <w:tcPr>
+            <w:tcW w:w="722" w:type="pct"/>
+            <w:tcBorders>
+              <w:top w:val="single" w:sz="4" w:space="0" w:color="auto"/>
+              <w:left w:val="single" w:sz="4" w:space="0" w:color="auto"/>
+              <w:bottom w:val="single" w:sz="4" w:space="0" w:color="auto"/>
+              <w:right w:val="single" w:sz="4" w:space="0" w:color="auto"/>
+            </w:tcBorders>
+            <w:vAlign w:val="bottom"/>
+          </w:tcPr>
+          <w:p>
+            <w:pPr>
+              <w:spacing w:after="0" w:line="240" w:lineRule="auto"/>
+              <w:rPr>
+                <w:rFonts w:eastAsiaTheme="minorHAnsi"/>
+                <w:color w:val="000000"/>
+                <w:sz w:val="16"/>
+                <w:szCs w:val="16"/>
+              </w:rPr>
+            </w:pPr>
+            <w:r>
+              <w:rPr>
+                <w:rFonts w:eastAsiaTheme="minorHAnsi"/>
+                <w:color w:val="000000"/>
+                <w:sz w:val="16"/>
+                <w:szCs w:val="16"/>
+              </w:rPr>
+              <w:t xml:space="preserve">{{ </w:t>
+            </w:r>
+            <w:proofErr w:type="spellStart"/>
+            <w:r>
+              <w:rPr>
+                <w:rFonts w:eastAsiaTheme="minorHAnsi"/>
+                <w:color w:val="000000"/>
+                <w:sz w:val="16"/>
+                <w:szCs w:val="16"/>
+              </w:rPr>
+              <w:t>item.equipment_name</w:t>
+            </w:r>
+            <w:proofErr w:type="spellEnd"/>
+            <w:r>
+              <w:rPr>
+                <w:rFonts w:eastAsiaTheme="minorHAnsi"/>
+                <w:color w:val="000000"/>
+                <w:sz w:val="16"/>
+                <w:szCs w:val="16"/>
+              </w:rPr>
+              <w:t xml:space="preserve"> }}</w:t>
+            </w:r>
+          </w:p>
+        </w:tc>
+        <w:tc>
+          <w:tcPr>
+            <w:tcW w:w="604" w:type="pct"/>
+            <w:tcBorders>
+              <w:top w:val="single" w:sz="4" w:space="0" w:color="auto"/>
+              <w:left w:val="single" w:sz="4" w:space="0" w:color="auto"/>
+              <w:bottom w:val="single" w:sz="4" w:space="0" w:color="auto"/>
+              <w:right w:val="single" w:sz="4" w:space="0" w:color="auto"/>
+            </w:tcBorders>
+            <w:vAlign w:val="center"/>
+          </w:tcPr>
+          <w:p>
+            <w:pPr>
+              <w:spacing w:after="0" w:line="240" w:lineRule="auto"/>
+              <w:rPr>
+                <w:rFonts w:eastAsiaTheme="minorHAnsi"/>
+                <w:color w:val="000000"/>
+                <w:sz w:val="16"/>
+                <w:szCs w:val="16"/>
+              </w:rPr>
+            </w:pPr>
+            <w:r>
+              <w:rPr>
+                <w:color w:val="000000"/>
+                <w:sz w:val="16"/>
+                <w:szCs w:val="16"/>
+                <w:highlight w:val="yellow"/>
+              </w:rPr>
+              <w:t xml:space="preserve">{{ </w:t>
+            </w:r>
+            <w:proofErr w:type="spellStart"/>
+            <w:r>
+              <w:rPr>
+                <w:color w:val="000000"/>
+                <w:sz w:val="16"/>
+                <w:szCs w:val="16"/>
+                <w:highlight w:val="yellow"/>
+              </w:rPr>
+              <w:t>item.</w:t>
+            </w:r>
+            <w:r>
+              <w:rPr>
+                <w:color w:val="000000"/>
+                <w:sz w:val="16"/>
+                <w:szCs w:val="16"/>
+              </w:rPr>
+              <w:t>casualty_risk</w:t>
+            </w:r>
+            <w:proofErr w:type="spellEnd"/>
+            <w:r>
+              <w:rPr>
+                <w:color w:val="000000"/>
+                <w:sz w:val="16"/>
+                <w:szCs w:val="16"/>
+                <w:highlight w:val="yellow"/>
+              </w:rPr>
+              <w:t xml:space="preserve"> }}</w:t>
+            </w:r>
+          </w:p>
+        </w:tc>
+        <w:tc>
+          <w:tcPr>
+            <w:tcW w:w="718" w:type="pct"/>
+            <w:tcBorders>
+              <w:top w:val="single" w:sz="4" w:space="0" w:color="auto"/>
+              <w:left w:val="single" w:sz="4" w:space="0" w:color="auto"/>
+              <w:bottom w:val="single" w:sz="4" w:space="0" w:color="auto"/>
+              <w:right w:val="single" w:sz="4" w:space="0" w:color="auto"/>
+            </w:tcBorders>
+            <w:vAlign w:val="center"/>
+          </w:tcPr>
+          <w:p>
+            <w:pPr>
+              <w:spacing w:after="0" w:line="240" w:lineRule="auto"/>
+              <w:rPr>
+                <w:rFonts w:eastAsiaTheme="minorHAnsi"/>
+                <w:color w:val="000000"/>
+                <w:sz w:val="16"/>
+                <w:szCs w:val="16"/>
+              </w:rPr>
+            </w:pPr>
+            <w:r>
+              <w:rPr>
+                <w:color w:val="000000"/>
+                <w:sz w:val="16"/>
+                <w:szCs w:val="16"/>
+                <w:highlight w:val="yellow"/>
+              </w:rPr>
+              <w:t xml:space="preserve">{{ </w:t>
+            </w:r>
+            <w:proofErr w:type="spellStart"/>
+            <w:r>
+              <w:rPr>
+                <w:color w:val="000000"/>
+                <w:sz w:val="16"/>
+                <w:szCs w:val="16"/>
+                <w:highlight w:val="yellow"/>
+              </w:rPr>
+              <w:t>item.</w:t>
+            </w:r>
+            <w:r>
+              <w:rPr>
+                <w:color w:val="000000"/>
+                <w:sz w:val="16"/>
+                <w:szCs w:val="16"/>
+              </w:rPr>
+              <w:t>injury_risk</w:t>
+            </w:r>
+            <w:proofErr w:type="spellEnd"/>
+            <w:r>
+              <w:rPr>
+                <w:color w:val="000000"/>
+                <w:sz w:val="16"/>
+                <w:szCs w:val="16"/>
+                <w:highlight w:val="yellow"/>
+              </w:rPr>
+              <w:t xml:space="preserve"> }}</w:t>
+            </w:r>
+          </w:p>
+        </w:tc>
+        <w:tc>
+          <w:tcPr>
+            <w:tcW w:w="607" w:type="pct"/>
+            <w:tcBorders>
+              <w:top w:val="single" w:sz="4" w:space="0" w:color="auto"/>
+              <w:left w:val="single" w:sz="4" w:space="0" w:color="auto"/>
+              <w:bottom w:val="single" w:sz="4" w:space="0" w:color="auto"/>
+              <w:right w:val="single" w:sz="4" w:space="0" w:color="auto"/>
+            </w:tcBorders>
+            <w:vAlign w:val="center"/>
+          </w:tcPr>
+          <w:p>
+            <w:pPr>
+              <w:spacing w:after="0" w:line="240" w:lineRule="auto"/>
+              <w:rPr>
+                <w:rFonts w:eastAsiaTheme="minorHAnsi"/>
+                <w:color w:val="000000"/>
+                <w:sz w:val="16"/>
+                <w:szCs w:val="16"/>
+              </w:rPr>
+            </w:pPr>
+            <w:r>
+              <w:rPr>
+                <w:color w:val="000000"/>
+                <w:sz w:val="16"/>
+                <w:szCs w:val="16"/>
+                <w:highlight w:val="yellow"/>
+              </w:rPr>
+              <w:t xml:space="preserve">{{ </w:t>
+            </w:r>
+            <w:proofErr w:type="spellStart"/>
+            <w:r>
+              <w:rPr>
+                <w:color w:val="000000"/>
+                <w:sz w:val="16"/>
+                <w:szCs w:val="16"/>
+                <w:highlight w:val="yellow"/>
+              </w:rPr>
+              <w:t>item.</w:t>
+            </w:r>
+            <w:r>
+              <w:rPr>
+                <w:color w:val="000000"/>
+                <w:sz w:val="16"/>
+                <w:szCs w:val="16"/>
+              </w:rPr>
+              <w:t>expected_damage</w:t>
+            </w:r>
+            <w:proofErr w:type="spellEnd"/>
+            <w:r>
+              <w:rPr>
+                <w:color w:val="000000"/>
+                <w:sz w:val="16"/>
+                <w:szCs w:val="16"/>
+                <w:highlight w:val="yellow"/>
+              </w:rPr>
+              <w:t xml:space="preserve"> }}</w:t>
+            </w:r>
+          </w:p>
+        </w:tc>
+        <w:tc>
+          <w:tcPr>
+            <w:tcW w:w="707" w:type="pct"/>
+            <w:tcBorders>
+              <w:top w:val="single" w:sz="4" w:space="0" w:color="auto"/>
+              <w:left w:val="single" w:sz="4" w:space="0" w:color="auto"/>
+              <w:bottom w:val="single" w:sz="4" w:space="0" w:color="auto"/>
+              <w:right w:val="single" w:sz="4" w:space="0" w:color="auto"/>
+            </w:tcBorders>
+            <w:vAlign w:val="center"/>
+          </w:tcPr>
+          <w:p>
+            <w:pPr>
+              <w:spacing w:after="0" w:line="240" w:lineRule="auto"/>
+              <w:rPr>
+                <w:rFonts w:eastAsiaTheme="minorHAnsi"/>
+                <w:color w:val="000000"/>
+                <w:sz w:val="16"/>
+                <w:szCs w:val="16"/>
+              </w:rPr>
+            </w:pPr>
+            <w:r>
+              <w:rPr>
+                <w:color w:val="000000"/>
+                <w:sz w:val="16"/>
+                <w:szCs w:val="16"/>
+                <w:highlight w:val="yellow"/>
+              </w:rPr>
+              <w:t xml:space="preserve">{{ </w:t>
+            </w:r>
+            <w:proofErr w:type="spellStart"/>
+            <w:r>
+              <w:rPr>
+                <w:color w:val="000000"/>
+                <w:sz w:val="16"/>
+                <w:szCs w:val="16"/>
+                <w:highlight w:val="yellow"/>
+              </w:rPr>
+              <w:t>item.</w:t>
+            </w:r>
+            <w:r>
+              <w:rPr>
+                <w:color w:val="000000"/>
+                <w:sz w:val="16"/>
+                <w:szCs w:val="16"/>
+              </w:rPr>
+              <w:t>mass_risk</w:t>
+            </w:r>
+            <w:proofErr w:type="spellEnd"/>
+            <w:r>
+              <w:rPr>
+                <w:color w:val="000000"/>
+                <w:sz w:val="16"/>
+                <w:szCs w:val="16"/>
+                <w:highlight w:val="yellow"/>
+              </w:rPr>
+              <w:t xml:space="preserve"> }}</w:t>
+            </w:r>
+          </w:p>
+        </w:tc>
+        <w:tc>
+          <w:tcPr>
+            <w:tcW w:w="921" w:type="pct"/>
+            <w:tcBorders>
+              <w:top w:val="single" w:sz="4" w:space="0" w:color="auto"/>
+              <w:left w:val="single" w:sz="4" w:space="0" w:color="auto"/>
+              <w:bottom w:val="single" w:sz="4" w:space="0" w:color="auto"/>
+              <w:right w:val="single" w:sz="4" w:space="0" w:color="auto"/>
+            </w:tcBorders>
+            <w:vAlign w:val="center"/>
+          </w:tcPr>
+          <w:p>
+            <w:pPr>
+              <w:spacing w:after="0" w:line="240" w:lineRule="auto"/>
+              <w:rPr>
+                <w:rFonts w:eastAsiaTheme="minorHAnsi"/>
+                <w:color w:val="000000"/>
+                <w:sz w:val="16"/>
+                <w:szCs w:val="16"/>
+              </w:rPr>
+            </w:pPr>
+            <w:r>
+              <w:rPr>
+                <w:color w:val="000000"/>
+                <w:sz w:val="16"/>
+                <w:szCs w:val="16"/>
+                <w:highlight w:val="yellow"/>
+              </w:rPr>
+              <w:t xml:space="preserve">{{ </w:t>
+            </w:r>
+            <w:proofErr w:type="spellStart"/>
+            <w:r>
+              <w:rPr>
+                <w:color w:val="000000"/>
+                <w:sz w:val="16"/>
+                <w:szCs w:val="16"/>
+                <w:highlight w:val="yellow"/>
+              </w:rPr>
+              <w:t>item.</w:t>
+            </w:r>
+            <w:r>
+              <w:rPr>
+                <w:color w:val="000000"/>
+                <w:sz w:val="16"/>
+                <w:szCs w:val="16"/>
+              </w:rPr>
+              <w:t>probability</w:t>
+            </w:r>
+            <w:proofErr w:type="spellEnd"/>
+            <w:r>
+              <w:rPr>
+                <w:color w:val="000000"/>
+                <w:sz w:val="16"/>
+                <w:szCs w:val="16"/>
+                <w:highlight w:val="yellow"/>
+              </w:rPr>
+              <w:t xml:space="preserve"> }}</w:t>
+            </w:r>
+          </w:p>
+        </w:tc>
+      </w:tr>
+      <w:tr>
+        <w:trPr>
+          <w:trHeight w:val="20"/>
+        </w:trPr>
+        <w:tc>
+          <w:tcPr>
+            <w:tcW w:w="5000" w:type="pct"/>
+            <w:gridSpan w:val="7"/>
+            <w:tcBorders>
+              <w:top w:val="single" w:sz="4" w:space="0" w:color="auto"/>
+              <w:left w:val="single" w:sz="4" w:space="0" w:color="auto"/>
+              <w:bottom w:val="single" w:sz="4" w:space="0" w:color="auto"/>
+              <w:right w:val="single" w:sz="4" w:space="0" w:color="auto"/>
+            </w:tcBorders>
+          </w:tcPr>
+          <w:p>
+            <w:pPr>
+              <w:spacing w:after="0" w:line="240" w:lineRule="auto"/>
+              <w:rPr>
+                <w:rFonts w:eastAsiaTheme="minorHAnsi"/>
+                <w:color w:val="000000"/>
+                <w:sz w:val="16"/>
+                <w:szCs w:val="16"/>
+              </w:rPr>
+            </w:pPr>
+            <w:r>
+              <w:rPr>
+                <w:rFonts w:eastAsiaTheme="minorHAnsi"/>
+                <w:color w:val="000000"/>
+                <w:sz w:val="16"/>
+                <w:szCs w:val="16"/>
+              </w:rPr>
+              <w:t xml:space="preserve">{%tr </w:t>
+            </w:r>
+            <w:proofErr w:type="spellStart"/>
+            <w:r>
+              <w:rPr>
+                <w:rFonts w:eastAsiaTheme="minorHAnsi"/>
+                <w:color w:val="000000"/>
+                <w:sz w:val="16"/>
+                <w:szCs w:val="16"/>
+              </w:rPr>
+              <w:t>endfor</w:t>
+            </w:r>
+            <w:proofErr w:type="spellEnd"/>
+            <w:r>
+              <w:rPr>
+                <w:rFonts w:eastAsiaTheme="minorHAnsi"/>
+                <w:color w:val="000000"/>
+                <w:sz w:val="16"/>
+                <w:szCs w:val="16"/>
+              </w:rPr>
+              <w:t xml:space="preserve"> %}</w:t>
+            </w:r>
+          </w:p>
+        </w:tc>
+      </w:tr>
+    </w:tbl>
+    <w:p/>
     <w:sectPr>
       <w:pgSz w:w="12240" w:h="15840"/>
       <w:pgMar w:top="1134" w:right="850" w:bottom="1134" w:left="1701" w:header="720" w:footer="720" w:gutter="0"/>
